--- a/docs/Анализ_требований.docx
+++ b/docs/Анализ_требований.docx
@@ -43,7 +43,7 @@
           <w:sz w:val="26"/>
           <w:szCs w:val="26"/>
         </w:rPr>
-        <w:t xml:space="preserve">Проект: Ferrari &amp; Leclerc Hub</w:t>
+        <w:t>Проект: F1 Analytics Hub</w:t>
       </w:r>
     </w:p>
     <w:p>
@@ -60,7 +60,7 @@
           <w:sz w:val="22"/>
           <w:szCs w:val="22"/>
         </w:rPr>
-        <w:t xml:space="preserve">Версия 2.0 · 20 октября 2026 г.</w:t>
+        <w:t>Версия 3.0 · 29 октября 2026 г.</w:t>
       </w:r>
     </w:p>
     <w:p>
@@ -69,6 +69,7 @@
         <w:keepNext/>
       </w:pPr>
       <w:r>
+        <w:rPr/>
         <w:t xml:space="preserve">1. Выявление и анализ требований</w:t>
       </w:r>
     </w:p>
@@ -884,11 +885,12 @@
     </w:p>
     <w:p>
       <w:pPr>
-        <w:pStyle w:val="Heading1"/>
+        <w:pStyle w:val="Heading2"/>
         <w:keepNext/>
       </w:pPr>
       <w:r>
-        <w:t xml:space="preserve">2. Спецификация требования</w:t>
+        <w:rPr/>
+        <w:t xml:space="preserve">1.3. Третья итерация</w:t>
       </w:r>
     </w:p>
     <w:p>
@@ -897,7 +899,8 @@
         <w:jc w:val="both"/>
       </w:pPr>
       <w:r>
-        <w:t xml:space="preserve">Требования сформулированы в виде списка функций и ограничений. Каждое требование имеет идентификатор, приоритет и состояние реализации на 20 октября 2026 г. Требования FR-01–FR-06 сохранены из первой версии документа; FR-07–FR-16 добавлены на второй итерации.</w:t>
+        <w:rPr/>
+        <w:t xml:space="preserve">На третьей итерации требования уточнялись по результатам тестирования на всех платформах (в том числе на эмуляторе Android и симуляторе iPhone), ревью интерфейса по правилам доступности и пожеланиям разработчика: сделать приложение для всех болельщиков, а не одного пилота, показывать данные во время гонки, выпустить мобильные версии, улучшить дизайн. Обязательным ограничением осталось использование только бесплатных источников и инструментов. Анализ выявил проблемы, которые определили новые требования:</w:t>
       </w:r>
     </w:p>
     <w:tbl>
@@ -913,10 +916,9 @@
         </w:tblBorders>
       </w:tblPr>
       <w:tblGrid>
-        <w:gridCol w:w="900"/>
-        <w:gridCol w:w="5555"/>
-        <w:gridCol w:w="1200"/>
-        <w:gridCol w:w="1700"/>
+        <w:gridCol w:w="2806"/>
+        <w:gridCol w:w="2806"/>
+        <w:gridCol w:w="3743"/>
       </w:tblGrid>
       <w:tr>
         <w:trPr>
@@ -925,7 +927,7 @@
         </w:trPr>
         <w:tc>
           <w:tcPr>
-            <w:tcW w:type="dxa" w:w="900"/>
+            <w:tcW w:type="dxa" w:w="2806"/>
             <w:tcBorders>
               <w:top w:val="single" w:color="A6A6A6" w:sz="4"/>
               <w:left w:val="single" w:color="A6A6A6" w:sz="4"/>
@@ -947,18 +949,16 @@
             </w:pPr>
             <w:r>
               <w:rPr>
-                <w:b/>
-                <w:bCs/>
-                <w:sz w:val="20"/>
-                <w:szCs w:val="20"/>
-              </w:rPr>
-              <w:t xml:space="preserve">ID</w:t>
-            </w:r>
-          </w:p>
-        </w:tc>
-        <w:tc>
-          <w:tcPr>
-            <w:tcW w:type="dxa" w:w="5555"/>
+                <w:sz w:val="19"/>
+                <w:szCs w:val="19"/>
+              </w:rPr>
+              <w:t xml:space="preserve">Проблема версии 2.0</w:t>
+            </w:r>
+          </w:p>
+        </w:tc>
+        <w:tc>
+          <w:tcPr>
+            <w:tcW w:type="dxa" w:w="2806"/>
             <w:tcBorders>
               <w:top w:val="single" w:color="A6A6A6" w:sz="4"/>
               <w:left w:val="single" w:color="A6A6A6" w:sz="4"/>
@@ -980,18 +980,16 @@
             </w:pPr>
             <w:r>
               <w:rPr>
-                <w:b/>
-                <w:bCs/>
-                <w:sz w:val="20"/>
-                <w:szCs w:val="20"/>
-              </w:rPr>
-              <w:t xml:space="preserve">Требование</w:t>
-            </w:r>
-          </w:p>
-        </w:tc>
-        <w:tc>
-          <w:tcPr>
-            <w:tcW w:type="dxa" w:w="1200"/>
+                <w:sz w:val="19"/>
+                <w:szCs w:val="19"/>
+              </w:rPr>
+              <w:t xml:space="preserve">Последствие</w:t>
+            </w:r>
+          </w:p>
+        </w:tc>
+        <w:tc>
+          <w:tcPr>
+            <w:tcW w:type="dxa" w:w="3743"/>
             <w:tcBorders>
               <w:top w:val="single" w:color="A6A6A6" w:sz="4"/>
               <w:left w:val="single" w:color="A6A6A6" w:sz="4"/>
@@ -1013,45 +1011,10 @@
             </w:pPr>
             <w:r>
               <w:rPr>
-                <w:b/>
-                <w:bCs/>
-                <w:sz w:val="20"/>
-                <w:szCs w:val="20"/>
-              </w:rPr>
-              <w:t xml:space="preserve">Приоритет</w:t>
-            </w:r>
-          </w:p>
-        </w:tc>
-        <w:tc>
-          <w:tcPr>
-            <w:tcW w:type="dxa" w:w="1700"/>
-            <w:tcBorders>
-              <w:top w:val="single" w:color="A6A6A6" w:sz="4"/>
-              <w:left w:val="single" w:color="A6A6A6" w:sz="4"/>
-              <w:bottom w:val="single" w:color="A6A6A6" w:sz="4"/>
-              <w:right w:val="single" w:color="A6A6A6" w:sz="4"/>
-            </w:tcBorders>
-            <w:shd w:fill="E7E6E6" w:color="auto" w:val="clear"/>
-            <w:tcMar>
-              <w:top w:type="dxa" w:w="60"/>
-              <w:left w:type="dxa" w:w="100"/>
-              <w:bottom w:type="dxa" w:w="60"/>
-              <w:right w:type="dxa" w:w="100"/>
-            </w:tcMar>
-          </w:tcPr>
-          <w:p>
-            <w:pPr>
-              <w:spacing w:after="0" w:line="252"/>
-              <w:jc w:val="left"/>
-            </w:pPr>
-            <w:r>
-              <w:rPr>
-                <w:b/>
-                <w:bCs/>
-                <w:sz w:val="20"/>
-                <w:szCs w:val="20"/>
-              </w:rPr>
-              <w:t xml:space="preserve">Состояние</w:t>
+                <w:sz w:val="19"/>
+                <w:szCs w:val="19"/>
+              </w:rPr>
+              <w:t xml:space="preserve">Решение (требование)</w:t>
             </w:r>
           </w:p>
         </w:tc>
@@ -1062,121 +1025,91 @@
         </w:trPr>
         <w:tc>
           <w:tcPr>
-            <w:tcW w:type="dxa" w:w="900"/>
-            <w:tcBorders>
-              <w:top w:val="single" w:color="A6A6A6" w:sz="4"/>
-              <w:left w:val="single" w:color="A6A6A6" w:sz="4"/>
-              <w:bottom w:val="single" w:color="A6A6A6" w:sz="4"/>
-              <w:right w:val="single" w:color="A6A6A6" w:sz="4"/>
-            </w:tcBorders>
-            <w:tcMar>
-              <w:top w:type="dxa" w:w="60"/>
-              <w:left w:type="dxa" w:w="100"/>
-              <w:bottom w:type="dxa" w:w="60"/>
-              <w:right w:type="dxa" w:w="100"/>
-            </w:tcMar>
-          </w:tcPr>
-          <w:p>
-            <w:pPr>
-              <w:spacing w:after="0" w:line="252"/>
-              <w:jc w:val="left"/>
-            </w:pPr>
-            <w:r>
-              <w:rPr>
-                <w:sz w:val="20"/>
-                <w:szCs w:val="20"/>
-              </w:rPr>
-              <w:t xml:space="preserve">FR-01</w:t>
-            </w:r>
-          </w:p>
-        </w:tc>
-        <w:tc>
-          <w:tcPr>
-            <w:tcW w:type="dxa" w:w="5555"/>
-            <w:tcBorders>
-              <w:top w:val="single" w:color="A6A6A6" w:sz="4"/>
-              <w:left w:val="single" w:color="A6A6A6" w:sz="4"/>
-              <w:bottom w:val="single" w:color="A6A6A6" w:sz="4"/>
-              <w:right w:val="single" w:color="A6A6A6" w:sz="4"/>
-            </w:tcBorders>
-            <w:tcMar>
-              <w:top w:type="dxa" w:w="60"/>
-              <w:left w:type="dxa" w:w="100"/>
-              <w:bottom w:type="dxa" w:w="60"/>
-              <w:right w:type="dxa" w:w="100"/>
-            </w:tcMar>
-          </w:tcPr>
-          <w:p>
-            <w:pPr>
-              <w:spacing w:after="0" w:line="252"/>
-              <w:jc w:val="left"/>
-            </w:pPr>
-            <w:r>
-              <w:rPr>
-                <w:sz w:val="20"/>
-                <w:szCs w:val="20"/>
-              </w:rPr>
-              <w:t xml:space="preserve">Отображение актуальной статистики Шарля Леклера (позиция, очки, победы)</w:t>
-            </w:r>
-          </w:p>
-        </w:tc>
-        <w:tc>
-          <w:tcPr>
-            <w:tcW w:type="dxa" w:w="1200"/>
-            <w:tcBorders>
-              <w:top w:val="single" w:color="A6A6A6" w:sz="4"/>
-              <w:left w:val="single" w:color="A6A6A6" w:sz="4"/>
-              <w:bottom w:val="single" w:color="A6A6A6" w:sz="4"/>
-              <w:right w:val="single" w:color="A6A6A6" w:sz="4"/>
-            </w:tcBorders>
-            <w:tcMar>
-              <w:top w:type="dxa" w:w="60"/>
-              <w:left w:type="dxa" w:w="100"/>
-              <w:bottom w:type="dxa" w:w="60"/>
-              <w:right w:type="dxa" w:w="100"/>
-            </w:tcMar>
-          </w:tcPr>
-          <w:p>
-            <w:pPr>
-              <w:spacing w:after="0" w:line="252"/>
-              <w:jc w:val="left"/>
-            </w:pPr>
-            <w:r>
-              <w:rPr>
-                <w:sz w:val="20"/>
-                <w:szCs w:val="20"/>
-              </w:rPr>
-              <w:t xml:space="preserve">Высокий</w:t>
-            </w:r>
-          </w:p>
-        </w:tc>
-        <w:tc>
-          <w:tcPr>
-            <w:tcW w:type="dxa" w:w="1700"/>
-            <w:tcBorders>
-              <w:top w:val="single" w:color="A6A6A6" w:sz="4"/>
-              <w:left w:val="single" w:color="A6A6A6" w:sz="4"/>
-              <w:bottom w:val="single" w:color="A6A6A6" w:sz="4"/>
-              <w:right w:val="single" w:color="A6A6A6" w:sz="4"/>
-            </w:tcBorders>
-            <w:tcMar>
-              <w:top w:type="dxa" w:w="60"/>
-              <w:left w:type="dxa" w:w="100"/>
-              <w:bottom w:type="dxa" w:w="60"/>
-              <w:right w:type="dxa" w:w="100"/>
-            </w:tcMar>
-          </w:tcPr>
-          <w:p>
-            <w:pPr>
-              <w:spacing w:after="0" w:line="252"/>
-              <w:jc w:val="left"/>
-            </w:pPr>
-            <w:r>
-              <w:rPr>
-                <w:sz w:val="20"/>
-                <w:szCs w:val="20"/>
-              </w:rPr>
-              <w:t xml:space="preserve">Реализовано</w:t>
+            <w:tcW w:type="dxa" w:w="2806"/>
+            <w:tcBorders>
+              <w:top w:val="single" w:color="A6A6A6" w:sz="4"/>
+              <w:left w:val="single" w:color="A6A6A6" w:sz="4"/>
+              <w:bottom w:val="single" w:color="A6A6A6" w:sz="4"/>
+              <w:right w:val="single" w:color="A6A6A6" w:sz="4"/>
+            </w:tcBorders>
+            <w:tcMar>
+              <w:top w:type="dxa" w:w="60"/>
+              <w:left w:type="dxa" w:w="100"/>
+              <w:bottom w:type="dxa" w:w="60"/>
+              <w:right w:type="dxa" w:w="100"/>
+            </w:tcMar>
+          </w:tcPr>
+          <w:p>
+            <w:pPr>
+              <w:spacing w:after="0" w:line="252"/>
+              <w:jc w:val="left"/>
+            </w:pPr>
+            <w:r>
+              <w:rPr>
+                <w:sz w:val="19"/>
+                <w:szCs w:val="19"/>
+              </w:rPr>
+              <w:t xml:space="preserve">Приложение посвящено одному пилоту (Шарль Леклер)</w:t>
+            </w:r>
+          </w:p>
+        </w:tc>
+        <w:tc>
+          <w:tcPr>
+            <w:tcW w:type="dxa" w:w="2806"/>
+            <w:tcBorders>
+              <w:top w:val="single" w:color="A6A6A6" w:sz="4"/>
+              <w:left w:val="single" w:color="A6A6A6" w:sz="4"/>
+              <w:bottom w:val="single" w:color="A6A6A6" w:sz="4"/>
+              <w:right w:val="single" w:color="A6A6A6" w:sz="4"/>
+            </w:tcBorders>
+            <w:tcMar>
+              <w:top w:type="dxa" w:w="60"/>
+              <w:left w:type="dxa" w:w="100"/>
+              <w:bottom w:type="dxa" w:w="60"/>
+              <w:right w:type="dxa" w:w="100"/>
+            </w:tcMar>
+          </w:tcPr>
+          <w:p>
+            <w:pPr>
+              <w:spacing w:after="0" w:line="252"/>
+              <w:jc w:val="left"/>
+            </w:pPr>
+            <w:r>
+              <w:rPr>
+                <w:sz w:val="19"/>
+                <w:szCs w:val="19"/>
+              </w:rPr>
+              <w:t xml:space="preserve">Болельщикам других пилотов приложение неинтересно; в коде много особых случаев для одного пилота</w:t>
+            </w:r>
+          </w:p>
+        </w:tc>
+        <w:tc>
+          <w:tcPr>
+            <w:tcW w:type="dxa" w:w="3743"/>
+            <w:tcBorders>
+              <w:top w:val="single" w:color="A6A6A6" w:sz="4"/>
+              <w:left w:val="single" w:color="A6A6A6" w:sz="4"/>
+              <w:bottom w:val="single" w:color="A6A6A6" w:sz="4"/>
+              <w:right w:val="single" w:color="A6A6A6" w:sz="4"/>
+            </w:tcBorders>
+            <w:tcMar>
+              <w:top w:type="dxa" w:w="60"/>
+              <w:left w:type="dxa" w:w="100"/>
+              <w:bottom w:type="dxa" w:w="60"/>
+              <w:right w:type="dxa" w:w="100"/>
+            </w:tcMar>
+          </w:tcPr>
+          <w:p>
+            <w:pPr>
+              <w:spacing w:after="0" w:line="252"/>
+              <w:jc w:val="left"/>
+            </w:pPr>
+            <w:r>
+              <w:rPr>
+                <w:sz w:val="19"/>
+                <w:szCs w:val="19"/>
+              </w:rPr>
+              <w:t xml:space="preserve">Все пилоты равноправны: страница любого пилота, сравнение любых 2–4 пилотов, поиск (FR-01, FR-05, FR-09, FR-17)</w:t>
             </w:r>
           </w:p>
         </w:tc>
@@ -1187,121 +1120,91 @@
         </w:trPr>
         <w:tc>
           <w:tcPr>
-            <w:tcW w:type="dxa" w:w="900"/>
-            <w:tcBorders>
-              <w:top w:val="single" w:color="A6A6A6" w:sz="4"/>
-              <w:left w:val="single" w:color="A6A6A6" w:sz="4"/>
-              <w:bottom w:val="single" w:color="A6A6A6" w:sz="4"/>
-              <w:right w:val="single" w:color="A6A6A6" w:sz="4"/>
-            </w:tcBorders>
-            <w:tcMar>
-              <w:top w:type="dxa" w:w="60"/>
-              <w:left w:type="dxa" w:w="100"/>
-              <w:bottom w:type="dxa" w:w="60"/>
-              <w:right w:type="dxa" w:w="100"/>
-            </w:tcMar>
-          </w:tcPr>
-          <w:p>
-            <w:pPr>
-              <w:spacing w:after="0" w:line="252"/>
-              <w:jc w:val="left"/>
-            </w:pPr>
-            <w:r>
-              <w:rPr>
-                <w:sz w:val="20"/>
-                <w:szCs w:val="20"/>
-              </w:rPr>
-              <w:t xml:space="preserve">FR-02</w:t>
-            </w:r>
-          </w:p>
-        </w:tc>
-        <w:tc>
-          <w:tcPr>
-            <w:tcW w:type="dxa" w:w="5555"/>
-            <w:tcBorders>
-              <w:top w:val="single" w:color="A6A6A6" w:sz="4"/>
-              <w:left w:val="single" w:color="A6A6A6" w:sz="4"/>
-              <w:bottom w:val="single" w:color="A6A6A6" w:sz="4"/>
-              <w:right w:val="single" w:color="A6A6A6" w:sz="4"/>
-            </w:tcBorders>
-            <w:tcMar>
-              <w:top w:type="dxa" w:w="60"/>
-              <w:left w:type="dxa" w:w="100"/>
-              <w:bottom w:type="dxa" w:w="60"/>
-              <w:right w:type="dxa" w:w="100"/>
-            </w:tcMar>
-          </w:tcPr>
-          <w:p>
-            <w:pPr>
-              <w:spacing w:after="0" w:line="252"/>
-              <w:jc w:val="left"/>
-            </w:pPr>
-            <w:r>
-              <w:rPr>
-                <w:sz w:val="20"/>
-                <w:szCs w:val="20"/>
-              </w:rPr>
-              <w:t xml:space="preserve">Отображение таблицы чемпионата пилотов текущего сезона (полной), с выделением Леклера и отставанием от лидера</w:t>
-            </w:r>
-          </w:p>
-        </w:tc>
-        <w:tc>
-          <w:tcPr>
-            <w:tcW w:type="dxa" w:w="1200"/>
-            <w:tcBorders>
-              <w:top w:val="single" w:color="A6A6A6" w:sz="4"/>
-              <w:left w:val="single" w:color="A6A6A6" w:sz="4"/>
-              <w:bottom w:val="single" w:color="A6A6A6" w:sz="4"/>
-              <w:right w:val="single" w:color="A6A6A6" w:sz="4"/>
-            </w:tcBorders>
-            <w:tcMar>
-              <w:top w:type="dxa" w:w="60"/>
-              <w:left w:type="dxa" w:w="100"/>
-              <w:bottom w:type="dxa" w:w="60"/>
-              <w:right w:type="dxa" w:w="100"/>
-            </w:tcMar>
-          </w:tcPr>
-          <w:p>
-            <w:pPr>
-              <w:spacing w:after="0" w:line="252"/>
-              <w:jc w:val="left"/>
-            </w:pPr>
-            <w:r>
-              <w:rPr>
-                <w:sz w:val="20"/>
-                <w:szCs w:val="20"/>
-              </w:rPr>
-              <w:t xml:space="preserve">Высокий</w:t>
-            </w:r>
-          </w:p>
-        </w:tc>
-        <w:tc>
-          <w:tcPr>
-            <w:tcW w:type="dxa" w:w="1700"/>
-            <w:tcBorders>
-              <w:top w:val="single" w:color="A6A6A6" w:sz="4"/>
-              <w:left w:val="single" w:color="A6A6A6" w:sz="4"/>
-              <w:bottom w:val="single" w:color="A6A6A6" w:sz="4"/>
-              <w:right w:val="single" w:color="A6A6A6" w:sz="4"/>
-            </w:tcBorders>
-            <w:tcMar>
-              <w:top w:type="dxa" w:w="60"/>
-              <w:left w:type="dxa" w:w="100"/>
-              <w:bottom w:type="dxa" w:w="60"/>
-              <w:right w:type="dxa" w:w="100"/>
-            </w:tcMar>
-          </w:tcPr>
-          <w:p>
-            <w:pPr>
-              <w:spacing w:after="0" w:line="252"/>
-              <w:jc w:val="left"/>
-            </w:pPr>
-            <w:r>
-              <w:rPr>
-                <w:sz w:val="20"/>
-                <w:szCs w:val="20"/>
-              </w:rPr>
-              <w:t xml:space="preserve">Реализовано</w:t>
+            <w:tcW w:type="dxa" w:w="2806"/>
+            <w:tcBorders>
+              <w:top w:val="single" w:color="A6A6A6" w:sz="4"/>
+              <w:left w:val="single" w:color="A6A6A6" w:sz="4"/>
+              <w:bottom w:val="single" w:color="A6A6A6" w:sz="4"/>
+              <w:right w:val="single" w:color="A6A6A6" w:sz="4"/>
+            </w:tcBorders>
+            <w:tcMar>
+              <w:top w:type="dxa" w:w="60"/>
+              <w:left w:type="dxa" w:w="100"/>
+              <w:bottom w:type="dxa" w:w="60"/>
+              <w:right w:type="dxa" w:w="100"/>
+            </w:tcMar>
+          </w:tcPr>
+          <w:p>
+            <w:pPr>
+              <w:spacing w:after="0" w:line="252"/>
+              <w:jc w:val="left"/>
+            </w:pPr>
+            <w:r>
+              <w:rPr>
+                <w:sz w:val="19"/>
+                <w:szCs w:val="19"/>
+              </w:rPr>
+              <w:t xml:space="preserve">Нет данных во время сессии: OpenF1 на время сессии закрывает бесплатный доступ (ответ 401)</w:t>
+            </w:r>
+          </w:p>
+        </w:tc>
+        <w:tc>
+          <w:tcPr>
+            <w:tcW w:type="dxa" w:w="2806"/>
+            <w:tcBorders>
+              <w:top w:val="single" w:color="A6A6A6" w:sz="4"/>
+              <w:left w:val="single" w:color="A6A6A6" w:sz="4"/>
+              <w:bottom w:val="single" w:color="A6A6A6" w:sz="4"/>
+              <w:right w:val="single" w:color="A6A6A6" w:sz="4"/>
+            </w:tcBorders>
+            <w:tcMar>
+              <w:top w:type="dxa" w:w="60"/>
+              <w:left w:type="dxa" w:w="100"/>
+              <w:bottom w:type="dxa" w:w="60"/>
+              <w:right w:type="dxa" w:w="100"/>
+            </w:tcMar>
+          </w:tcPr>
+          <w:p>
+            <w:pPr>
+              <w:spacing w:after="0" w:line="252"/>
+              <w:jc w:val="left"/>
+            </w:pPr>
+            <w:r>
+              <w:rPr>
+                <w:sz w:val="19"/>
+                <w:szCs w:val="19"/>
+              </w:rPr>
+              <w:t xml:space="preserve">Live Timing пуст именно тогда, когда он нужен</w:t>
+            </w:r>
+          </w:p>
+        </w:tc>
+        <w:tc>
+          <w:tcPr>
+            <w:tcW w:type="dxa" w:w="3743"/>
+            <w:tcBorders>
+              <w:top w:val="single" w:color="A6A6A6" w:sz="4"/>
+              <w:left w:val="single" w:color="A6A6A6" w:sz="4"/>
+              <w:bottom w:val="single" w:color="A6A6A6" w:sz="4"/>
+              <w:right w:val="single" w:color="A6A6A6" w:sz="4"/>
+            </w:tcBorders>
+            <w:tcMar>
+              <w:top w:type="dxa" w:w="60"/>
+              <w:left w:type="dxa" w:w="100"/>
+              <w:bottom w:type="dxa" w:w="60"/>
+              <w:right w:type="dxa" w:w="100"/>
+            </w:tcMar>
+          </w:tcPr>
+          <w:p>
+            <w:pPr>
+              <w:spacing w:after="0" w:line="252"/>
+              <w:jc w:val="left"/>
+            </w:pPr>
+            <w:r>
+              <w:rPr>
+                <w:sz w:val="19"/>
+                <w:szCs w:val="19"/>
+              </w:rPr>
+              <w:t xml:space="preserve">Официальный поток F1 live timing (SignalR Core, без ключа); OpenF1 — запасной источник (FR-18)</w:t>
             </w:r>
           </w:p>
         </w:tc>
@@ -1312,121 +1215,91 @@
         </w:trPr>
         <w:tc>
           <w:tcPr>
-            <w:tcW w:type="dxa" w:w="900"/>
-            <w:tcBorders>
-              <w:top w:val="single" w:color="A6A6A6" w:sz="4"/>
-              <w:left w:val="single" w:color="A6A6A6" w:sz="4"/>
-              <w:bottom w:val="single" w:color="A6A6A6" w:sz="4"/>
-              <w:right w:val="single" w:color="A6A6A6" w:sz="4"/>
-            </w:tcBorders>
-            <w:tcMar>
-              <w:top w:type="dxa" w:w="60"/>
-              <w:left w:type="dxa" w:w="100"/>
-              <w:bottom w:type="dxa" w:w="60"/>
-              <w:right w:type="dxa" w:w="100"/>
-            </w:tcMar>
-          </w:tcPr>
-          <w:p>
-            <w:pPr>
-              <w:spacing w:after="0" w:line="252"/>
-              <w:jc w:val="left"/>
-            </w:pPr>
-            <w:r>
-              <w:rPr>
-                <w:sz w:val="20"/>
-                <w:szCs w:val="20"/>
-              </w:rPr>
-              <w:t xml:space="preserve">FR-03</w:t>
-            </w:r>
-          </w:p>
-        </w:tc>
-        <w:tc>
-          <w:tcPr>
-            <w:tcW w:type="dxa" w:w="5555"/>
-            <w:tcBorders>
-              <w:top w:val="single" w:color="A6A6A6" w:sz="4"/>
-              <w:left w:val="single" w:color="A6A6A6" w:sz="4"/>
-              <w:bottom w:val="single" w:color="A6A6A6" w:sz="4"/>
-              <w:right w:val="single" w:color="A6A6A6" w:sz="4"/>
-            </w:tcBorders>
-            <w:tcMar>
-              <w:top w:type="dxa" w:w="60"/>
-              <w:left w:type="dxa" w:w="100"/>
-              <w:bottom w:type="dxa" w:w="60"/>
-              <w:right w:type="dxa" w:w="100"/>
-            </w:tcMar>
-          </w:tcPr>
-          <w:p>
-            <w:pPr>
-              <w:spacing w:after="0" w:line="252"/>
-              <w:jc w:val="left"/>
-            </w:pPr>
-            <w:r>
-              <w:rPr>
-                <w:sz w:val="20"/>
-                <w:szCs w:val="20"/>
-              </w:rPr>
-              <w:t xml:space="preserve">Навигация между разделами приложения</w:t>
-            </w:r>
-          </w:p>
-        </w:tc>
-        <w:tc>
-          <w:tcPr>
-            <w:tcW w:type="dxa" w:w="1200"/>
-            <w:tcBorders>
-              <w:top w:val="single" w:color="A6A6A6" w:sz="4"/>
-              <w:left w:val="single" w:color="A6A6A6" w:sz="4"/>
-              <w:bottom w:val="single" w:color="A6A6A6" w:sz="4"/>
-              <w:right w:val="single" w:color="A6A6A6" w:sz="4"/>
-            </w:tcBorders>
-            <w:tcMar>
-              <w:top w:type="dxa" w:w="60"/>
-              <w:left w:type="dxa" w:w="100"/>
-              <w:bottom w:type="dxa" w:w="60"/>
-              <w:right w:type="dxa" w:w="100"/>
-            </w:tcMar>
-          </w:tcPr>
-          <w:p>
-            <w:pPr>
-              <w:spacing w:after="0" w:line="252"/>
-              <w:jc w:val="left"/>
-            </w:pPr>
-            <w:r>
-              <w:rPr>
-                <w:sz w:val="20"/>
-                <w:szCs w:val="20"/>
-              </w:rPr>
-              <w:t xml:space="preserve">Высокий</w:t>
-            </w:r>
-          </w:p>
-        </w:tc>
-        <w:tc>
-          <w:tcPr>
-            <w:tcW w:type="dxa" w:w="1700"/>
-            <w:tcBorders>
-              <w:top w:val="single" w:color="A6A6A6" w:sz="4"/>
-              <w:left w:val="single" w:color="A6A6A6" w:sz="4"/>
-              <w:bottom w:val="single" w:color="A6A6A6" w:sz="4"/>
-              <w:right w:val="single" w:color="A6A6A6" w:sz="4"/>
-            </w:tcBorders>
-            <w:tcMar>
-              <w:top w:type="dxa" w:w="60"/>
-              <w:left w:type="dxa" w:w="100"/>
-              <w:bottom w:type="dxa" w:w="60"/>
-              <w:right w:type="dxa" w:w="100"/>
-            </w:tcMar>
-          </w:tcPr>
-          <w:p>
-            <w:pPr>
-              <w:spacing w:after="0" w:line="252"/>
-              <w:jc w:val="left"/>
-            </w:pPr>
-            <w:r>
-              <w:rPr>
-                <w:sz w:val="20"/>
-                <w:szCs w:val="20"/>
-              </w:rPr>
-              <w:t xml:space="preserve">Реализовано</w:t>
+            <w:tcW w:type="dxa" w:w="2806"/>
+            <w:tcBorders>
+              <w:top w:val="single" w:color="A6A6A6" w:sz="4"/>
+              <w:left w:val="single" w:color="A6A6A6" w:sz="4"/>
+              <w:bottom w:val="single" w:color="A6A6A6" w:sz="4"/>
+              <w:right w:val="single" w:color="A6A6A6" w:sz="4"/>
+            </w:tcBorders>
+            <w:tcMar>
+              <w:top w:type="dxa" w:w="60"/>
+              <w:left w:type="dxa" w:w="100"/>
+              <w:bottom w:type="dxa" w:w="60"/>
+              <w:right w:type="dxa" w:w="100"/>
+            </w:tcMar>
+          </w:tcPr>
+          <w:p>
+            <w:pPr>
+              <w:spacing w:after="0" w:line="252"/>
+              <w:jc w:val="left"/>
+            </w:pPr>
+            <w:r>
+              <w:rPr>
+                <w:sz w:val="19"/>
+                <w:szCs w:val="19"/>
+              </w:rPr>
+              <w:t xml:space="preserve">Только Windows</w:t>
+            </w:r>
+          </w:p>
+        </w:tc>
+        <w:tc>
+          <w:tcPr>
+            <w:tcW w:type="dxa" w:w="2806"/>
+            <w:tcBorders>
+              <w:top w:val="single" w:color="A6A6A6" w:sz="4"/>
+              <w:left w:val="single" w:color="A6A6A6" w:sz="4"/>
+              <w:bottom w:val="single" w:color="A6A6A6" w:sz="4"/>
+              <w:right w:val="single" w:color="A6A6A6" w:sz="4"/>
+            </w:tcBorders>
+            <w:tcMar>
+              <w:top w:type="dxa" w:w="60"/>
+              <w:left w:type="dxa" w:w="100"/>
+              <w:bottom w:type="dxa" w:w="60"/>
+              <w:right w:type="dxa" w:w="100"/>
+            </w:tcMar>
+          </w:tcPr>
+          <w:p>
+            <w:pPr>
+              <w:spacing w:after="0" w:line="252"/>
+              <w:jc w:val="left"/>
+            </w:pPr>
+            <w:r>
+              <w:rPr>
+                <w:sz w:val="19"/>
+                <w:szCs w:val="19"/>
+              </w:rPr>
+              <w:t xml:space="preserve">Нет приложения на телефоне, с которым болельщики смотрят гонки</w:t>
+            </w:r>
+          </w:p>
+        </w:tc>
+        <w:tc>
+          <w:tcPr>
+            <w:tcW w:type="dxa" w:w="3743"/>
+            <w:tcBorders>
+              <w:top w:val="single" w:color="A6A6A6" w:sz="4"/>
+              <w:left w:val="single" w:color="A6A6A6" w:sz="4"/>
+              <w:bottom w:val="single" w:color="A6A6A6" w:sz="4"/>
+              <w:right w:val="single" w:color="A6A6A6" w:sz="4"/>
+            </w:tcBorders>
+            <w:tcMar>
+              <w:top w:type="dxa" w:w="60"/>
+              <w:left w:type="dxa" w:w="100"/>
+              <w:bottom w:type="dxa" w:w="60"/>
+              <w:right w:type="dxa" w:w="100"/>
+            </w:tcMar>
+          </w:tcPr>
+          <w:p>
+            <w:pPr>
+              <w:spacing w:after="0" w:line="252"/>
+              <w:jc w:val="left"/>
+            </w:pPr>
+            <w:r>
+              <w:rPr>
+                <w:sz w:val="19"/>
+                <w:szCs w:val="19"/>
+              </w:rPr>
+              <w:t xml:space="preserve">Сборки Windows, macOS, Android и iPhone с проверкой запуска в CI (FR-16, NFR-07)</w:t>
             </w:r>
           </w:p>
         </w:tc>
@@ -1437,121 +1310,91 @@
         </w:trPr>
         <w:tc>
           <w:tcPr>
-            <w:tcW w:type="dxa" w:w="900"/>
-            <w:tcBorders>
-              <w:top w:val="single" w:color="A6A6A6" w:sz="4"/>
-              <w:left w:val="single" w:color="A6A6A6" w:sz="4"/>
-              <w:bottom w:val="single" w:color="A6A6A6" w:sz="4"/>
-              <w:right w:val="single" w:color="A6A6A6" w:sz="4"/>
-            </w:tcBorders>
-            <w:tcMar>
-              <w:top w:type="dxa" w:w="60"/>
-              <w:left w:type="dxa" w:w="100"/>
-              <w:bottom w:type="dxa" w:w="60"/>
-              <w:right w:type="dxa" w:w="100"/>
-            </w:tcMar>
-          </w:tcPr>
-          <w:p>
-            <w:pPr>
-              <w:spacing w:after="0" w:line="252"/>
-              <w:jc w:val="left"/>
-            </w:pPr>
-            <w:r>
-              <w:rPr>
-                <w:sz w:val="20"/>
-                <w:szCs w:val="20"/>
-              </w:rPr>
-              <w:t xml:space="preserve">FR-04</w:t>
-            </w:r>
-          </w:p>
-        </w:tc>
-        <w:tc>
-          <w:tcPr>
-            <w:tcW w:type="dxa" w:w="5555"/>
-            <w:tcBorders>
-              <w:top w:val="single" w:color="A6A6A6" w:sz="4"/>
-              <w:left w:val="single" w:color="A6A6A6" w:sz="4"/>
-              <w:bottom w:val="single" w:color="A6A6A6" w:sz="4"/>
-              <w:right w:val="single" w:color="A6A6A6" w:sz="4"/>
-            </w:tcBorders>
-            <w:tcMar>
-              <w:top w:type="dxa" w:w="60"/>
-              <w:left w:type="dxa" w:w="100"/>
-              <w:bottom w:type="dxa" w:w="60"/>
-              <w:right w:type="dxa" w:w="100"/>
-            </w:tcMar>
-          </w:tcPr>
-          <w:p>
-            <w:pPr>
-              <w:spacing w:after="0" w:line="252"/>
-              <w:jc w:val="left"/>
-            </w:pPr>
-            <w:r>
-              <w:rPr>
-                <w:sz w:val="20"/>
-                <w:szCs w:val="20"/>
-              </w:rPr>
-              <w:t xml:space="preserve">Получение данных из внешнего API (Jolpica) с обработкой ошибок</w:t>
-            </w:r>
-          </w:p>
-        </w:tc>
-        <w:tc>
-          <w:tcPr>
-            <w:tcW w:type="dxa" w:w="1200"/>
-            <w:tcBorders>
-              <w:top w:val="single" w:color="A6A6A6" w:sz="4"/>
-              <w:left w:val="single" w:color="A6A6A6" w:sz="4"/>
-              <w:bottom w:val="single" w:color="A6A6A6" w:sz="4"/>
-              <w:right w:val="single" w:color="A6A6A6" w:sz="4"/>
-            </w:tcBorders>
-            <w:tcMar>
-              <w:top w:type="dxa" w:w="60"/>
-              <w:left w:type="dxa" w:w="100"/>
-              <w:bottom w:type="dxa" w:w="60"/>
-              <w:right w:type="dxa" w:w="100"/>
-            </w:tcMar>
-          </w:tcPr>
-          <w:p>
-            <w:pPr>
-              <w:spacing w:after="0" w:line="252"/>
-              <w:jc w:val="left"/>
-            </w:pPr>
-            <w:r>
-              <w:rPr>
-                <w:sz w:val="20"/>
-                <w:szCs w:val="20"/>
-              </w:rPr>
-              <w:t xml:space="preserve">Высокий</w:t>
-            </w:r>
-          </w:p>
-        </w:tc>
-        <w:tc>
-          <w:tcPr>
-            <w:tcW w:type="dxa" w:w="1700"/>
-            <w:tcBorders>
-              <w:top w:val="single" w:color="A6A6A6" w:sz="4"/>
-              <w:left w:val="single" w:color="A6A6A6" w:sz="4"/>
-              <w:bottom w:val="single" w:color="A6A6A6" w:sz="4"/>
-              <w:right w:val="single" w:color="A6A6A6" w:sz="4"/>
-            </w:tcBorders>
-            <w:tcMar>
-              <w:top w:type="dxa" w:w="60"/>
-              <w:left w:type="dxa" w:w="100"/>
-              <w:bottom w:type="dxa" w:w="60"/>
-              <w:right w:type="dxa" w:w="100"/>
-            </w:tcMar>
-          </w:tcPr>
-          <w:p>
-            <w:pPr>
-              <w:spacing w:after="0" w:line="252"/>
-              <w:jc w:val="left"/>
-            </w:pPr>
-            <w:r>
-              <w:rPr>
-                <w:sz w:val="20"/>
-                <w:szCs w:val="20"/>
-              </w:rPr>
-              <w:t xml:space="preserve">Реализовано</w:t>
+            <w:tcW w:type="dxa" w:w="2806"/>
+            <w:tcBorders>
+              <w:top w:val="single" w:color="A6A6A6" w:sz="4"/>
+              <w:left w:val="single" w:color="A6A6A6" w:sz="4"/>
+              <w:bottom w:val="single" w:color="A6A6A6" w:sz="4"/>
+              <w:right w:val="single" w:color="A6A6A6" w:sz="4"/>
+            </w:tcBorders>
+            <w:tcMar>
+              <w:top w:type="dxa" w:w="60"/>
+              <w:left w:type="dxa" w:w="100"/>
+              <w:bottom w:type="dxa" w:w="60"/>
+              <w:right w:type="dxa" w:w="100"/>
+            </w:tcMar>
+          </w:tcPr>
+          <w:p>
+            <w:pPr>
+              <w:spacing w:after="0" w:line="252"/>
+              <w:jc w:val="left"/>
+            </w:pPr>
+            <w:r>
+              <w:rPr>
+                <w:sz w:val="19"/>
+                <w:szCs w:val="19"/>
+              </w:rPr>
+              <w:t xml:space="preserve">Тесты интерфейса шли на заглушке Flet, принимающей любые аргументы</w:t>
+            </w:r>
+          </w:p>
+        </w:tc>
+        <w:tc>
+          <w:tcPr>
+            <w:tcW w:type="dxa" w:w="2806"/>
+            <w:tcBorders>
+              <w:top w:val="single" w:color="A6A6A6" w:sz="4"/>
+              <w:left w:val="single" w:color="A6A6A6" w:sz="4"/>
+              <w:bottom w:val="single" w:color="A6A6A6" w:sz="4"/>
+              <w:right w:val="single" w:color="A6A6A6" w:sz="4"/>
+            </w:tcBorders>
+            <w:tcMar>
+              <w:top w:type="dxa" w:w="60"/>
+              <w:left w:type="dxa" w:w="100"/>
+              <w:bottom w:type="dxa" w:w="60"/>
+              <w:right w:type="dxa" w:w="100"/>
+            </w:tcMar>
+          </w:tcPr>
+          <w:p>
+            <w:pPr>
+              <w:spacing w:after="0" w:line="252"/>
+              <w:jc w:val="left"/>
+            </w:pPr>
+            <w:r>
+              <w:rPr>
+                <w:sz w:val="19"/>
+                <w:szCs w:val="19"/>
+              </w:rPr>
+              <w:t xml:space="preserve">Падение экрана «Стратегия» на настоящем Flet тесты не ловили</w:t>
+            </w:r>
+          </w:p>
+        </w:tc>
+        <w:tc>
+          <w:tcPr>
+            <w:tcW w:type="dxa" w:w="3743"/>
+            <w:tcBorders>
+              <w:top w:val="single" w:color="A6A6A6" w:sz="4"/>
+              <w:left w:val="single" w:color="A6A6A6" w:sz="4"/>
+              <w:bottom w:val="single" w:color="A6A6A6" w:sz="4"/>
+              <w:right w:val="single" w:color="A6A6A6" w:sz="4"/>
+            </w:tcBorders>
+            <w:tcMar>
+              <w:top w:type="dxa" w:w="60"/>
+              <w:left w:type="dxa" w:w="100"/>
+              <w:bottom w:type="dxa" w:w="60"/>
+              <w:right w:type="dxa" w:w="100"/>
+            </w:tcMar>
+          </w:tcPr>
+          <w:p>
+            <w:pPr>
+              <w:spacing w:after="0" w:line="252"/>
+              <w:jc w:val="left"/>
+            </w:pPr>
+            <w:r>
+              <w:rPr>
+                <w:sz w:val="19"/>
+                <w:szCs w:val="19"/>
+              </w:rPr>
+              <w:t xml:space="preserve">Тест строит все экраны настоящим Flet и проверяет поля каждого элемента (NFR-09)</w:t>
             </w:r>
           </w:p>
         </w:tc>
@@ -1562,121 +1405,91 @@
         </w:trPr>
         <w:tc>
           <w:tcPr>
-            <w:tcW w:type="dxa" w:w="900"/>
-            <w:tcBorders>
-              <w:top w:val="single" w:color="A6A6A6" w:sz="4"/>
-              <w:left w:val="single" w:color="A6A6A6" w:sz="4"/>
-              <w:bottom w:val="single" w:color="A6A6A6" w:sz="4"/>
-              <w:right w:val="single" w:color="A6A6A6" w:sz="4"/>
-            </w:tcBorders>
-            <w:tcMar>
-              <w:top w:type="dxa" w:w="60"/>
-              <w:left w:type="dxa" w:w="100"/>
-              <w:bottom w:type="dxa" w:w="60"/>
-              <w:right w:type="dxa" w:w="100"/>
-            </w:tcMar>
-          </w:tcPr>
-          <w:p>
-            <w:pPr>
-              <w:spacing w:after="0" w:line="252"/>
-              <w:jc w:val="left"/>
-            </w:pPr>
-            <w:r>
-              <w:rPr>
-                <w:sz w:val="20"/>
-                <w:szCs w:val="20"/>
-              </w:rPr>
-              <w:t xml:space="preserve">FR-05</w:t>
-            </w:r>
-          </w:p>
-        </w:tc>
-        <w:tc>
-          <w:tcPr>
-            <w:tcW w:type="dxa" w:w="5555"/>
-            <w:tcBorders>
-              <w:top w:val="single" w:color="A6A6A6" w:sz="4"/>
-              <w:left w:val="single" w:color="A6A6A6" w:sz="4"/>
-              <w:bottom w:val="single" w:color="A6A6A6" w:sz="4"/>
-              <w:right w:val="single" w:color="A6A6A6" w:sz="4"/>
-            </w:tcBorders>
-            <w:tcMar>
-              <w:top w:type="dxa" w:w="60"/>
-              <w:left w:type="dxa" w:w="100"/>
-              <w:bottom w:type="dxa" w:w="60"/>
-              <w:right w:type="dxa" w:w="100"/>
-            </w:tcMar>
-          </w:tcPr>
-          <w:p>
-            <w:pPr>
-              <w:spacing w:after="0" w:line="252"/>
-              <w:jc w:val="left"/>
-            </w:pPr>
-            <w:r>
-              <w:rPr>
-                <w:sz w:val="20"/>
-                <w:szCs w:val="20"/>
-              </w:rPr>
-              <w:t xml:space="preserve">Сравнение показателей пилотов («Дуэль»)</w:t>
-            </w:r>
-          </w:p>
-        </w:tc>
-        <w:tc>
-          <w:tcPr>
-            <w:tcW w:type="dxa" w:w="1200"/>
-            <w:tcBorders>
-              <w:top w:val="single" w:color="A6A6A6" w:sz="4"/>
-              <w:left w:val="single" w:color="A6A6A6" w:sz="4"/>
-              <w:bottom w:val="single" w:color="A6A6A6" w:sz="4"/>
-              <w:right w:val="single" w:color="A6A6A6" w:sz="4"/>
-            </w:tcBorders>
-            <w:tcMar>
-              <w:top w:type="dxa" w:w="60"/>
-              <w:left w:type="dxa" w:w="100"/>
-              <w:bottom w:type="dxa" w:w="60"/>
-              <w:right w:type="dxa" w:w="100"/>
-            </w:tcMar>
-          </w:tcPr>
-          <w:p>
-            <w:pPr>
-              <w:spacing w:after="0" w:line="252"/>
-              <w:jc w:val="left"/>
-            </w:pPr>
-            <w:r>
-              <w:rPr>
-                <w:sz w:val="20"/>
-                <w:szCs w:val="20"/>
-              </w:rPr>
-              <w:t xml:space="preserve">Средний</w:t>
-            </w:r>
-          </w:p>
-        </w:tc>
-        <w:tc>
-          <w:tcPr>
-            <w:tcW w:type="dxa" w:w="1700"/>
-            <w:tcBorders>
-              <w:top w:val="single" w:color="A6A6A6" w:sz="4"/>
-              <w:left w:val="single" w:color="A6A6A6" w:sz="4"/>
-              <w:bottom w:val="single" w:color="A6A6A6" w:sz="4"/>
-              <w:right w:val="single" w:color="A6A6A6" w:sz="4"/>
-            </w:tcBorders>
-            <w:tcMar>
-              <w:top w:type="dxa" w:w="60"/>
-              <w:left w:type="dxa" w:w="100"/>
-              <w:bottom w:type="dxa" w:w="60"/>
-              <w:right w:type="dxa" w:w="100"/>
-            </w:tcMar>
-          </w:tcPr>
-          <w:p>
-            <w:pPr>
-              <w:spacing w:after="0" w:line="252"/>
-              <w:jc w:val="left"/>
-            </w:pPr>
-            <w:r>
-              <w:rPr>
-                <w:sz w:val="20"/>
-                <w:szCs w:val="20"/>
-              </w:rPr>
-              <w:t xml:space="preserve">Реализовано</w:t>
+            <w:tcW w:type="dxa" w:w="2806"/>
+            <w:tcBorders>
+              <w:top w:val="single" w:color="A6A6A6" w:sz="4"/>
+              <w:left w:val="single" w:color="A6A6A6" w:sz="4"/>
+              <w:bottom w:val="single" w:color="A6A6A6" w:sz="4"/>
+              <w:right w:val="single" w:color="A6A6A6" w:sz="4"/>
+            </w:tcBorders>
+            <w:tcMar>
+              <w:top w:type="dxa" w:w="60"/>
+              <w:left w:type="dxa" w:w="100"/>
+              <w:bottom w:type="dxa" w:w="60"/>
+              <w:right w:type="dxa" w:w="100"/>
+            </w:tcMar>
+          </w:tcPr>
+          <w:p>
+            <w:pPr>
+              <w:spacing w:after="0" w:line="252"/>
+              <w:jc w:val="left"/>
+            </w:pPr>
+            <w:r>
+              <w:rPr>
+                <w:sz w:val="19"/>
+                <w:szCs w:val="19"/>
+              </w:rPr>
+              <w:t xml:space="preserve">Мелкий текст, низкий контраст в светлой теме и теме команды, мелкие кнопки</w:t>
+            </w:r>
+          </w:p>
+        </w:tc>
+        <w:tc>
+          <w:tcPr>
+            <w:tcW w:type="dxa" w:w="2806"/>
+            <w:tcBorders>
+              <w:top w:val="single" w:color="A6A6A6" w:sz="4"/>
+              <w:left w:val="single" w:color="A6A6A6" w:sz="4"/>
+              <w:bottom w:val="single" w:color="A6A6A6" w:sz="4"/>
+              <w:right w:val="single" w:color="A6A6A6" w:sz="4"/>
+            </w:tcBorders>
+            <w:tcMar>
+              <w:top w:type="dxa" w:w="60"/>
+              <w:left w:type="dxa" w:w="100"/>
+              <w:bottom w:type="dxa" w:w="60"/>
+              <w:right w:type="dxa" w:w="100"/>
+            </w:tcMar>
+          </w:tcPr>
+          <w:p>
+            <w:pPr>
+              <w:spacing w:after="0" w:line="252"/>
+              <w:jc w:val="left"/>
+            </w:pPr>
+            <w:r>
+              <w:rPr>
+                <w:sz w:val="19"/>
+                <w:szCs w:val="19"/>
+              </w:rPr>
+              <w:t xml:space="preserve">Интерфейс плохо читается, особенно на телефоне</w:t>
+            </w:r>
+          </w:p>
+        </w:tc>
+        <w:tc>
+          <w:tcPr>
+            <w:tcW w:type="dxa" w:w="3743"/>
+            <w:tcBorders>
+              <w:top w:val="single" w:color="A6A6A6" w:sz="4"/>
+              <w:left w:val="single" w:color="A6A6A6" w:sz="4"/>
+              <w:bottom w:val="single" w:color="A6A6A6" w:sz="4"/>
+              <w:right w:val="single" w:color="A6A6A6" w:sz="4"/>
+            </w:tcBorders>
+            <w:tcMar>
+              <w:top w:type="dxa" w:w="60"/>
+              <w:left w:type="dxa" w:w="100"/>
+              <w:bottom w:type="dxa" w:w="60"/>
+              <w:right w:type="dxa" w:w="100"/>
+            </w:tcMar>
+          </w:tcPr>
+          <w:p>
+            <w:pPr>
+              <w:spacing w:after="0" w:line="252"/>
+              <w:jc w:val="left"/>
+            </w:pPr>
+            <w:r>
+              <w:rPr>
+                <w:sz w:val="19"/>
+                <w:szCs w:val="19"/>
+              </w:rPr>
+              <w:t xml:space="preserve">Три размера шрифта, контраст 4,5:1 во всех темах, зоны нажатия от 48 dp, «Меньше движения» (NFR-08, NFR-13)</w:t>
             </w:r>
           </w:p>
         </w:tc>
@@ -1687,121 +1500,260 @@
         </w:trPr>
         <w:tc>
           <w:tcPr>
-            <w:tcW w:type="dxa" w:w="900"/>
-            <w:tcBorders>
-              <w:top w:val="single" w:color="A6A6A6" w:sz="4"/>
-              <w:left w:val="single" w:color="A6A6A6" w:sz="4"/>
-              <w:bottom w:val="single" w:color="A6A6A6" w:sz="4"/>
-              <w:right w:val="single" w:color="A6A6A6" w:sz="4"/>
-            </w:tcBorders>
-            <w:tcMar>
-              <w:top w:type="dxa" w:w="60"/>
-              <w:left w:type="dxa" w:w="100"/>
-              <w:bottom w:type="dxa" w:w="60"/>
-              <w:right w:type="dxa" w:w="100"/>
-            </w:tcMar>
-          </w:tcPr>
-          <w:p>
-            <w:pPr>
-              <w:spacing w:after="0" w:line="252"/>
-              <w:jc w:val="left"/>
-            </w:pPr>
-            <w:r>
-              <w:rPr>
-                <w:sz w:val="20"/>
-                <w:szCs w:val="20"/>
-              </w:rPr>
-              <w:t xml:space="preserve">FR-06</w:t>
-            </w:r>
-          </w:p>
-        </w:tc>
-        <w:tc>
-          <w:tcPr>
-            <w:tcW w:type="dxa" w:w="5555"/>
-            <w:tcBorders>
-              <w:top w:val="single" w:color="A6A6A6" w:sz="4"/>
-              <w:left w:val="single" w:color="A6A6A6" w:sz="4"/>
-              <w:bottom w:val="single" w:color="A6A6A6" w:sz="4"/>
-              <w:right w:val="single" w:color="A6A6A6" w:sz="4"/>
-            </w:tcBorders>
-            <w:tcMar>
-              <w:top w:type="dxa" w:w="60"/>
-              <w:left w:type="dxa" w:w="100"/>
-              <w:bottom w:type="dxa" w:w="60"/>
-              <w:right w:type="dxa" w:w="100"/>
-            </w:tcMar>
-          </w:tcPr>
-          <w:p>
-            <w:pPr>
-              <w:spacing w:after="0" w:line="252"/>
-              <w:jc w:val="left"/>
-            </w:pPr>
-            <w:r>
-              <w:rPr>
-                <w:sz w:val="20"/>
-                <w:szCs w:val="20"/>
-              </w:rPr>
-              <w:t xml:space="preserve">Подбор базовой стратегии пит-стопов по трассе</w:t>
-            </w:r>
-          </w:p>
-        </w:tc>
-        <w:tc>
-          <w:tcPr>
-            <w:tcW w:type="dxa" w:w="1200"/>
-            <w:tcBorders>
-              <w:top w:val="single" w:color="A6A6A6" w:sz="4"/>
-              <w:left w:val="single" w:color="A6A6A6" w:sz="4"/>
-              <w:bottom w:val="single" w:color="A6A6A6" w:sz="4"/>
-              <w:right w:val="single" w:color="A6A6A6" w:sz="4"/>
-            </w:tcBorders>
-            <w:tcMar>
-              <w:top w:type="dxa" w:w="60"/>
-              <w:left w:type="dxa" w:w="100"/>
-              <w:bottom w:type="dxa" w:w="60"/>
-              <w:right w:type="dxa" w:w="100"/>
-            </w:tcMar>
-          </w:tcPr>
-          <w:p>
-            <w:pPr>
-              <w:spacing w:after="0" w:line="252"/>
-              <w:jc w:val="left"/>
-            </w:pPr>
-            <w:r>
-              <w:rPr>
-                <w:sz w:val="20"/>
-                <w:szCs w:val="20"/>
-              </w:rPr>
-              <w:t xml:space="preserve">Низкий</w:t>
-            </w:r>
-          </w:p>
-        </w:tc>
-        <w:tc>
-          <w:tcPr>
-            <w:tcW w:type="dxa" w:w="1700"/>
-            <w:tcBorders>
-              <w:top w:val="single" w:color="A6A6A6" w:sz="4"/>
-              <w:left w:val="single" w:color="A6A6A6" w:sz="4"/>
-              <w:bottom w:val="single" w:color="A6A6A6" w:sz="4"/>
-              <w:right w:val="single" w:color="A6A6A6" w:sz="4"/>
-            </w:tcBorders>
-            <w:tcMar>
-              <w:top w:type="dxa" w:w="60"/>
-              <w:left w:type="dxa" w:w="100"/>
-              <w:bottom w:type="dxa" w:w="60"/>
-              <w:right w:type="dxa" w:w="100"/>
-            </w:tcMar>
-          </w:tcPr>
-          <w:p>
-            <w:pPr>
-              <w:spacing w:after="0" w:line="252"/>
-              <w:jc w:val="left"/>
-            </w:pPr>
-            <w:r>
-              <w:rPr>
-                <w:sz w:val="20"/>
-                <w:szCs w:val="20"/>
-              </w:rPr>
-              <w:t xml:space="preserve">Реализовано</w:t>
+            <w:tcW w:type="dxa" w:w="2806"/>
+            <w:tcBorders>
+              <w:top w:val="single" w:color="A6A6A6" w:sz="4"/>
+              <w:left w:val="single" w:color="A6A6A6" w:sz="4"/>
+              <w:bottom w:val="single" w:color="A6A6A6" w:sz="4"/>
+              <w:right w:val="single" w:color="A6A6A6" w:sz="4"/>
+            </w:tcBorders>
+            <w:tcMar>
+              <w:top w:type="dxa" w:w="60"/>
+              <w:left w:type="dxa" w:w="100"/>
+              <w:bottom w:type="dxa" w:w="60"/>
+              <w:right w:type="dxa" w:w="100"/>
+            </w:tcMar>
+          </w:tcPr>
+          <w:p>
+            <w:pPr>
+              <w:spacing w:after="0" w:line="252"/>
+              <w:jc w:val="left"/>
+            </w:pPr>
+            <w:r>
+              <w:rPr>
+                <w:sz w:val="19"/>
+                <w:szCs w:val="19"/>
+              </w:rPr>
+              <w:t xml:space="preserve">Повреждённый файл базы, страница входа в Wi-Fi вместо картинки, ошибка в обработчике нажатия</w:t>
+            </w:r>
+          </w:p>
+        </w:tc>
+        <w:tc>
+          <w:tcPr>
+            <w:tcW w:type="dxa" w:w="2806"/>
+            <w:tcBorders>
+              <w:top w:val="single" w:color="A6A6A6" w:sz="4"/>
+              <w:left w:val="single" w:color="A6A6A6" w:sz="4"/>
+              <w:bottom w:val="single" w:color="A6A6A6" w:sz="4"/>
+              <w:right w:val="single" w:color="A6A6A6" w:sz="4"/>
+            </w:tcBorders>
+            <w:tcMar>
+              <w:top w:type="dxa" w:w="60"/>
+              <w:left w:type="dxa" w:w="100"/>
+              <w:bottom w:type="dxa" w:w="60"/>
+              <w:right w:type="dxa" w:w="100"/>
+            </w:tcMar>
+          </w:tcPr>
+          <w:p>
+            <w:pPr>
+              <w:spacing w:after="0" w:line="252"/>
+              <w:jc w:val="left"/>
+            </w:pPr>
+            <w:r>
+              <w:rPr>
+                <w:sz w:val="19"/>
+                <w:szCs w:val="19"/>
+              </w:rPr>
+              <w:t xml:space="preserve">Приложение закрывается или навсегда показывает битые фото</w:t>
+            </w:r>
+          </w:p>
+        </w:tc>
+        <w:tc>
+          <w:tcPr>
+            <w:tcW w:type="dxa" w:w="3743"/>
+            <w:tcBorders>
+              <w:top w:val="single" w:color="A6A6A6" w:sz="4"/>
+              <w:left w:val="single" w:color="A6A6A6" w:sz="4"/>
+              <w:bottom w:val="single" w:color="A6A6A6" w:sz="4"/>
+              <w:right w:val="single" w:color="A6A6A6" w:sz="4"/>
+            </w:tcBorders>
+            <w:tcMar>
+              <w:top w:type="dxa" w:w="60"/>
+              <w:left w:type="dxa" w:w="100"/>
+              <w:bottom w:type="dxa" w:w="60"/>
+              <w:right w:type="dxa" w:w="100"/>
+            </w:tcMar>
+          </w:tcPr>
+          <w:p>
+            <w:pPr>
+              <w:spacing w:after="0" w:line="252"/>
+              <w:jc w:val="left"/>
+            </w:pPr>
+            <w:r>
+              <w:rPr>
+                <w:sz w:val="19"/>
+                <w:szCs w:val="19"/>
+              </w:rPr>
+              <w:t xml:space="preserve">Проверка целостности базы, проверка формата картинок, перехват ошибок обработчиков (NFR-05)</w:t>
+            </w:r>
+          </w:p>
+        </w:tc>
+      </w:tr>
+    </w:tbl>
+    <w:p>
+      <w:pPr>
+        <w:pStyle w:val="Heading1"/>
+        <w:keepNext/>
+      </w:pPr>
+      <w:r>
+        <w:rPr/>
+        <w:t xml:space="preserve">2. Спецификация требования</w:t>
+      </w:r>
+    </w:p>
+    <w:p>
+      <w:pPr>
+        <w:spacing w:after="120" w:before="0" w:line="300"/>
+        <w:jc w:val="both"/>
+      </w:pPr>
+      <w:r>
+        <w:rPr/>
+        <w:t xml:space="preserve">Требования сформулированы в виде списка функций и ограничений. Каждое требование имеет идентификатор, приоритет и состояние реализации на 29 октября 2026 г. Требования FR-01–FR-06 сохранены из первой версии документа (FR-01, FR-05 и FR-09 обобщены с одного пилота на всех), FR-07–FR-16 добавлены на второй итерации, FR-17–FR-26 — на третьей.</w:t>
+      </w:r>
+    </w:p>
+    <w:tbl>
+      <w:tblPr>
+        <w:tblW w:type="dxa" w:w="9355"/>
+        <w:tblBorders>
+          <w:top w:val="single" w:color="auto" w:sz="4"/>
+          <w:left w:val="single" w:color="auto" w:sz="4"/>
+          <w:bottom w:val="single" w:color="auto" w:sz="4"/>
+          <w:right w:val="single" w:color="auto" w:sz="4"/>
+          <w:insideH w:val="single" w:color="auto" w:sz="4"/>
+          <w:insideV w:val="single" w:color="auto" w:sz="4"/>
+        </w:tblBorders>
+      </w:tblPr>
+      <w:tblGrid>
+        <w:gridCol w:w="1029"/>
+        <w:gridCol w:w="5145"/>
+        <w:gridCol w:w="1310"/>
+        <w:gridCol w:w="1871"/>
+      </w:tblGrid>
+      <w:tr>
+        <w:trPr>
+          <w:cantSplit/>
+          <w:tblHeader/>
+        </w:trPr>
+        <w:tc>
+          <w:tcPr>
+            <w:tcW w:type="dxa" w:w="1029"/>
+            <w:tcBorders>
+              <w:top w:val="single" w:color="A6A6A6" w:sz="4"/>
+              <w:left w:val="single" w:color="A6A6A6" w:sz="4"/>
+              <w:bottom w:val="single" w:color="A6A6A6" w:sz="4"/>
+              <w:right w:val="single" w:color="A6A6A6" w:sz="4"/>
+            </w:tcBorders>
+            <w:shd w:fill="E7E6E6" w:color="auto" w:val="clear"/>
+            <w:tcMar>
+              <w:top w:type="dxa" w:w="60"/>
+              <w:left w:type="dxa" w:w="100"/>
+              <w:bottom w:type="dxa" w:w="60"/>
+              <w:right w:type="dxa" w:w="100"/>
+            </w:tcMar>
+          </w:tcPr>
+          <w:p>
+            <w:pPr>
+              <w:spacing w:after="0" w:line="252"/>
+              <w:jc w:val="left"/>
+            </w:pPr>
+            <w:r>
+              <w:rPr>
+                <w:sz w:val="20"/>
+                <w:szCs w:val="20"/>
+              </w:rPr>
+              <w:t xml:space="preserve">ID</w:t>
+            </w:r>
+          </w:p>
+        </w:tc>
+        <w:tc>
+          <w:tcPr>
+            <w:tcW w:type="dxa" w:w="5145"/>
+            <w:tcBorders>
+              <w:top w:val="single" w:color="A6A6A6" w:sz="4"/>
+              <w:left w:val="single" w:color="A6A6A6" w:sz="4"/>
+              <w:bottom w:val="single" w:color="A6A6A6" w:sz="4"/>
+              <w:right w:val="single" w:color="A6A6A6" w:sz="4"/>
+            </w:tcBorders>
+            <w:shd w:fill="E7E6E6" w:color="auto" w:val="clear"/>
+            <w:tcMar>
+              <w:top w:type="dxa" w:w="60"/>
+              <w:left w:type="dxa" w:w="100"/>
+              <w:bottom w:type="dxa" w:w="60"/>
+              <w:right w:type="dxa" w:w="100"/>
+            </w:tcMar>
+          </w:tcPr>
+          <w:p>
+            <w:pPr>
+              <w:spacing w:after="0" w:line="252"/>
+              <w:jc w:val="left"/>
+            </w:pPr>
+            <w:r>
+              <w:rPr>
+                <w:sz w:val="20"/>
+                <w:szCs w:val="20"/>
+              </w:rPr>
+              <w:t xml:space="preserve">Требование</w:t>
+            </w:r>
+          </w:p>
+        </w:tc>
+        <w:tc>
+          <w:tcPr>
+            <w:tcW w:type="dxa" w:w="1310"/>
+            <w:tcBorders>
+              <w:top w:val="single" w:color="A6A6A6" w:sz="4"/>
+              <w:left w:val="single" w:color="A6A6A6" w:sz="4"/>
+              <w:bottom w:val="single" w:color="A6A6A6" w:sz="4"/>
+              <w:right w:val="single" w:color="A6A6A6" w:sz="4"/>
+            </w:tcBorders>
+            <w:shd w:fill="E7E6E6" w:color="auto" w:val="clear"/>
+            <w:tcMar>
+              <w:top w:type="dxa" w:w="60"/>
+              <w:left w:type="dxa" w:w="100"/>
+              <w:bottom w:type="dxa" w:w="60"/>
+              <w:right w:type="dxa" w:w="100"/>
+            </w:tcMar>
+          </w:tcPr>
+          <w:p>
+            <w:pPr>
+              <w:spacing w:after="0" w:line="252"/>
+              <w:jc w:val="left"/>
+            </w:pPr>
+            <w:r>
+              <w:rPr>
+                <w:sz w:val="20"/>
+                <w:szCs w:val="20"/>
+              </w:rPr>
+              <w:t xml:space="preserve">Приоритет</w:t>
+            </w:r>
+          </w:p>
+        </w:tc>
+        <w:tc>
+          <w:tcPr>
+            <w:tcW w:type="dxa" w:w="1871"/>
+            <w:tcBorders>
+              <w:top w:val="single" w:color="A6A6A6" w:sz="4"/>
+              <w:left w:val="single" w:color="A6A6A6" w:sz="4"/>
+              <w:bottom w:val="single" w:color="A6A6A6" w:sz="4"/>
+              <w:right w:val="single" w:color="A6A6A6" w:sz="4"/>
+            </w:tcBorders>
+            <w:shd w:fill="E7E6E6" w:color="auto" w:val="clear"/>
+            <w:tcMar>
+              <w:top w:type="dxa" w:w="60"/>
+              <w:left w:type="dxa" w:w="100"/>
+              <w:bottom w:type="dxa" w:w="60"/>
+              <w:right w:type="dxa" w:w="100"/>
+            </w:tcMar>
+          </w:tcPr>
+          <w:p>
+            <w:pPr>
+              <w:spacing w:after="0" w:line="252"/>
+              <w:jc w:val="left"/>
+            </w:pPr>
+            <w:r>
+              <w:rPr>
+                <w:sz w:val="20"/>
+                <w:szCs w:val="20"/>
+              </w:rPr>
+              <w:t xml:space="preserve">Состояние</w:t>
             </w:r>
           </w:p>
         </w:tc>
@@ -1812,97 +1764,97 @@
         </w:trPr>
         <w:tc>
           <w:tcPr>
-            <w:tcW w:type="dxa" w:w="900"/>
-            <w:tcBorders>
-              <w:top w:val="single" w:color="A6A6A6" w:sz="4"/>
-              <w:left w:val="single" w:color="A6A6A6" w:sz="4"/>
-              <w:bottom w:val="single" w:color="A6A6A6" w:sz="4"/>
-              <w:right w:val="single" w:color="A6A6A6" w:sz="4"/>
-            </w:tcBorders>
-            <w:tcMar>
-              <w:top w:type="dxa" w:w="60"/>
-              <w:left w:type="dxa" w:w="100"/>
-              <w:bottom w:type="dxa" w:w="60"/>
-              <w:right w:type="dxa" w:w="100"/>
-            </w:tcMar>
-          </w:tcPr>
-          <w:p>
-            <w:pPr>
-              <w:spacing w:after="0" w:line="252"/>
-              <w:jc w:val="left"/>
-            </w:pPr>
-            <w:r>
-              <w:rPr>
-                <w:sz w:val="20"/>
-                <w:szCs w:val="20"/>
-              </w:rPr>
-              <w:t xml:space="preserve">FR-07</w:t>
-            </w:r>
-          </w:p>
-        </w:tc>
-        <w:tc>
-          <w:tcPr>
-            <w:tcW w:type="dxa" w:w="5555"/>
-            <w:tcBorders>
-              <w:top w:val="single" w:color="A6A6A6" w:sz="4"/>
-              <w:left w:val="single" w:color="A6A6A6" w:sz="4"/>
-              <w:bottom w:val="single" w:color="A6A6A6" w:sz="4"/>
-              <w:right w:val="single" w:color="A6A6A6" w:sz="4"/>
-            </w:tcBorders>
-            <w:tcMar>
-              <w:top w:type="dxa" w:w="60"/>
-              <w:left w:type="dxa" w:w="100"/>
-              <w:bottom w:type="dxa" w:w="60"/>
-              <w:right w:type="dxa" w:w="100"/>
-            </w:tcMar>
-          </w:tcPr>
-          <w:p>
-            <w:pPr>
-              <w:spacing w:after="0" w:line="252"/>
-              <w:jc w:val="left"/>
-            </w:pPr>
-            <w:r>
-              <w:rPr>
-                <w:sz w:val="20"/>
-                <w:szCs w:val="20"/>
-              </w:rPr>
-              <w:t xml:space="preserve">Кубок конструкторов</w:t>
-            </w:r>
-          </w:p>
-        </w:tc>
-        <w:tc>
-          <w:tcPr>
-            <w:tcW w:type="dxa" w:w="1200"/>
-            <w:tcBorders>
-              <w:top w:val="single" w:color="A6A6A6" w:sz="4"/>
-              <w:left w:val="single" w:color="A6A6A6" w:sz="4"/>
-              <w:bottom w:val="single" w:color="A6A6A6" w:sz="4"/>
-              <w:right w:val="single" w:color="A6A6A6" w:sz="4"/>
-            </w:tcBorders>
-            <w:tcMar>
-              <w:top w:type="dxa" w:w="60"/>
-              <w:left w:type="dxa" w:w="100"/>
-              <w:bottom w:type="dxa" w:w="60"/>
-              <w:right w:type="dxa" w:w="100"/>
-            </w:tcMar>
-          </w:tcPr>
-          <w:p>
-            <w:pPr>
-              <w:spacing w:after="0" w:line="252"/>
-              <w:jc w:val="left"/>
-            </w:pPr>
-            <w:r>
-              <w:rPr>
-                <w:sz w:val="20"/>
-                <w:szCs w:val="20"/>
-              </w:rPr>
-              <w:t xml:space="preserve">Средний</w:t>
-            </w:r>
-          </w:p>
-        </w:tc>
-        <w:tc>
-          <w:tcPr>
-            <w:tcW w:type="dxa" w:w="1700"/>
+            <w:tcW w:type="dxa" w:w="1029"/>
+            <w:tcBorders>
+              <w:top w:val="single" w:color="A6A6A6" w:sz="4"/>
+              <w:left w:val="single" w:color="A6A6A6" w:sz="4"/>
+              <w:bottom w:val="single" w:color="A6A6A6" w:sz="4"/>
+              <w:right w:val="single" w:color="A6A6A6" w:sz="4"/>
+            </w:tcBorders>
+            <w:tcMar>
+              <w:top w:type="dxa" w:w="60"/>
+              <w:left w:type="dxa" w:w="100"/>
+              <w:bottom w:type="dxa" w:w="60"/>
+              <w:right w:type="dxa" w:w="100"/>
+            </w:tcMar>
+          </w:tcPr>
+          <w:p>
+            <w:pPr>
+              <w:spacing w:after="0" w:line="252"/>
+              <w:jc w:val="left"/>
+            </w:pPr>
+            <w:r>
+              <w:rPr>
+                <w:sz w:val="20"/>
+                <w:szCs w:val="20"/>
+              </w:rPr>
+              <w:t xml:space="preserve">FR-01</w:t>
+            </w:r>
+          </w:p>
+        </w:tc>
+        <w:tc>
+          <w:tcPr>
+            <w:tcW w:type="dxa" w:w="5145"/>
+            <w:tcBorders>
+              <w:top w:val="single" w:color="A6A6A6" w:sz="4"/>
+              <w:left w:val="single" w:color="A6A6A6" w:sz="4"/>
+              <w:bottom w:val="single" w:color="A6A6A6" w:sz="4"/>
+              <w:right w:val="single" w:color="A6A6A6" w:sz="4"/>
+            </w:tcBorders>
+            <w:tcMar>
+              <w:top w:type="dxa" w:w="60"/>
+              <w:left w:type="dxa" w:w="100"/>
+              <w:bottom w:type="dxa" w:w="60"/>
+              <w:right w:type="dxa" w:w="100"/>
+            </w:tcMar>
+          </w:tcPr>
+          <w:p>
+            <w:pPr>
+              <w:spacing w:after="0" w:line="252"/>
+              <w:jc w:val="left"/>
+            </w:pPr>
+            <w:r>
+              <w:rPr>
+                <w:sz w:val="20"/>
+                <w:szCs w:val="20"/>
+              </w:rPr>
+              <w:t xml:space="preserve">Статистика любого пилота сезона: позиция, очки, победы, подиумы, поулы</w:t>
+            </w:r>
+          </w:p>
+        </w:tc>
+        <w:tc>
+          <w:tcPr>
+            <w:tcW w:type="dxa" w:w="1310"/>
+            <w:tcBorders>
+              <w:top w:val="single" w:color="A6A6A6" w:sz="4"/>
+              <w:left w:val="single" w:color="A6A6A6" w:sz="4"/>
+              <w:bottom w:val="single" w:color="A6A6A6" w:sz="4"/>
+              <w:right w:val="single" w:color="A6A6A6" w:sz="4"/>
+            </w:tcBorders>
+            <w:tcMar>
+              <w:top w:type="dxa" w:w="60"/>
+              <w:left w:type="dxa" w:w="100"/>
+              <w:bottom w:type="dxa" w:w="60"/>
+              <w:right w:type="dxa" w:w="100"/>
+            </w:tcMar>
+          </w:tcPr>
+          <w:p>
+            <w:pPr>
+              <w:spacing w:after="0" w:line="252"/>
+              <w:jc w:val="left"/>
+            </w:pPr>
+            <w:r>
+              <w:rPr>
+                <w:sz w:val="20"/>
+                <w:szCs w:val="20"/>
+              </w:rPr>
+              <w:t xml:space="preserve">Высокий</w:t>
+            </w:r>
+          </w:p>
+        </w:tc>
+        <w:tc>
+          <w:tcPr>
+            <w:tcW w:type="dxa" w:w="1871"/>
             <w:tcBorders>
               <w:top w:val="single" w:color="A6A6A6" w:sz="4"/>
               <w:left w:val="single" w:color="A6A6A6" w:sz="4"/>
@@ -1937,97 +1889,97 @@
         </w:trPr>
         <w:tc>
           <w:tcPr>
-            <w:tcW w:type="dxa" w:w="900"/>
-            <w:tcBorders>
-              <w:top w:val="single" w:color="A6A6A6" w:sz="4"/>
-              <w:left w:val="single" w:color="A6A6A6" w:sz="4"/>
-              <w:bottom w:val="single" w:color="A6A6A6" w:sz="4"/>
-              <w:right w:val="single" w:color="A6A6A6" w:sz="4"/>
-            </w:tcBorders>
-            <w:tcMar>
-              <w:top w:type="dxa" w:w="60"/>
-              <w:left w:type="dxa" w:w="100"/>
-              <w:bottom w:type="dxa" w:w="60"/>
-              <w:right w:type="dxa" w:w="100"/>
-            </w:tcMar>
-          </w:tcPr>
-          <w:p>
-            <w:pPr>
-              <w:spacing w:after="0" w:line="252"/>
-              <w:jc w:val="left"/>
-            </w:pPr>
-            <w:r>
-              <w:rPr>
-                <w:sz w:val="20"/>
-                <w:szCs w:val="20"/>
-              </w:rPr>
-              <w:t xml:space="preserve">FR-08</w:t>
-            </w:r>
-          </w:p>
-        </w:tc>
-        <w:tc>
-          <w:tcPr>
-            <w:tcW w:type="dxa" w:w="5555"/>
-            <w:tcBorders>
-              <w:top w:val="single" w:color="A6A6A6" w:sz="4"/>
-              <w:left w:val="single" w:color="A6A6A6" w:sz="4"/>
-              <w:bottom w:val="single" w:color="A6A6A6" w:sz="4"/>
-              <w:right w:val="single" w:color="A6A6A6" w:sz="4"/>
-            </w:tcBorders>
-            <w:tcMar>
-              <w:top w:type="dxa" w:w="60"/>
-              <w:left w:type="dxa" w:w="100"/>
-              <w:bottom w:type="dxa" w:w="60"/>
-              <w:right w:type="dxa" w:w="100"/>
-            </w:tcMar>
-          </w:tcPr>
-          <w:p>
-            <w:pPr>
-              <w:spacing w:after="0" w:line="252"/>
-              <w:jc w:val="left"/>
-            </w:pPr>
-            <w:r>
-              <w:rPr>
-                <w:sz w:val="20"/>
-                <w:szCs w:val="20"/>
-              </w:rPr>
-              <w:t xml:space="preserve">Календарь сезона, расписание сессий в местном времени, ближайшая гонка с обратным отсчётом</w:t>
-            </w:r>
-          </w:p>
-        </w:tc>
-        <w:tc>
-          <w:tcPr>
-            <w:tcW w:type="dxa" w:w="1200"/>
-            <w:tcBorders>
-              <w:top w:val="single" w:color="A6A6A6" w:sz="4"/>
-              <w:left w:val="single" w:color="A6A6A6" w:sz="4"/>
-              <w:bottom w:val="single" w:color="A6A6A6" w:sz="4"/>
-              <w:right w:val="single" w:color="A6A6A6" w:sz="4"/>
-            </w:tcBorders>
-            <w:tcMar>
-              <w:top w:type="dxa" w:w="60"/>
-              <w:left w:type="dxa" w:w="100"/>
-              <w:bottom w:type="dxa" w:w="60"/>
-              <w:right w:type="dxa" w:w="100"/>
-            </w:tcMar>
-          </w:tcPr>
-          <w:p>
-            <w:pPr>
-              <w:spacing w:after="0" w:line="252"/>
-              <w:jc w:val="left"/>
-            </w:pPr>
-            <w:r>
-              <w:rPr>
-                <w:sz w:val="20"/>
-                <w:szCs w:val="20"/>
-              </w:rPr>
-              <w:t xml:space="preserve">Средний</w:t>
-            </w:r>
-          </w:p>
-        </w:tc>
-        <w:tc>
-          <w:tcPr>
-            <w:tcW w:type="dxa" w:w="1700"/>
+            <w:tcW w:type="dxa" w:w="1029"/>
+            <w:tcBorders>
+              <w:top w:val="single" w:color="A6A6A6" w:sz="4"/>
+              <w:left w:val="single" w:color="A6A6A6" w:sz="4"/>
+              <w:bottom w:val="single" w:color="A6A6A6" w:sz="4"/>
+              <w:right w:val="single" w:color="A6A6A6" w:sz="4"/>
+            </w:tcBorders>
+            <w:tcMar>
+              <w:top w:type="dxa" w:w="60"/>
+              <w:left w:type="dxa" w:w="100"/>
+              <w:bottom w:type="dxa" w:w="60"/>
+              <w:right w:type="dxa" w:w="100"/>
+            </w:tcMar>
+          </w:tcPr>
+          <w:p>
+            <w:pPr>
+              <w:spacing w:after="0" w:line="252"/>
+              <w:jc w:val="left"/>
+            </w:pPr>
+            <w:r>
+              <w:rPr>
+                <w:sz w:val="20"/>
+                <w:szCs w:val="20"/>
+              </w:rPr>
+              <w:t xml:space="preserve">FR-02</w:t>
+            </w:r>
+          </w:p>
+        </w:tc>
+        <w:tc>
+          <w:tcPr>
+            <w:tcW w:type="dxa" w:w="5145"/>
+            <w:tcBorders>
+              <w:top w:val="single" w:color="A6A6A6" w:sz="4"/>
+              <w:left w:val="single" w:color="A6A6A6" w:sz="4"/>
+              <w:bottom w:val="single" w:color="A6A6A6" w:sz="4"/>
+              <w:right w:val="single" w:color="A6A6A6" w:sz="4"/>
+            </w:tcBorders>
+            <w:tcMar>
+              <w:top w:type="dxa" w:w="60"/>
+              <w:left w:type="dxa" w:w="100"/>
+              <w:bottom w:type="dxa" w:w="60"/>
+              <w:right w:type="dxa" w:w="100"/>
+            </w:tcMar>
+          </w:tcPr>
+          <w:p>
+            <w:pPr>
+              <w:spacing w:after="0" w:line="252"/>
+              <w:jc w:val="left"/>
+            </w:pPr>
+            <w:r>
+              <w:rPr>
+                <w:sz w:val="20"/>
+                <w:szCs w:val="20"/>
+              </w:rPr>
+              <w:t xml:space="preserve">Таблица чемпионата пилотов текущего сезона с отставанием от лидера</w:t>
+            </w:r>
+          </w:p>
+        </w:tc>
+        <w:tc>
+          <w:tcPr>
+            <w:tcW w:type="dxa" w:w="1310"/>
+            <w:tcBorders>
+              <w:top w:val="single" w:color="A6A6A6" w:sz="4"/>
+              <w:left w:val="single" w:color="A6A6A6" w:sz="4"/>
+              <w:bottom w:val="single" w:color="A6A6A6" w:sz="4"/>
+              <w:right w:val="single" w:color="A6A6A6" w:sz="4"/>
+            </w:tcBorders>
+            <w:tcMar>
+              <w:top w:type="dxa" w:w="60"/>
+              <w:left w:type="dxa" w:w="100"/>
+              <w:bottom w:type="dxa" w:w="60"/>
+              <w:right w:type="dxa" w:w="100"/>
+            </w:tcMar>
+          </w:tcPr>
+          <w:p>
+            <w:pPr>
+              <w:spacing w:after="0" w:line="252"/>
+              <w:jc w:val="left"/>
+            </w:pPr>
+            <w:r>
+              <w:rPr>
+                <w:sz w:val="20"/>
+                <w:szCs w:val="20"/>
+              </w:rPr>
+              <w:t xml:space="preserve">Высокий</w:t>
+            </w:r>
+          </w:p>
+        </w:tc>
+        <w:tc>
+          <w:tcPr>
+            <w:tcW w:type="dxa" w:w="1871"/>
             <w:tcBorders>
               <w:top w:val="single" w:color="A6A6A6" w:sz="4"/>
               <w:left w:val="single" w:color="A6A6A6" w:sz="4"/>
@@ -2062,97 +2014,97 @@
         </w:trPr>
         <w:tc>
           <w:tcPr>
-            <w:tcW w:type="dxa" w:w="900"/>
-            <w:tcBorders>
-              <w:top w:val="single" w:color="A6A6A6" w:sz="4"/>
-              <w:left w:val="single" w:color="A6A6A6" w:sz="4"/>
-              <w:bottom w:val="single" w:color="A6A6A6" w:sz="4"/>
-              <w:right w:val="single" w:color="A6A6A6" w:sz="4"/>
-            </w:tcBorders>
-            <w:tcMar>
-              <w:top w:type="dxa" w:w="60"/>
-              <w:left w:type="dxa" w:w="100"/>
-              <w:bottom w:type="dxa" w:w="60"/>
-              <w:right w:type="dxa" w:w="100"/>
-            </w:tcMar>
-          </w:tcPr>
-          <w:p>
-            <w:pPr>
-              <w:spacing w:after="0" w:line="252"/>
-              <w:jc w:val="left"/>
-            </w:pPr>
-            <w:r>
-              <w:rPr>
-                <w:sz w:val="20"/>
-                <w:szCs w:val="20"/>
-              </w:rPr>
-              <w:t xml:space="preserve">FR-09</w:t>
-            </w:r>
-          </w:p>
-        </w:tc>
-        <w:tc>
-          <w:tcPr>
-            <w:tcW w:type="dxa" w:w="5555"/>
-            <w:tcBorders>
-              <w:top w:val="single" w:color="A6A6A6" w:sz="4"/>
-              <w:left w:val="single" w:color="A6A6A6" w:sz="4"/>
-              <w:bottom w:val="single" w:color="A6A6A6" w:sz="4"/>
-              <w:right w:val="single" w:color="A6A6A6" w:sz="4"/>
-            </w:tcBorders>
-            <w:tcMar>
-              <w:top w:type="dxa" w:w="60"/>
-              <w:left w:type="dxa" w:w="100"/>
-              <w:bottom w:type="dxa" w:w="60"/>
-              <w:right w:type="dxa" w:w="100"/>
-            </w:tcMar>
-          </w:tcPr>
-          <w:p>
-            <w:pPr>
-              <w:spacing w:after="0" w:line="252"/>
-              <w:jc w:val="left"/>
-            </w:pPr>
-            <w:r>
-              <w:rPr>
-                <w:sz w:val="20"/>
-                <w:szCs w:val="20"/>
-              </w:rPr>
-              <w:t xml:space="preserve">Результаты Леклера по гонкам, график очков и сводные показатели</w:t>
-            </w:r>
-          </w:p>
-        </w:tc>
-        <w:tc>
-          <w:tcPr>
-            <w:tcW w:type="dxa" w:w="1200"/>
-            <w:tcBorders>
-              <w:top w:val="single" w:color="A6A6A6" w:sz="4"/>
-              <w:left w:val="single" w:color="A6A6A6" w:sz="4"/>
-              <w:bottom w:val="single" w:color="A6A6A6" w:sz="4"/>
-              <w:right w:val="single" w:color="A6A6A6" w:sz="4"/>
-            </w:tcBorders>
-            <w:tcMar>
-              <w:top w:type="dxa" w:w="60"/>
-              <w:left w:type="dxa" w:w="100"/>
-              <w:bottom w:type="dxa" w:w="60"/>
-              <w:right w:type="dxa" w:w="100"/>
-            </w:tcMar>
-          </w:tcPr>
-          <w:p>
-            <w:pPr>
-              <w:spacing w:after="0" w:line="252"/>
-              <w:jc w:val="left"/>
-            </w:pPr>
-            <w:r>
-              <w:rPr>
-                <w:sz w:val="20"/>
-                <w:szCs w:val="20"/>
-              </w:rPr>
-              <w:t xml:space="preserve">Средний</w:t>
-            </w:r>
-          </w:p>
-        </w:tc>
-        <w:tc>
-          <w:tcPr>
-            <w:tcW w:type="dxa" w:w="1700"/>
+            <w:tcW w:type="dxa" w:w="1029"/>
+            <w:tcBorders>
+              <w:top w:val="single" w:color="A6A6A6" w:sz="4"/>
+              <w:left w:val="single" w:color="A6A6A6" w:sz="4"/>
+              <w:bottom w:val="single" w:color="A6A6A6" w:sz="4"/>
+              <w:right w:val="single" w:color="A6A6A6" w:sz="4"/>
+            </w:tcBorders>
+            <w:tcMar>
+              <w:top w:type="dxa" w:w="60"/>
+              <w:left w:type="dxa" w:w="100"/>
+              <w:bottom w:type="dxa" w:w="60"/>
+              <w:right w:type="dxa" w:w="100"/>
+            </w:tcMar>
+          </w:tcPr>
+          <w:p>
+            <w:pPr>
+              <w:spacing w:after="0" w:line="252"/>
+              <w:jc w:val="left"/>
+            </w:pPr>
+            <w:r>
+              <w:rPr>
+                <w:sz w:val="20"/>
+                <w:szCs w:val="20"/>
+              </w:rPr>
+              <w:t xml:space="preserve">FR-03</w:t>
+            </w:r>
+          </w:p>
+        </w:tc>
+        <w:tc>
+          <w:tcPr>
+            <w:tcW w:type="dxa" w:w="5145"/>
+            <w:tcBorders>
+              <w:top w:val="single" w:color="A6A6A6" w:sz="4"/>
+              <w:left w:val="single" w:color="A6A6A6" w:sz="4"/>
+              <w:bottom w:val="single" w:color="A6A6A6" w:sz="4"/>
+              <w:right w:val="single" w:color="A6A6A6" w:sz="4"/>
+            </w:tcBorders>
+            <w:tcMar>
+              <w:top w:type="dxa" w:w="60"/>
+              <w:left w:type="dxa" w:w="100"/>
+              <w:bottom w:type="dxa" w:w="60"/>
+              <w:right w:type="dxa" w:w="100"/>
+            </w:tcMar>
+          </w:tcPr>
+          <w:p>
+            <w:pPr>
+              <w:spacing w:after="0" w:line="252"/>
+              <w:jc w:val="left"/>
+            </w:pPr>
+            <w:r>
+              <w:rPr>
+                <w:sz w:val="20"/>
+                <w:szCs w:val="20"/>
+              </w:rPr>
+              <w:t xml:space="preserve">Навигация: пять разделов, вложенные экраны, «назад» (в том числе системная кнопка Android), горячие клавиши на компьютере</w:t>
+            </w:r>
+          </w:p>
+        </w:tc>
+        <w:tc>
+          <w:tcPr>
+            <w:tcW w:type="dxa" w:w="1310"/>
+            <w:tcBorders>
+              <w:top w:val="single" w:color="A6A6A6" w:sz="4"/>
+              <w:left w:val="single" w:color="A6A6A6" w:sz="4"/>
+              <w:bottom w:val="single" w:color="A6A6A6" w:sz="4"/>
+              <w:right w:val="single" w:color="A6A6A6" w:sz="4"/>
+            </w:tcBorders>
+            <w:tcMar>
+              <w:top w:type="dxa" w:w="60"/>
+              <w:left w:type="dxa" w:w="100"/>
+              <w:bottom w:type="dxa" w:w="60"/>
+              <w:right w:type="dxa" w:w="100"/>
+            </w:tcMar>
+          </w:tcPr>
+          <w:p>
+            <w:pPr>
+              <w:spacing w:after="0" w:line="252"/>
+              <w:jc w:val="left"/>
+            </w:pPr>
+            <w:r>
+              <w:rPr>
+                <w:sz w:val="20"/>
+                <w:szCs w:val="20"/>
+              </w:rPr>
+              <w:t xml:space="preserve">Высокий</w:t>
+            </w:r>
+          </w:p>
+        </w:tc>
+        <w:tc>
+          <w:tcPr>
+            <w:tcW w:type="dxa" w:w="1871"/>
             <w:tcBorders>
               <w:top w:val="single" w:color="A6A6A6" w:sz="4"/>
               <w:left w:val="single" w:color="A6A6A6" w:sz="4"/>
@@ -2187,97 +2139,97 @@
         </w:trPr>
         <w:tc>
           <w:tcPr>
-            <w:tcW w:type="dxa" w:w="900"/>
-            <w:tcBorders>
-              <w:top w:val="single" w:color="A6A6A6" w:sz="4"/>
-              <w:left w:val="single" w:color="A6A6A6" w:sz="4"/>
-              <w:bottom w:val="single" w:color="A6A6A6" w:sz="4"/>
-              <w:right w:val="single" w:color="A6A6A6" w:sz="4"/>
-            </w:tcBorders>
-            <w:tcMar>
-              <w:top w:type="dxa" w:w="60"/>
-              <w:left w:type="dxa" w:w="100"/>
-              <w:bottom w:type="dxa" w:w="60"/>
-              <w:right w:type="dxa" w:w="100"/>
-            </w:tcMar>
-          </w:tcPr>
-          <w:p>
-            <w:pPr>
-              <w:spacing w:after="0" w:line="252"/>
-              <w:jc w:val="left"/>
-            </w:pPr>
-            <w:r>
-              <w:rPr>
-                <w:sz w:val="20"/>
-                <w:szCs w:val="20"/>
-              </w:rPr>
-              <w:t xml:space="preserve">FR-10</w:t>
-            </w:r>
-          </w:p>
-        </w:tc>
-        <w:tc>
-          <w:tcPr>
-            <w:tcW w:type="dxa" w:w="5555"/>
-            <w:tcBorders>
-              <w:top w:val="single" w:color="A6A6A6" w:sz="4"/>
-              <w:left w:val="single" w:color="A6A6A6" w:sz="4"/>
-              <w:bottom w:val="single" w:color="A6A6A6" w:sz="4"/>
-              <w:right w:val="single" w:color="A6A6A6" w:sz="4"/>
-            </w:tcBorders>
-            <w:tcMar>
-              <w:top w:type="dxa" w:w="60"/>
-              <w:left w:type="dxa" w:w="100"/>
-              <w:bottom w:type="dxa" w:w="60"/>
-              <w:right w:type="dxa" w:w="100"/>
-            </w:tcMar>
-          </w:tcPr>
-          <w:p>
-            <w:pPr>
-              <w:spacing w:after="0" w:line="252"/>
-              <w:jc w:val="left"/>
-            </w:pPr>
-            <w:r>
-              <w:rPr>
-                <w:sz w:val="20"/>
-                <w:szCs w:val="20"/>
-              </w:rPr>
-              <w:t xml:space="preserve">Избранные пилоты, сохраняемые между запусками</w:t>
-            </w:r>
-          </w:p>
-        </w:tc>
-        <w:tc>
-          <w:tcPr>
-            <w:tcW w:type="dxa" w:w="1200"/>
-            <w:tcBorders>
-              <w:top w:val="single" w:color="A6A6A6" w:sz="4"/>
-              <w:left w:val="single" w:color="A6A6A6" w:sz="4"/>
-              <w:bottom w:val="single" w:color="A6A6A6" w:sz="4"/>
-              <w:right w:val="single" w:color="A6A6A6" w:sz="4"/>
-            </w:tcBorders>
-            <w:tcMar>
-              <w:top w:type="dxa" w:w="60"/>
-              <w:left w:type="dxa" w:w="100"/>
-              <w:bottom w:type="dxa" w:w="60"/>
-              <w:right w:type="dxa" w:w="100"/>
-            </w:tcMar>
-          </w:tcPr>
-          <w:p>
-            <w:pPr>
-              <w:spacing w:after="0" w:line="252"/>
-              <w:jc w:val="left"/>
-            </w:pPr>
-            <w:r>
-              <w:rPr>
-                <w:sz w:val="20"/>
-                <w:szCs w:val="20"/>
-              </w:rPr>
-              <w:t xml:space="preserve">Средний</w:t>
-            </w:r>
-          </w:p>
-        </w:tc>
-        <w:tc>
-          <w:tcPr>
-            <w:tcW w:type="dxa" w:w="1700"/>
+            <w:tcW w:type="dxa" w:w="1029"/>
+            <w:tcBorders>
+              <w:top w:val="single" w:color="A6A6A6" w:sz="4"/>
+              <w:left w:val="single" w:color="A6A6A6" w:sz="4"/>
+              <w:bottom w:val="single" w:color="A6A6A6" w:sz="4"/>
+              <w:right w:val="single" w:color="A6A6A6" w:sz="4"/>
+            </w:tcBorders>
+            <w:tcMar>
+              <w:top w:type="dxa" w:w="60"/>
+              <w:left w:type="dxa" w:w="100"/>
+              <w:bottom w:type="dxa" w:w="60"/>
+              <w:right w:type="dxa" w:w="100"/>
+            </w:tcMar>
+          </w:tcPr>
+          <w:p>
+            <w:pPr>
+              <w:spacing w:after="0" w:line="252"/>
+              <w:jc w:val="left"/>
+            </w:pPr>
+            <w:r>
+              <w:rPr>
+                <w:sz w:val="20"/>
+                <w:szCs w:val="20"/>
+              </w:rPr>
+              <w:t xml:space="preserve">FR-04</w:t>
+            </w:r>
+          </w:p>
+        </w:tc>
+        <w:tc>
+          <w:tcPr>
+            <w:tcW w:type="dxa" w:w="5145"/>
+            <w:tcBorders>
+              <w:top w:val="single" w:color="A6A6A6" w:sz="4"/>
+              <w:left w:val="single" w:color="A6A6A6" w:sz="4"/>
+              <w:bottom w:val="single" w:color="A6A6A6" w:sz="4"/>
+              <w:right w:val="single" w:color="A6A6A6" w:sz="4"/>
+            </w:tcBorders>
+            <w:tcMar>
+              <w:top w:type="dxa" w:w="60"/>
+              <w:left w:type="dxa" w:w="100"/>
+              <w:bottom w:type="dxa" w:w="60"/>
+              <w:right w:type="dxa" w:w="100"/>
+            </w:tcMar>
+          </w:tcPr>
+          <w:p>
+            <w:pPr>
+              <w:spacing w:after="0" w:line="252"/>
+              <w:jc w:val="left"/>
+            </w:pPr>
+            <w:r>
+              <w:rPr>
+                <w:sz w:val="20"/>
+                <w:szCs w:val="20"/>
+              </w:rPr>
+              <w:t xml:space="preserve">Получение данных из Jolpica с обработкой ошибок и постраничной загрузкой</w:t>
+            </w:r>
+          </w:p>
+        </w:tc>
+        <w:tc>
+          <w:tcPr>
+            <w:tcW w:type="dxa" w:w="1310"/>
+            <w:tcBorders>
+              <w:top w:val="single" w:color="A6A6A6" w:sz="4"/>
+              <w:left w:val="single" w:color="A6A6A6" w:sz="4"/>
+              <w:bottom w:val="single" w:color="A6A6A6" w:sz="4"/>
+              <w:right w:val="single" w:color="A6A6A6" w:sz="4"/>
+            </w:tcBorders>
+            <w:tcMar>
+              <w:top w:type="dxa" w:w="60"/>
+              <w:left w:type="dxa" w:w="100"/>
+              <w:bottom w:type="dxa" w:w="60"/>
+              <w:right w:type="dxa" w:w="100"/>
+            </w:tcMar>
+          </w:tcPr>
+          <w:p>
+            <w:pPr>
+              <w:spacing w:after="0" w:line="252"/>
+              <w:jc w:val="left"/>
+            </w:pPr>
+            <w:r>
+              <w:rPr>
+                <w:sz w:val="20"/>
+                <w:szCs w:val="20"/>
+              </w:rPr>
+              <w:t xml:space="preserve">Высокий</w:t>
+            </w:r>
+          </w:p>
+        </w:tc>
+        <w:tc>
+          <w:tcPr>
+            <w:tcW w:type="dxa" w:w="1871"/>
             <w:tcBorders>
               <w:top w:val="single" w:color="A6A6A6" w:sz="4"/>
               <w:left w:val="single" w:color="A6A6A6" w:sz="4"/>
@@ -2312,67 +2264,67 @@
         </w:trPr>
         <w:tc>
           <w:tcPr>
-            <w:tcW w:type="dxa" w:w="900"/>
-            <w:tcBorders>
-              <w:top w:val="single" w:color="A6A6A6" w:sz="4"/>
-              <w:left w:val="single" w:color="A6A6A6" w:sz="4"/>
-              <w:bottom w:val="single" w:color="A6A6A6" w:sz="4"/>
-              <w:right w:val="single" w:color="A6A6A6" w:sz="4"/>
-            </w:tcBorders>
-            <w:tcMar>
-              <w:top w:type="dxa" w:w="60"/>
-              <w:left w:type="dxa" w:w="100"/>
-              <w:bottom w:type="dxa" w:w="60"/>
-              <w:right w:type="dxa" w:w="100"/>
-            </w:tcMar>
-          </w:tcPr>
-          <w:p>
-            <w:pPr>
-              <w:spacing w:after="0" w:line="252"/>
-              <w:jc w:val="left"/>
-            </w:pPr>
-            <w:r>
-              <w:rPr>
-                <w:sz w:val="20"/>
-                <w:szCs w:val="20"/>
-              </w:rPr>
-              <w:t xml:space="preserve">FR-11</w:t>
-            </w:r>
-          </w:p>
-        </w:tc>
-        <w:tc>
-          <w:tcPr>
-            <w:tcW w:type="dxa" w:w="5555"/>
-            <w:tcBorders>
-              <w:top w:val="single" w:color="A6A6A6" w:sz="4"/>
-              <w:left w:val="single" w:color="A6A6A6" w:sz="4"/>
-              <w:bottom w:val="single" w:color="A6A6A6" w:sz="4"/>
-              <w:right w:val="single" w:color="A6A6A6" w:sz="4"/>
-            </w:tcBorders>
-            <w:tcMar>
-              <w:top w:type="dxa" w:w="60"/>
-              <w:left w:type="dxa" w:w="100"/>
-              <w:bottom w:type="dxa" w:w="60"/>
-              <w:right w:type="dxa" w:w="100"/>
-            </w:tcMar>
-          </w:tcPr>
-          <w:p>
-            <w:pPr>
-              <w:spacing w:after="0" w:line="252"/>
-              <w:jc w:val="left"/>
-            </w:pPr>
-            <w:r>
-              <w:rPr>
-                <w:sz w:val="20"/>
-                <w:szCs w:val="20"/>
-              </w:rPr>
-              <w:t xml:space="preserve">Настройки: интервал автообновления, ручное обновление, очистка сохранённых данных</w:t>
-            </w:r>
-          </w:p>
-        </w:tc>
-        <w:tc>
-          <w:tcPr>
-            <w:tcW w:type="dxa" w:w="1200"/>
+            <w:tcW w:type="dxa" w:w="1029"/>
+            <w:tcBorders>
+              <w:top w:val="single" w:color="A6A6A6" w:sz="4"/>
+              <w:left w:val="single" w:color="A6A6A6" w:sz="4"/>
+              <w:bottom w:val="single" w:color="A6A6A6" w:sz="4"/>
+              <w:right w:val="single" w:color="A6A6A6" w:sz="4"/>
+            </w:tcBorders>
+            <w:tcMar>
+              <w:top w:type="dxa" w:w="60"/>
+              <w:left w:type="dxa" w:w="100"/>
+              <w:bottom w:type="dxa" w:w="60"/>
+              <w:right w:type="dxa" w:w="100"/>
+            </w:tcMar>
+          </w:tcPr>
+          <w:p>
+            <w:pPr>
+              <w:spacing w:after="0" w:line="252"/>
+              <w:jc w:val="left"/>
+            </w:pPr>
+            <w:r>
+              <w:rPr>
+                <w:sz w:val="20"/>
+                <w:szCs w:val="20"/>
+              </w:rPr>
+              <w:t xml:space="preserve">FR-05</w:t>
+            </w:r>
+          </w:p>
+        </w:tc>
+        <w:tc>
+          <w:tcPr>
+            <w:tcW w:type="dxa" w:w="5145"/>
+            <w:tcBorders>
+              <w:top w:val="single" w:color="A6A6A6" w:sz="4"/>
+              <w:left w:val="single" w:color="A6A6A6" w:sz="4"/>
+              <w:bottom w:val="single" w:color="A6A6A6" w:sz="4"/>
+              <w:right w:val="single" w:color="A6A6A6" w:sz="4"/>
+            </w:tcBorders>
+            <w:tcMar>
+              <w:top w:type="dxa" w:w="60"/>
+              <w:left w:type="dxa" w:w="100"/>
+              <w:bottom w:type="dxa" w:w="60"/>
+              <w:right w:type="dxa" w:w="100"/>
+            </w:tcMar>
+          </w:tcPr>
+          <w:p>
+            <w:pPr>
+              <w:spacing w:after="0" w:line="252"/>
+              <w:jc w:val="left"/>
+            </w:pPr>
+            <w:r>
+              <w:rPr>
+                <w:sz w:val="20"/>
+                <w:szCs w:val="20"/>
+              </w:rPr>
+              <w:t xml:space="preserve">Сравнение 2–4 любых пилотов, личные встречи в гонках и квалификациях</w:t>
+            </w:r>
+          </w:p>
+        </w:tc>
+        <w:tc>
+          <w:tcPr>
+            <w:tcW w:type="dxa" w:w="1310"/>
             <w:tcBorders>
               <w:top w:val="single" w:color="A6A6A6" w:sz="4"/>
               <w:left w:val="single" w:color="A6A6A6" w:sz="4"/>
@@ -2402,7 +2354,7 @@
         </w:tc>
         <w:tc>
           <w:tcPr>
-            <w:tcW w:type="dxa" w:w="1700"/>
+            <w:tcW w:type="dxa" w:w="1871"/>
             <w:tcBorders>
               <w:top w:val="single" w:color="A6A6A6" w:sz="4"/>
               <w:left w:val="single" w:color="A6A6A6" w:sz="4"/>
@@ -2437,97 +2389,97 @@
         </w:trPr>
         <w:tc>
           <w:tcPr>
-            <w:tcW w:type="dxa" w:w="900"/>
-            <w:tcBorders>
-              <w:top w:val="single" w:color="A6A6A6" w:sz="4"/>
-              <w:left w:val="single" w:color="A6A6A6" w:sz="4"/>
-              <w:bottom w:val="single" w:color="A6A6A6" w:sz="4"/>
-              <w:right w:val="single" w:color="A6A6A6" w:sz="4"/>
-            </w:tcBorders>
-            <w:tcMar>
-              <w:top w:type="dxa" w:w="60"/>
-              <w:left w:type="dxa" w:w="100"/>
-              <w:bottom w:type="dxa" w:w="60"/>
-              <w:right w:type="dxa" w:w="100"/>
-            </w:tcMar>
-          </w:tcPr>
-          <w:p>
-            <w:pPr>
-              <w:spacing w:after="0" w:line="252"/>
-              <w:jc w:val="left"/>
-            </w:pPr>
-            <w:r>
-              <w:rPr>
-                <w:sz w:val="20"/>
-                <w:szCs w:val="20"/>
-              </w:rPr>
-              <w:t xml:space="preserve">FR-12</w:t>
-            </w:r>
-          </w:p>
-        </w:tc>
-        <w:tc>
-          <w:tcPr>
-            <w:tcW w:type="dxa" w:w="5555"/>
-            <w:tcBorders>
-              <w:top w:val="single" w:color="A6A6A6" w:sz="4"/>
-              <w:left w:val="single" w:color="A6A6A6" w:sz="4"/>
-              <w:bottom w:val="single" w:color="A6A6A6" w:sz="4"/>
-              <w:right w:val="single" w:color="A6A6A6" w:sz="4"/>
-            </w:tcBorders>
-            <w:tcMar>
-              <w:top w:type="dxa" w:w="60"/>
-              <w:left w:type="dxa" w:w="100"/>
-              <w:bottom w:type="dxa" w:w="60"/>
-              <w:right w:type="dxa" w:w="100"/>
-            </w:tcMar>
-          </w:tcPr>
-          <w:p>
-            <w:pPr>
-              <w:spacing w:after="0" w:line="252"/>
-              <w:jc w:val="left"/>
-            </w:pPr>
-            <w:r>
-              <w:rPr>
-                <w:sz w:val="20"/>
-                <w:szCs w:val="20"/>
-              </w:rPr>
-              <w:t xml:space="preserve">Локальное хранение данных (SQLite) и работа без сети</w:t>
-            </w:r>
-          </w:p>
-        </w:tc>
-        <w:tc>
-          <w:tcPr>
-            <w:tcW w:type="dxa" w:w="1200"/>
-            <w:tcBorders>
-              <w:top w:val="single" w:color="A6A6A6" w:sz="4"/>
-              <w:left w:val="single" w:color="A6A6A6" w:sz="4"/>
-              <w:bottom w:val="single" w:color="A6A6A6" w:sz="4"/>
-              <w:right w:val="single" w:color="A6A6A6" w:sz="4"/>
-            </w:tcBorders>
-            <w:tcMar>
-              <w:top w:type="dxa" w:w="60"/>
-              <w:left w:type="dxa" w:w="100"/>
-              <w:bottom w:type="dxa" w:w="60"/>
-              <w:right w:type="dxa" w:w="100"/>
-            </w:tcMar>
-          </w:tcPr>
-          <w:p>
-            <w:pPr>
-              <w:spacing w:after="0" w:line="252"/>
-              <w:jc w:val="left"/>
-            </w:pPr>
-            <w:r>
-              <w:rPr>
-                <w:sz w:val="20"/>
-                <w:szCs w:val="20"/>
-              </w:rPr>
-              <w:t xml:space="preserve">Высокий</w:t>
-            </w:r>
-          </w:p>
-        </w:tc>
-        <w:tc>
-          <w:tcPr>
-            <w:tcW w:type="dxa" w:w="1700"/>
+            <w:tcW w:type="dxa" w:w="1029"/>
+            <w:tcBorders>
+              <w:top w:val="single" w:color="A6A6A6" w:sz="4"/>
+              <w:left w:val="single" w:color="A6A6A6" w:sz="4"/>
+              <w:bottom w:val="single" w:color="A6A6A6" w:sz="4"/>
+              <w:right w:val="single" w:color="A6A6A6" w:sz="4"/>
+            </w:tcBorders>
+            <w:tcMar>
+              <w:top w:type="dxa" w:w="60"/>
+              <w:left w:type="dxa" w:w="100"/>
+              <w:bottom w:type="dxa" w:w="60"/>
+              <w:right w:type="dxa" w:w="100"/>
+            </w:tcMar>
+          </w:tcPr>
+          <w:p>
+            <w:pPr>
+              <w:spacing w:after="0" w:line="252"/>
+              <w:jc w:val="left"/>
+            </w:pPr>
+            <w:r>
+              <w:rPr>
+                <w:sz w:val="20"/>
+                <w:szCs w:val="20"/>
+              </w:rPr>
+              <w:t xml:space="preserve">FR-06</w:t>
+            </w:r>
+          </w:p>
+        </w:tc>
+        <w:tc>
+          <w:tcPr>
+            <w:tcW w:type="dxa" w:w="5145"/>
+            <w:tcBorders>
+              <w:top w:val="single" w:color="A6A6A6" w:sz="4"/>
+              <w:left w:val="single" w:color="A6A6A6" w:sz="4"/>
+              <w:bottom w:val="single" w:color="A6A6A6" w:sz="4"/>
+              <w:right w:val="single" w:color="A6A6A6" w:sz="4"/>
+            </w:tcBorders>
+            <w:tcMar>
+              <w:top w:type="dxa" w:w="60"/>
+              <w:left w:type="dxa" w:w="100"/>
+              <w:bottom w:type="dxa" w:w="60"/>
+              <w:right w:type="dxa" w:w="100"/>
+            </w:tcMar>
+          </w:tcPr>
+          <w:p>
+            <w:pPr>
+              <w:spacing w:after="0" w:line="252"/>
+              <w:jc w:val="left"/>
+            </w:pPr>
+            <w:r>
+              <w:rPr>
+                <w:sz w:val="20"/>
+                <w:szCs w:val="20"/>
+              </w:rPr>
+              <w:t xml:space="preserve">Подбор базовой стратегии пит-стопов по трассе</w:t>
+            </w:r>
+          </w:p>
+        </w:tc>
+        <w:tc>
+          <w:tcPr>
+            <w:tcW w:type="dxa" w:w="1310"/>
+            <w:tcBorders>
+              <w:top w:val="single" w:color="A6A6A6" w:sz="4"/>
+              <w:left w:val="single" w:color="A6A6A6" w:sz="4"/>
+              <w:bottom w:val="single" w:color="A6A6A6" w:sz="4"/>
+              <w:right w:val="single" w:color="A6A6A6" w:sz="4"/>
+            </w:tcBorders>
+            <w:tcMar>
+              <w:top w:type="dxa" w:w="60"/>
+              <w:left w:type="dxa" w:w="100"/>
+              <w:bottom w:type="dxa" w:w="60"/>
+              <w:right w:type="dxa" w:w="100"/>
+            </w:tcMar>
+          </w:tcPr>
+          <w:p>
+            <w:pPr>
+              <w:spacing w:after="0" w:line="252"/>
+              <w:jc w:val="left"/>
+            </w:pPr>
+            <w:r>
+              <w:rPr>
+                <w:sz w:val="20"/>
+                <w:szCs w:val="20"/>
+              </w:rPr>
+              <w:t xml:space="preserve">Низкий</w:t>
+            </w:r>
+          </w:p>
+        </w:tc>
+        <w:tc>
+          <w:tcPr>
+            <w:tcW w:type="dxa" w:w="1871"/>
             <w:tcBorders>
               <w:top w:val="single" w:color="A6A6A6" w:sz="4"/>
               <w:left w:val="single" w:color="A6A6A6" w:sz="4"/>
@@ -2562,97 +2514,97 @@
         </w:trPr>
         <w:tc>
           <w:tcPr>
-            <w:tcW w:type="dxa" w:w="900"/>
-            <w:tcBorders>
-              <w:top w:val="single" w:color="A6A6A6" w:sz="4"/>
-              <w:left w:val="single" w:color="A6A6A6" w:sz="4"/>
-              <w:bottom w:val="single" w:color="A6A6A6" w:sz="4"/>
-              <w:right w:val="single" w:color="A6A6A6" w:sz="4"/>
-            </w:tcBorders>
-            <w:tcMar>
-              <w:top w:type="dxa" w:w="60"/>
-              <w:left w:type="dxa" w:w="100"/>
-              <w:bottom w:type="dxa" w:w="60"/>
-              <w:right w:type="dxa" w:w="100"/>
-            </w:tcMar>
-          </w:tcPr>
-          <w:p>
-            <w:pPr>
-              <w:spacing w:after="0" w:line="252"/>
-              <w:jc w:val="left"/>
-            </w:pPr>
-            <w:r>
-              <w:rPr>
-                <w:sz w:val="20"/>
-                <w:szCs w:val="20"/>
-              </w:rPr>
-              <w:t xml:space="preserve">FR-13</w:t>
-            </w:r>
-          </w:p>
-        </w:tc>
-        <w:tc>
-          <w:tcPr>
-            <w:tcW w:type="dxa" w:w="5555"/>
-            <w:tcBorders>
-              <w:top w:val="single" w:color="A6A6A6" w:sz="4"/>
-              <w:left w:val="single" w:color="A6A6A6" w:sz="4"/>
-              <w:bottom w:val="single" w:color="A6A6A6" w:sz="4"/>
-              <w:right w:val="single" w:color="A6A6A6" w:sz="4"/>
-            </w:tcBorders>
-            <w:tcMar>
-              <w:top w:type="dxa" w:w="60"/>
-              <w:left w:type="dxa" w:w="100"/>
-              <w:bottom w:type="dxa" w:w="60"/>
-              <w:right w:type="dxa" w:w="100"/>
-            </w:tcMar>
-          </w:tcPr>
-          <w:p>
-            <w:pPr>
-              <w:spacing w:after="0" w:line="252"/>
-              <w:jc w:val="left"/>
-            </w:pPr>
-            <w:r>
-              <w:rPr>
-                <w:sz w:val="20"/>
-                <w:szCs w:val="20"/>
-              </w:rPr>
-              <w:t xml:space="preserve">Фоновое автообновление данных и индикатор состояния данных</w:t>
-            </w:r>
-          </w:p>
-        </w:tc>
-        <w:tc>
-          <w:tcPr>
-            <w:tcW w:type="dxa" w:w="1200"/>
-            <w:tcBorders>
-              <w:top w:val="single" w:color="A6A6A6" w:sz="4"/>
-              <w:left w:val="single" w:color="A6A6A6" w:sz="4"/>
-              <w:bottom w:val="single" w:color="A6A6A6" w:sz="4"/>
-              <w:right w:val="single" w:color="A6A6A6" w:sz="4"/>
-            </w:tcBorders>
-            <w:tcMar>
-              <w:top w:type="dxa" w:w="60"/>
-              <w:left w:type="dxa" w:w="100"/>
-              <w:bottom w:type="dxa" w:w="60"/>
-              <w:right w:type="dxa" w:w="100"/>
-            </w:tcMar>
-          </w:tcPr>
-          <w:p>
-            <w:pPr>
-              <w:spacing w:after="0" w:line="252"/>
-              <w:jc w:val="left"/>
-            </w:pPr>
-            <w:r>
-              <w:rPr>
-                <w:sz w:val="20"/>
-                <w:szCs w:val="20"/>
-              </w:rPr>
-              <w:t xml:space="preserve">Высокий</w:t>
-            </w:r>
-          </w:p>
-        </w:tc>
-        <w:tc>
-          <w:tcPr>
-            <w:tcW w:type="dxa" w:w="1700"/>
+            <w:tcW w:type="dxa" w:w="1029"/>
+            <w:tcBorders>
+              <w:top w:val="single" w:color="A6A6A6" w:sz="4"/>
+              <w:left w:val="single" w:color="A6A6A6" w:sz="4"/>
+              <w:bottom w:val="single" w:color="A6A6A6" w:sz="4"/>
+              <w:right w:val="single" w:color="A6A6A6" w:sz="4"/>
+            </w:tcBorders>
+            <w:tcMar>
+              <w:top w:type="dxa" w:w="60"/>
+              <w:left w:type="dxa" w:w="100"/>
+              <w:bottom w:type="dxa" w:w="60"/>
+              <w:right w:type="dxa" w:w="100"/>
+            </w:tcMar>
+          </w:tcPr>
+          <w:p>
+            <w:pPr>
+              <w:spacing w:after="0" w:line="252"/>
+              <w:jc w:val="left"/>
+            </w:pPr>
+            <w:r>
+              <w:rPr>
+                <w:sz w:val="20"/>
+                <w:szCs w:val="20"/>
+              </w:rPr>
+              <w:t xml:space="preserve">FR-07</w:t>
+            </w:r>
+          </w:p>
+        </w:tc>
+        <w:tc>
+          <w:tcPr>
+            <w:tcW w:type="dxa" w:w="5145"/>
+            <w:tcBorders>
+              <w:top w:val="single" w:color="A6A6A6" w:sz="4"/>
+              <w:left w:val="single" w:color="A6A6A6" w:sz="4"/>
+              <w:bottom w:val="single" w:color="A6A6A6" w:sz="4"/>
+              <w:right w:val="single" w:color="A6A6A6" w:sz="4"/>
+            </w:tcBorders>
+            <w:tcMar>
+              <w:top w:type="dxa" w:w="60"/>
+              <w:left w:type="dxa" w:w="100"/>
+              <w:bottom w:type="dxa" w:w="60"/>
+              <w:right w:type="dxa" w:w="100"/>
+            </w:tcMar>
+          </w:tcPr>
+          <w:p>
+            <w:pPr>
+              <w:spacing w:after="0" w:line="252"/>
+              <w:jc w:val="left"/>
+            </w:pPr>
+            <w:r>
+              <w:rPr>
+                <w:sz w:val="20"/>
+                <w:szCs w:val="20"/>
+              </w:rPr>
+              <w:t xml:space="preserve">Кубок конструкторов и страница команды</w:t>
+            </w:r>
+          </w:p>
+        </w:tc>
+        <w:tc>
+          <w:tcPr>
+            <w:tcW w:type="dxa" w:w="1310"/>
+            <w:tcBorders>
+              <w:top w:val="single" w:color="A6A6A6" w:sz="4"/>
+              <w:left w:val="single" w:color="A6A6A6" w:sz="4"/>
+              <w:bottom w:val="single" w:color="A6A6A6" w:sz="4"/>
+              <w:right w:val="single" w:color="A6A6A6" w:sz="4"/>
+            </w:tcBorders>
+            <w:tcMar>
+              <w:top w:type="dxa" w:w="60"/>
+              <w:left w:type="dxa" w:w="100"/>
+              <w:bottom w:type="dxa" w:w="60"/>
+              <w:right w:type="dxa" w:w="100"/>
+            </w:tcMar>
+          </w:tcPr>
+          <w:p>
+            <w:pPr>
+              <w:spacing w:after="0" w:line="252"/>
+              <w:jc w:val="left"/>
+            </w:pPr>
+            <w:r>
+              <w:rPr>
+                <w:sz w:val="20"/>
+                <w:szCs w:val="20"/>
+              </w:rPr>
+              <w:t xml:space="preserve">Средний</w:t>
+            </w:r>
+          </w:p>
+        </w:tc>
+        <w:tc>
+          <w:tcPr>
+            <w:tcW w:type="dxa" w:w="1871"/>
             <w:tcBorders>
               <w:top w:val="single" w:color="A6A6A6" w:sz="4"/>
               <w:left w:val="single" w:color="A6A6A6" w:sz="4"/>
@@ -2687,97 +2639,97 @@
         </w:trPr>
         <w:tc>
           <w:tcPr>
-            <w:tcW w:type="dxa" w:w="900"/>
-            <w:tcBorders>
-              <w:top w:val="single" w:color="A6A6A6" w:sz="4"/>
-              <w:left w:val="single" w:color="A6A6A6" w:sz="4"/>
-              <w:bottom w:val="single" w:color="A6A6A6" w:sz="4"/>
-              <w:right w:val="single" w:color="A6A6A6" w:sz="4"/>
-            </w:tcBorders>
-            <w:tcMar>
-              <w:top w:type="dxa" w:w="60"/>
-              <w:left w:type="dxa" w:w="100"/>
-              <w:bottom w:type="dxa" w:w="60"/>
-              <w:right w:type="dxa" w:w="100"/>
-            </w:tcMar>
-          </w:tcPr>
-          <w:p>
-            <w:pPr>
-              <w:spacing w:after="0" w:line="252"/>
-              <w:jc w:val="left"/>
-            </w:pPr>
-            <w:r>
-              <w:rPr>
-                <w:sz w:val="20"/>
-                <w:szCs w:val="20"/>
-              </w:rPr>
-              <w:t xml:space="preserve">FR-14</w:t>
-            </w:r>
-          </w:p>
-        </w:tc>
-        <w:tc>
-          <w:tcPr>
-            <w:tcW w:type="dxa" w:w="5555"/>
-            <w:tcBorders>
-              <w:top w:val="single" w:color="A6A6A6" w:sz="4"/>
-              <w:left w:val="single" w:color="A6A6A6" w:sz="4"/>
-              <w:bottom w:val="single" w:color="A6A6A6" w:sz="4"/>
-              <w:right w:val="single" w:color="A6A6A6" w:sz="4"/>
-            </w:tcBorders>
-            <w:tcMar>
-              <w:top w:type="dxa" w:w="60"/>
-              <w:left w:type="dxa" w:w="100"/>
-              <w:bottom w:type="dxa" w:w="60"/>
-              <w:right w:type="dxa" w:w="100"/>
-            </w:tcMar>
-          </w:tcPr>
-          <w:p>
-            <w:pPr>
-              <w:spacing w:after="0" w:line="252"/>
-              <w:jc w:val="left"/>
-            </w:pPr>
-            <w:r>
-              <w:rPr>
-                <w:sz w:val="20"/>
-                <w:szCs w:val="20"/>
-              </w:rPr>
-              <w:t xml:space="preserve">Понятное сообщение пользователю при ошибке сети</w:t>
-            </w:r>
-          </w:p>
-        </w:tc>
-        <w:tc>
-          <w:tcPr>
-            <w:tcW w:type="dxa" w:w="1200"/>
-            <w:tcBorders>
-              <w:top w:val="single" w:color="A6A6A6" w:sz="4"/>
-              <w:left w:val="single" w:color="A6A6A6" w:sz="4"/>
-              <w:bottom w:val="single" w:color="A6A6A6" w:sz="4"/>
-              <w:right w:val="single" w:color="A6A6A6" w:sz="4"/>
-            </w:tcBorders>
-            <w:tcMar>
-              <w:top w:type="dxa" w:w="60"/>
-              <w:left w:type="dxa" w:w="100"/>
-              <w:bottom w:type="dxa" w:w="60"/>
-              <w:right w:type="dxa" w:w="100"/>
-            </w:tcMar>
-          </w:tcPr>
-          <w:p>
-            <w:pPr>
-              <w:spacing w:after="0" w:line="252"/>
-              <w:jc w:val="left"/>
-            </w:pPr>
-            <w:r>
-              <w:rPr>
-                <w:sz w:val="20"/>
-                <w:szCs w:val="20"/>
-              </w:rPr>
-              <w:t xml:space="preserve">Высокий</w:t>
-            </w:r>
-          </w:p>
-        </w:tc>
-        <w:tc>
-          <w:tcPr>
-            <w:tcW w:type="dxa" w:w="1700"/>
+            <w:tcW w:type="dxa" w:w="1029"/>
+            <w:tcBorders>
+              <w:top w:val="single" w:color="A6A6A6" w:sz="4"/>
+              <w:left w:val="single" w:color="A6A6A6" w:sz="4"/>
+              <w:bottom w:val="single" w:color="A6A6A6" w:sz="4"/>
+              <w:right w:val="single" w:color="A6A6A6" w:sz="4"/>
+            </w:tcBorders>
+            <w:tcMar>
+              <w:top w:type="dxa" w:w="60"/>
+              <w:left w:type="dxa" w:w="100"/>
+              <w:bottom w:type="dxa" w:w="60"/>
+              <w:right w:type="dxa" w:w="100"/>
+            </w:tcMar>
+          </w:tcPr>
+          <w:p>
+            <w:pPr>
+              <w:spacing w:after="0" w:line="252"/>
+              <w:jc w:val="left"/>
+            </w:pPr>
+            <w:r>
+              <w:rPr>
+                <w:sz w:val="20"/>
+                <w:szCs w:val="20"/>
+              </w:rPr>
+              <w:t xml:space="preserve">FR-08</w:t>
+            </w:r>
+          </w:p>
+        </w:tc>
+        <w:tc>
+          <w:tcPr>
+            <w:tcW w:type="dxa" w:w="5145"/>
+            <w:tcBorders>
+              <w:top w:val="single" w:color="A6A6A6" w:sz="4"/>
+              <w:left w:val="single" w:color="A6A6A6" w:sz="4"/>
+              <w:bottom w:val="single" w:color="A6A6A6" w:sz="4"/>
+              <w:right w:val="single" w:color="A6A6A6" w:sz="4"/>
+            </w:tcBorders>
+            <w:tcMar>
+              <w:top w:type="dxa" w:w="60"/>
+              <w:left w:type="dxa" w:w="100"/>
+              <w:bottom w:type="dxa" w:w="60"/>
+              <w:right w:type="dxa" w:w="100"/>
+            </w:tcMar>
+          </w:tcPr>
+          <w:p>
+            <w:pPr>
+              <w:spacing w:after="0" w:line="252"/>
+              <w:jc w:val="left"/>
+            </w:pPr>
+            <w:r>
+              <w:rPr>
+                <w:sz w:val="20"/>
+                <w:szCs w:val="20"/>
+              </w:rPr>
+              <w:t xml:space="preserve">Календарь, расписание сессий в местном времени, ближайшая гонка с обратным отсчётом, страница трассы</w:t>
+            </w:r>
+          </w:p>
+        </w:tc>
+        <w:tc>
+          <w:tcPr>
+            <w:tcW w:type="dxa" w:w="1310"/>
+            <w:tcBorders>
+              <w:top w:val="single" w:color="A6A6A6" w:sz="4"/>
+              <w:left w:val="single" w:color="A6A6A6" w:sz="4"/>
+              <w:bottom w:val="single" w:color="A6A6A6" w:sz="4"/>
+              <w:right w:val="single" w:color="A6A6A6" w:sz="4"/>
+            </w:tcBorders>
+            <w:tcMar>
+              <w:top w:type="dxa" w:w="60"/>
+              <w:left w:type="dxa" w:w="100"/>
+              <w:bottom w:type="dxa" w:w="60"/>
+              <w:right w:type="dxa" w:w="100"/>
+            </w:tcMar>
+          </w:tcPr>
+          <w:p>
+            <w:pPr>
+              <w:spacing w:after="0" w:line="252"/>
+              <w:jc w:val="left"/>
+            </w:pPr>
+            <w:r>
+              <w:rPr>
+                <w:sz w:val="20"/>
+                <w:szCs w:val="20"/>
+              </w:rPr>
+              <w:t xml:space="preserve">Средний</w:t>
+            </w:r>
+          </w:p>
+        </w:tc>
+        <w:tc>
+          <w:tcPr>
+            <w:tcW w:type="dxa" w:w="1871"/>
             <w:tcBorders>
               <w:top w:val="single" w:color="A6A6A6" w:sz="4"/>
               <w:left w:val="single" w:color="A6A6A6" w:sz="4"/>
@@ -2812,67 +2764,67 @@
         </w:trPr>
         <w:tc>
           <w:tcPr>
-            <w:tcW w:type="dxa" w:w="900"/>
-            <w:tcBorders>
-              <w:top w:val="single" w:color="A6A6A6" w:sz="4"/>
-              <w:left w:val="single" w:color="A6A6A6" w:sz="4"/>
-              <w:bottom w:val="single" w:color="A6A6A6" w:sz="4"/>
-              <w:right w:val="single" w:color="A6A6A6" w:sz="4"/>
-            </w:tcBorders>
-            <w:tcMar>
-              <w:top w:type="dxa" w:w="60"/>
-              <w:left w:type="dxa" w:w="100"/>
-              <w:bottom w:type="dxa" w:w="60"/>
-              <w:right w:type="dxa" w:w="100"/>
-            </w:tcMar>
-          </w:tcPr>
-          <w:p>
-            <w:pPr>
-              <w:spacing w:after="0" w:line="252"/>
-              <w:jc w:val="left"/>
-            </w:pPr>
-            <w:r>
-              <w:rPr>
-                <w:sz w:val="20"/>
-                <w:szCs w:val="20"/>
-              </w:rPr>
-              <w:t xml:space="preserve">FR-15</w:t>
-            </w:r>
-          </w:p>
-        </w:tc>
-        <w:tc>
-          <w:tcPr>
-            <w:tcW w:type="dxa" w:w="5555"/>
-            <w:tcBorders>
-              <w:top w:val="single" w:color="A6A6A6" w:sz="4"/>
-              <w:left w:val="single" w:color="A6A6A6" w:sz="4"/>
-              <w:bottom w:val="single" w:color="A6A6A6" w:sz="4"/>
-              <w:right w:val="single" w:color="A6A6A6" w:sz="4"/>
-            </w:tcBorders>
-            <w:tcMar>
-              <w:top w:type="dxa" w:w="60"/>
-              <w:left w:type="dxa" w:w="100"/>
-              <w:bottom w:type="dxa" w:w="60"/>
-              <w:right w:type="dxa" w:w="100"/>
-            </w:tcMar>
-          </w:tcPr>
-          <w:p>
-            <w:pPr>
-              <w:spacing w:after="0" w:line="252"/>
-              <w:jc w:val="left"/>
-            </w:pPr>
-            <w:r>
-              <w:rPr>
-                <w:sz w:val="20"/>
-                <w:szCs w:val="20"/>
-              </w:rPr>
-              <w:t xml:space="preserve">Начальный снимок данных для первого запуска без интернета</w:t>
-            </w:r>
-          </w:p>
-        </w:tc>
-        <w:tc>
-          <w:tcPr>
-            <w:tcW w:type="dxa" w:w="1200"/>
+            <w:tcW w:type="dxa" w:w="1029"/>
+            <w:tcBorders>
+              <w:top w:val="single" w:color="A6A6A6" w:sz="4"/>
+              <w:left w:val="single" w:color="A6A6A6" w:sz="4"/>
+              <w:bottom w:val="single" w:color="A6A6A6" w:sz="4"/>
+              <w:right w:val="single" w:color="A6A6A6" w:sz="4"/>
+            </w:tcBorders>
+            <w:tcMar>
+              <w:top w:type="dxa" w:w="60"/>
+              <w:left w:type="dxa" w:w="100"/>
+              <w:bottom w:type="dxa" w:w="60"/>
+              <w:right w:type="dxa" w:w="100"/>
+            </w:tcMar>
+          </w:tcPr>
+          <w:p>
+            <w:pPr>
+              <w:spacing w:after="0" w:line="252"/>
+              <w:jc w:val="left"/>
+            </w:pPr>
+            <w:r>
+              <w:rPr>
+                <w:sz w:val="20"/>
+                <w:szCs w:val="20"/>
+              </w:rPr>
+              <w:t xml:space="preserve">FR-09</w:t>
+            </w:r>
+          </w:p>
+        </w:tc>
+        <w:tc>
+          <w:tcPr>
+            <w:tcW w:type="dxa" w:w="5145"/>
+            <w:tcBorders>
+              <w:top w:val="single" w:color="A6A6A6" w:sz="4"/>
+              <w:left w:val="single" w:color="A6A6A6" w:sz="4"/>
+              <w:bottom w:val="single" w:color="A6A6A6" w:sz="4"/>
+              <w:right w:val="single" w:color="A6A6A6" w:sz="4"/>
+            </w:tcBorders>
+            <w:tcMar>
+              <w:top w:type="dxa" w:w="60"/>
+              <w:left w:type="dxa" w:w="100"/>
+              <w:bottom w:type="dxa" w:w="60"/>
+              <w:right w:type="dxa" w:w="100"/>
+            </w:tcMar>
+          </w:tcPr>
+          <w:p>
+            <w:pPr>
+              <w:spacing w:after="0" w:line="252"/>
+              <w:jc w:val="left"/>
+            </w:pPr>
+            <w:r>
+              <w:rPr>
+                <w:sz w:val="20"/>
+                <w:szCs w:val="20"/>
+              </w:rPr>
+              <w:t xml:space="preserve">Результаты любого пилота по гонкам, график очков и сводные показатели</w:t>
+            </w:r>
+          </w:p>
+        </w:tc>
+        <w:tc>
+          <w:tcPr>
+            <w:tcW w:type="dxa" w:w="1310"/>
             <w:tcBorders>
               <w:top w:val="single" w:color="A6A6A6" w:sz="4"/>
               <w:left w:val="single" w:color="A6A6A6" w:sz="4"/>
@@ -2902,7 +2854,7 @@
         </w:tc>
         <w:tc>
           <w:tcPr>
-            <w:tcW w:type="dxa" w:w="1700"/>
+            <w:tcW w:type="dxa" w:w="1871"/>
             <w:tcBorders>
               <w:top w:val="single" w:color="A6A6A6" w:sz="4"/>
               <w:left w:val="single" w:color="A6A6A6" w:sz="4"/>
@@ -2937,7 +2889,757 @@
         </w:trPr>
         <w:tc>
           <w:tcPr>
-            <w:tcW w:type="dxa" w:w="900"/>
+            <w:tcW w:type="dxa" w:w="1029"/>
+            <w:tcBorders>
+              <w:top w:val="single" w:color="A6A6A6" w:sz="4"/>
+              <w:left w:val="single" w:color="A6A6A6" w:sz="4"/>
+              <w:bottom w:val="single" w:color="A6A6A6" w:sz="4"/>
+              <w:right w:val="single" w:color="A6A6A6" w:sz="4"/>
+            </w:tcBorders>
+            <w:tcMar>
+              <w:top w:type="dxa" w:w="60"/>
+              <w:left w:type="dxa" w:w="100"/>
+              <w:bottom w:type="dxa" w:w="60"/>
+              <w:right w:type="dxa" w:w="100"/>
+            </w:tcMar>
+          </w:tcPr>
+          <w:p>
+            <w:pPr>
+              <w:spacing w:after="0" w:line="252"/>
+              <w:jc w:val="left"/>
+            </w:pPr>
+            <w:r>
+              <w:rPr>
+                <w:sz w:val="20"/>
+                <w:szCs w:val="20"/>
+              </w:rPr>
+              <w:t xml:space="preserve">FR-10</w:t>
+            </w:r>
+          </w:p>
+        </w:tc>
+        <w:tc>
+          <w:tcPr>
+            <w:tcW w:type="dxa" w:w="5145"/>
+            <w:tcBorders>
+              <w:top w:val="single" w:color="A6A6A6" w:sz="4"/>
+              <w:left w:val="single" w:color="A6A6A6" w:sz="4"/>
+              <w:bottom w:val="single" w:color="A6A6A6" w:sz="4"/>
+              <w:right w:val="single" w:color="A6A6A6" w:sz="4"/>
+            </w:tcBorders>
+            <w:tcMar>
+              <w:top w:type="dxa" w:w="60"/>
+              <w:left w:type="dxa" w:w="100"/>
+              <w:bottom w:type="dxa" w:w="60"/>
+              <w:right w:type="dxa" w:w="100"/>
+            </w:tcMar>
+          </w:tcPr>
+          <w:p>
+            <w:pPr>
+              <w:spacing w:after="0" w:line="252"/>
+              <w:jc w:val="left"/>
+            </w:pPr>
+            <w:r>
+              <w:rPr>
+                <w:sz w:val="20"/>
+                <w:szCs w:val="20"/>
+              </w:rPr>
+              <w:t xml:space="preserve">Избранные пилоты, сохраняемые между запусками</w:t>
+            </w:r>
+          </w:p>
+        </w:tc>
+        <w:tc>
+          <w:tcPr>
+            <w:tcW w:type="dxa" w:w="1310"/>
+            <w:tcBorders>
+              <w:top w:val="single" w:color="A6A6A6" w:sz="4"/>
+              <w:left w:val="single" w:color="A6A6A6" w:sz="4"/>
+              <w:bottom w:val="single" w:color="A6A6A6" w:sz="4"/>
+              <w:right w:val="single" w:color="A6A6A6" w:sz="4"/>
+            </w:tcBorders>
+            <w:tcMar>
+              <w:top w:type="dxa" w:w="60"/>
+              <w:left w:type="dxa" w:w="100"/>
+              <w:bottom w:type="dxa" w:w="60"/>
+              <w:right w:type="dxa" w:w="100"/>
+            </w:tcMar>
+          </w:tcPr>
+          <w:p>
+            <w:pPr>
+              <w:spacing w:after="0" w:line="252"/>
+              <w:jc w:val="left"/>
+            </w:pPr>
+            <w:r>
+              <w:rPr>
+                <w:sz w:val="20"/>
+                <w:szCs w:val="20"/>
+              </w:rPr>
+              <w:t xml:space="preserve">Средний</w:t>
+            </w:r>
+          </w:p>
+        </w:tc>
+        <w:tc>
+          <w:tcPr>
+            <w:tcW w:type="dxa" w:w="1871"/>
+            <w:tcBorders>
+              <w:top w:val="single" w:color="A6A6A6" w:sz="4"/>
+              <w:left w:val="single" w:color="A6A6A6" w:sz="4"/>
+              <w:bottom w:val="single" w:color="A6A6A6" w:sz="4"/>
+              <w:right w:val="single" w:color="A6A6A6" w:sz="4"/>
+            </w:tcBorders>
+            <w:tcMar>
+              <w:top w:type="dxa" w:w="60"/>
+              <w:left w:type="dxa" w:w="100"/>
+              <w:bottom w:type="dxa" w:w="60"/>
+              <w:right w:type="dxa" w:w="100"/>
+            </w:tcMar>
+          </w:tcPr>
+          <w:p>
+            <w:pPr>
+              <w:spacing w:after="0" w:line="252"/>
+              <w:jc w:val="left"/>
+            </w:pPr>
+            <w:r>
+              <w:rPr>
+                <w:sz w:val="20"/>
+                <w:szCs w:val="20"/>
+              </w:rPr>
+              <w:t xml:space="preserve">Реализовано</w:t>
+            </w:r>
+          </w:p>
+        </w:tc>
+      </w:tr>
+      <w:tr>
+        <w:trPr>
+          <w:cantSplit/>
+        </w:trPr>
+        <w:tc>
+          <w:tcPr>
+            <w:tcW w:type="dxa" w:w="1029"/>
+            <w:tcBorders>
+              <w:top w:val="single" w:color="A6A6A6" w:sz="4"/>
+              <w:left w:val="single" w:color="A6A6A6" w:sz="4"/>
+              <w:bottom w:val="single" w:color="A6A6A6" w:sz="4"/>
+              <w:right w:val="single" w:color="A6A6A6" w:sz="4"/>
+            </w:tcBorders>
+            <w:tcMar>
+              <w:top w:type="dxa" w:w="60"/>
+              <w:left w:type="dxa" w:w="100"/>
+              <w:bottom w:type="dxa" w:w="60"/>
+              <w:right w:type="dxa" w:w="100"/>
+            </w:tcMar>
+          </w:tcPr>
+          <w:p>
+            <w:pPr>
+              <w:spacing w:after="0" w:line="252"/>
+              <w:jc w:val="left"/>
+            </w:pPr>
+            <w:r>
+              <w:rPr>
+                <w:sz w:val="20"/>
+                <w:szCs w:val="20"/>
+              </w:rPr>
+              <w:t xml:space="preserve">FR-11</w:t>
+            </w:r>
+          </w:p>
+        </w:tc>
+        <w:tc>
+          <w:tcPr>
+            <w:tcW w:type="dxa" w:w="5145"/>
+            <w:tcBorders>
+              <w:top w:val="single" w:color="A6A6A6" w:sz="4"/>
+              <w:left w:val="single" w:color="A6A6A6" w:sz="4"/>
+              <w:bottom w:val="single" w:color="A6A6A6" w:sz="4"/>
+              <w:right w:val="single" w:color="A6A6A6" w:sz="4"/>
+            </w:tcBorders>
+            <w:tcMar>
+              <w:top w:type="dxa" w:w="60"/>
+              <w:left w:type="dxa" w:w="100"/>
+              <w:bottom w:type="dxa" w:w="60"/>
+              <w:right w:type="dxa" w:w="100"/>
+            </w:tcMar>
+          </w:tcPr>
+          <w:p>
+            <w:pPr>
+              <w:spacing w:after="0" w:line="252"/>
+              <w:jc w:val="left"/>
+            </w:pPr>
+            <w:r>
+              <w:rPr>
+                <w:sz w:val="20"/>
+                <w:szCs w:val="20"/>
+              </w:rPr>
+              <w:t xml:space="preserve">Настройки: интервал обновления, тема, размер шрифта, «Меньше движения», уведомления, вибрация, очистка данных с подтверждением</w:t>
+            </w:r>
+          </w:p>
+        </w:tc>
+        <w:tc>
+          <w:tcPr>
+            <w:tcW w:type="dxa" w:w="1310"/>
+            <w:tcBorders>
+              <w:top w:val="single" w:color="A6A6A6" w:sz="4"/>
+              <w:left w:val="single" w:color="A6A6A6" w:sz="4"/>
+              <w:bottom w:val="single" w:color="A6A6A6" w:sz="4"/>
+              <w:right w:val="single" w:color="A6A6A6" w:sz="4"/>
+            </w:tcBorders>
+            <w:tcMar>
+              <w:top w:type="dxa" w:w="60"/>
+              <w:left w:type="dxa" w:w="100"/>
+              <w:bottom w:type="dxa" w:w="60"/>
+              <w:right w:type="dxa" w:w="100"/>
+            </w:tcMar>
+          </w:tcPr>
+          <w:p>
+            <w:pPr>
+              <w:spacing w:after="0" w:line="252"/>
+              <w:jc w:val="left"/>
+            </w:pPr>
+            <w:r>
+              <w:rPr>
+                <w:sz w:val="20"/>
+                <w:szCs w:val="20"/>
+              </w:rPr>
+              <w:t xml:space="preserve">Средний</w:t>
+            </w:r>
+          </w:p>
+        </w:tc>
+        <w:tc>
+          <w:tcPr>
+            <w:tcW w:type="dxa" w:w="1871"/>
+            <w:tcBorders>
+              <w:top w:val="single" w:color="A6A6A6" w:sz="4"/>
+              <w:left w:val="single" w:color="A6A6A6" w:sz="4"/>
+              <w:bottom w:val="single" w:color="A6A6A6" w:sz="4"/>
+              <w:right w:val="single" w:color="A6A6A6" w:sz="4"/>
+            </w:tcBorders>
+            <w:tcMar>
+              <w:top w:type="dxa" w:w="60"/>
+              <w:left w:type="dxa" w:w="100"/>
+              <w:bottom w:type="dxa" w:w="60"/>
+              <w:right w:type="dxa" w:w="100"/>
+            </w:tcMar>
+          </w:tcPr>
+          <w:p>
+            <w:pPr>
+              <w:spacing w:after="0" w:line="252"/>
+              <w:jc w:val="left"/>
+            </w:pPr>
+            <w:r>
+              <w:rPr>
+                <w:sz w:val="20"/>
+                <w:szCs w:val="20"/>
+              </w:rPr>
+              <w:t xml:space="preserve">Реализовано</w:t>
+            </w:r>
+          </w:p>
+        </w:tc>
+      </w:tr>
+      <w:tr>
+        <w:trPr>
+          <w:cantSplit/>
+        </w:trPr>
+        <w:tc>
+          <w:tcPr>
+            <w:tcW w:type="dxa" w:w="1029"/>
+            <w:tcBorders>
+              <w:top w:val="single" w:color="A6A6A6" w:sz="4"/>
+              <w:left w:val="single" w:color="A6A6A6" w:sz="4"/>
+              <w:bottom w:val="single" w:color="A6A6A6" w:sz="4"/>
+              <w:right w:val="single" w:color="A6A6A6" w:sz="4"/>
+            </w:tcBorders>
+            <w:tcMar>
+              <w:top w:type="dxa" w:w="60"/>
+              <w:left w:type="dxa" w:w="100"/>
+              <w:bottom w:type="dxa" w:w="60"/>
+              <w:right w:type="dxa" w:w="100"/>
+            </w:tcMar>
+          </w:tcPr>
+          <w:p>
+            <w:pPr>
+              <w:spacing w:after="0" w:line="252"/>
+              <w:jc w:val="left"/>
+            </w:pPr>
+            <w:r>
+              <w:rPr>
+                <w:sz w:val="20"/>
+                <w:szCs w:val="20"/>
+              </w:rPr>
+              <w:t xml:space="preserve">FR-12</w:t>
+            </w:r>
+          </w:p>
+        </w:tc>
+        <w:tc>
+          <w:tcPr>
+            <w:tcW w:type="dxa" w:w="5145"/>
+            <w:tcBorders>
+              <w:top w:val="single" w:color="A6A6A6" w:sz="4"/>
+              <w:left w:val="single" w:color="A6A6A6" w:sz="4"/>
+              <w:bottom w:val="single" w:color="A6A6A6" w:sz="4"/>
+              <w:right w:val="single" w:color="A6A6A6" w:sz="4"/>
+            </w:tcBorders>
+            <w:tcMar>
+              <w:top w:type="dxa" w:w="60"/>
+              <w:left w:type="dxa" w:w="100"/>
+              <w:bottom w:type="dxa" w:w="60"/>
+              <w:right w:type="dxa" w:w="100"/>
+            </w:tcMar>
+          </w:tcPr>
+          <w:p>
+            <w:pPr>
+              <w:spacing w:after="0" w:line="252"/>
+              <w:jc w:val="left"/>
+            </w:pPr>
+            <w:r>
+              <w:rPr>
+                <w:sz w:val="20"/>
+                <w:szCs w:val="20"/>
+              </w:rPr>
+              <w:t xml:space="preserve">Локальное хранение данных (SQLite) и работа без сети</w:t>
+            </w:r>
+          </w:p>
+        </w:tc>
+        <w:tc>
+          <w:tcPr>
+            <w:tcW w:type="dxa" w:w="1310"/>
+            <w:tcBorders>
+              <w:top w:val="single" w:color="A6A6A6" w:sz="4"/>
+              <w:left w:val="single" w:color="A6A6A6" w:sz="4"/>
+              <w:bottom w:val="single" w:color="A6A6A6" w:sz="4"/>
+              <w:right w:val="single" w:color="A6A6A6" w:sz="4"/>
+            </w:tcBorders>
+            <w:tcMar>
+              <w:top w:type="dxa" w:w="60"/>
+              <w:left w:type="dxa" w:w="100"/>
+              <w:bottom w:type="dxa" w:w="60"/>
+              <w:right w:type="dxa" w:w="100"/>
+            </w:tcMar>
+          </w:tcPr>
+          <w:p>
+            <w:pPr>
+              <w:spacing w:after="0" w:line="252"/>
+              <w:jc w:val="left"/>
+            </w:pPr>
+            <w:r>
+              <w:rPr>
+                <w:sz w:val="20"/>
+                <w:szCs w:val="20"/>
+              </w:rPr>
+              <w:t xml:space="preserve">Высокий</w:t>
+            </w:r>
+          </w:p>
+        </w:tc>
+        <w:tc>
+          <w:tcPr>
+            <w:tcW w:type="dxa" w:w="1871"/>
+            <w:tcBorders>
+              <w:top w:val="single" w:color="A6A6A6" w:sz="4"/>
+              <w:left w:val="single" w:color="A6A6A6" w:sz="4"/>
+              <w:bottom w:val="single" w:color="A6A6A6" w:sz="4"/>
+              <w:right w:val="single" w:color="A6A6A6" w:sz="4"/>
+            </w:tcBorders>
+            <w:tcMar>
+              <w:top w:type="dxa" w:w="60"/>
+              <w:left w:type="dxa" w:w="100"/>
+              <w:bottom w:type="dxa" w:w="60"/>
+              <w:right w:type="dxa" w:w="100"/>
+            </w:tcMar>
+          </w:tcPr>
+          <w:p>
+            <w:pPr>
+              <w:spacing w:after="0" w:line="252"/>
+              <w:jc w:val="left"/>
+            </w:pPr>
+            <w:r>
+              <w:rPr>
+                <w:sz w:val="20"/>
+                <w:szCs w:val="20"/>
+              </w:rPr>
+              <w:t xml:space="preserve">Реализовано</w:t>
+            </w:r>
+          </w:p>
+        </w:tc>
+      </w:tr>
+      <w:tr>
+        <w:trPr>
+          <w:cantSplit/>
+        </w:trPr>
+        <w:tc>
+          <w:tcPr>
+            <w:tcW w:type="dxa" w:w="1029"/>
+            <w:tcBorders>
+              <w:top w:val="single" w:color="A6A6A6" w:sz="4"/>
+              <w:left w:val="single" w:color="A6A6A6" w:sz="4"/>
+              <w:bottom w:val="single" w:color="A6A6A6" w:sz="4"/>
+              <w:right w:val="single" w:color="A6A6A6" w:sz="4"/>
+            </w:tcBorders>
+            <w:tcMar>
+              <w:top w:type="dxa" w:w="60"/>
+              <w:left w:type="dxa" w:w="100"/>
+              <w:bottom w:type="dxa" w:w="60"/>
+              <w:right w:type="dxa" w:w="100"/>
+            </w:tcMar>
+          </w:tcPr>
+          <w:p>
+            <w:pPr>
+              <w:spacing w:after="0" w:line="252"/>
+              <w:jc w:val="left"/>
+            </w:pPr>
+            <w:r>
+              <w:rPr>
+                <w:sz w:val="20"/>
+                <w:szCs w:val="20"/>
+              </w:rPr>
+              <w:t xml:space="preserve">FR-13</w:t>
+            </w:r>
+          </w:p>
+        </w:tc>
+        <w:tc>
+          <w:tcPr>
+            <w:tcW w:type="dxa" w:w="5145"/>
+            <w:tcBorders>
+              <w:top w:val="single" w:color="A6A6A6" w:sz="4"/>
+              <w:left w:val="single" w:color="A6A6A6" w:sz="4"/>
+              <w:bottom w:val="single" w:color="A6A6A6" w:sz="4"/>
+              <w:right w:val="single" w:color="A6A6A6" w:sz="4"/>
+            </w:tcBorders>
+            <w:tcMar>
+              <w:top w:type="dxa" w:w="60"/>
+              <w:left w:type="dxa" w:w="100"/>
+              <w:bottom w:type="dxa" w:w="60"/>
+              <w:right w:type="dxa" w:w="100"/>
+            </w:tcMar>
+          </w:tcPr>
+          <w:p>
+            <w:pPr>
+              <w:spacing w:after="0" w:line="252"/>
+              <w:jc w:val="left"/>
+            </w:pPr>
+            <w:r>
+              <w:rPr>
+                <w:sz w:val="20"/>
+                <w:szCs w:val="20"/>
+              </w:rPr>
+              <w:t xml:space="preserve">Фоновое автообновление данных и индикатор состояния данных</w:t>
+            </w:r>
+          </w:p>
+        </w:tc>
+        <w:tc>
+          <w:tcPr>
+            <w:tcW w:type="dxa" w:w="1310"/>
+            <w:tcBorders>
+              <w:top w:val="single" w:color="A6A6A6" w:sz="4"/>
+              <w:left w:val="single" w:color="A6A6A6" w:sz="4"/>
+              <w:bottom w:val="single" w:color="A6A6A6" w:sz="4"/>
+              <w:right w:val="single" w:color="A6A6A6" w:sz="4"/>
+            </w:tcBorders>
+            <w:tcMar>
+              <w:top w:type="dxa" w:w="60"/>
+              <w:left w:type="dxa" w:w="100"/>
+              <w:bottom w:type="dxa" w:w="60"/>
+              <w:right w:type="dxa" w:w="100"/>
+            </w:tcMar>
+          </w:tcPr>
+          <w:p>
+            <w:pPr>
+              <w:spacing w:after="0" w:line="252"/>
+              <w:jc w:val="left"/>
+            </w:pPr>
+            <w:r>
+              <w:rPr>
+                <w:sz w:val="20"/>
+                <w:szCs w:val="20"/>
+              </w:rPr>
+              <w:t xml:space="preserve">Высокий</w:t>
+            </w:r>
+          </w:p>
+        </w:tc>
+        <w:tc>
+          <w:tcPr>
+            <w:tcW w:type="dxa" w:w="1871"/>
+            <w:tcBorders>
+              <w:top w:val="single" w:color="A6A6A6" w:sz="4"/>
+              <w:left w:val="single" w:color="A6A6A6" w:sz="4"/>
+              <w:bottom w:val="single" w:color="A6A6A6" w:sz="4"/>
+              <w:right w:val="single" w:color="A6A6A6" w:sz="4"/>
+            </w:tcBorders>
+            <w:tcMar>
+              <w:top w:type="dxa" w:w="60"/>
+              <w:left w:type="dxa" w:w="100"/>
+              <w:bottom w:type="dxa" w:w="60"/>
+              <w:right w:type="dxa" w:w="100"/>
+            </w:tcMar>
+          </w:tcPr>
+          <w:p>
+            <w:pPr>
+              <w:spacing w:after="0" w:line="252"/>
+              <w:jc w:val="left"/>
+            </w:pPr>
+            <w:r>
+              <w:rPr>
+                <w:sz w:val="20"/>
+                <w:szCs w:val="20"/>
+              </w:rPr>
+              <w:t xml:space="preserve">Реализовано</w:t>
+            </w:r>
+          </w:p>
+        </w:tc>
+      </w:tr>
+      <w:tr>
+        <w:trPr>
+          <w:cantSplit/>
+        </w:trPr>
+        <w:tc>
+          <w:tcPr>
+            <w:tcW w:type="dxa" w:w="1029"/>
+            <w:tcBorders>
+              <w:top w:val="single" w:color="A6A6A6" w:sz="4"/>
+              <w:left w:val="single" w:color="A6A6A6" w:sz="4"/>
+              <w:bottom w:val="single" w:color="A6A6A6" w:sz="4"/>
+              <w:right w:val="single" w:color="A6A6A6" w:sz="4"/>
+            </w:tcBorders>
+            <w:tcMar>
+              <w:top w:type="dxa" w:w="60"/>
+              <w:left w:type="dxa" w:w="100"/>
+              <w:bottom w:type="dxa" w:w="60"/>
+              <w:right w:type="dxa" w:w="100"/>
+            </w:tcMar>
+          </w:tcPr>
+          <w:p>
+            <w:pPr>
+              <w:spacing w:after="0" w:line="252"/>
+              <w:jc w:val="left"/>
+            </w:pPr>
+            <w:r>
+              <w:rPr>
+                <w:sz w:val="20"/>
+                <w:szCs w:val="20"/>
+              </w:rPr>
+              <w:t xml:space="preserve">FR-14</w:t>
+            </w:r>
+          </w:p>
+        </w:tc>
+        <w:tc>
+          <w:tcPr>
+            <w:tcW w:type="dxa" w:w="5145"/>
+            <w:tcBorders>
+              <w:top w:val="single" w:color="A6A6A6" w:sz="4"/>
+              <w:left w:val="single" w:color="A6A6A6" w:sz="4"/>
+              <w:bottom w:val="single" w:color="A6A6A6" w:sz="4"/>
+              <w:right w:val="single" w:color="A6A6A6" w:sz="4"/>
+            </w:tcBorders>
+            <w:tcMar>
+              <w:top w:type="dxa" w:w="60"/>
+              <w:left w:type="dxa" w:w="100"/>
+              <w:bottom w:type="dxa" w:w="60"/>
+              <w:right w:type="dxa" w:w="100"/>
+            </w:tcMar>
+          </w:tcPr>
+          <w:p>
+            <w:pPr>
+              <w:spacing w:after="0" w:line="252"/>
+              <w:jc w:val="left"/>
+            </w:pPr>
+            <w:r>
+              <w:rPr>
+                <w:sz w:val="20"/>
+                <w:szCs w:val="20"/>
+              </w:rPr>
+              <w:t xml:space="preserve">Понятное сообщение пользователю при ошибке сети</w:t>
+            </w:r>
+          </w:p>
+        </w:tc>
+        <w:tc>
+          <w:tcPr>
+            <w:tcW w:type="dxa" w:w="1310"/>
+            <w:tcBorders>
+              <w:top w:val="single" w:color="A6A6A6" w:sz="4"/>
+              <w:left w:val="single" w:color="A6A6A6" w:sz="4"/>
+              <w:bottom w:val="single" w:color="A6A6A6" w:sz="4"/>
+              <w:right w:val="single" w:color="A6A6A6" w:sz="4"/>
+            </w:tcBorders>
+            <w:tcMar>
+              <w:top w:type="dxa" w:w="60"/>
+              <w:left w:type="dxa" w:w="100"/>
+              <w:bottom w:type="dxa" w:w="60"/>
+              <w:right w:type="dxa" w:w="100"/>
+            </w:tcMar>
+          </w:tcPr>
+          <w:p>
+            <w:pPr>
+              <w:spacing w:after="0" w:line="252"/>
+              <w:jc w:val="left"/>
+            </w:pPr>
+            <w:r>
+              <w:rPr>
+                <w:sz w:val="20"/>
+                <w:szCs w:val="20"/>
+              </w:rPr>
+              <w:t xml:space="preserve">Высокий</w:t>
+            </w:r>
+          </w:p>
+        </w:tc>
+        <w:tc>
+          <w:tcPr>
+            <w:tcW w:type="dxa" w:w="1871"/>
+            <w:tcBorders>
+              <w:top w:val="single" w:color="A6A6A6" w:sz="4"/>
+              <w:left w:val="single" w:color="A6A6A6" w:sz="4"/>
+              <w:bottom w:val="single" w:color="A6A6A6" w:sz="4"/>
+              <w:right w:val="single" w:color="A6A6A6" w:sz="4"/>
+            </w:tcBorders>
+            <w:tcMar>
+              <w:top w:type="dxa" w:w="60"/>
+              <w:left w:type="dxa" w:w="100"/>
+              <w:bottom w:type="dxa" w:w="60"/>
+              <w:right w:type="dxa" w:w="100"/>
+            </w:tcMar>
+          </w:tcPr>
+          <w:p>
+            <w:pPr>
+              <w:spacing w:after="0" w:line="252"/>
+              <w:jc w:val="left"/>
+            </w:pPr>
+            <w:r>
+              <w:rPr>
+                <w:sz w:val="20"/>
+                <w:szCs w:val="20"/>
+              </w:rPr>
+              <w:t xml:space="preserve">Реализовано</w:t>
+            </w:r>
+          </w:p>
+        </w:tc>
+      </w:tr>
+      <w:tr>
+        <w:trPr>
+          <w:cantSplit/>
+        </w:trPr>
+        <w:tc>
+          <w:tcPr>
+            <w:tcW w:type="dxa" w:w="1029"/>
+            <w:tcBorders>
+              <w:top w:val="single" w:color="A6A6A6" w:sz="4"/>
+              <w:left w:val="single" w:color="A6A6A6" w:sz="4"/>
+              <w:bottom w:val="single" w:color="A6A6A6" w:sz="4"/>
+              <w:right w:val="single" w:color="A6A6A6" w:sz="4"/>
+            </w:tcBorders>
+            <w:tcMar>
+              <w:top w:type="dxa" w:w="60"/>
+              <w:left w:type="dxa" w:w="100"/>
+              <w:bottom w:type="dxa" w:w="60"/>
+              <w:right w:type="dxa" w:w="100"/>
+            </w:tcMar>
+          </w:tcPr>
+          <w:p>
+            <w:pPr>
+              <w:spacing w:after="0" w:line="252"/>
+              <w:jc w:val="left"/>
+            </w:pPr>
+            <w:r>
+              <w:rPr>
+                <w:sz w:val="20"/>
+                <w:szCs w:val="20"/>
+              </w:rPr>
+              <w:t xml:space="preserve">FR-15</w:t>
+            </w:r>
+          </w:p>
+        </w:tc>
+        <w:tc>
+          <w:tcPr>
+            <w:tcW w:type="dxa" w:w="5145"/>
+            <w:tcBorders>
+              <w:top w:val="single" w:color="A6A6A6" w:sz="4"/>
+              <w:left w:val="single" w:color="A6A6A6" w:sz="4"/>
+              <w:bottom w:val="single" w:color="A6A6A6" w:sz="4"/>
+              <w:right w:val="single" w:color="A6A6A6" w:sz="4"/>
+            </w:tcBorders>
+            <w:tcMar>
+              <w:top w:type="dxa" w:w="60"/>
+              <w:left w:type="dxa" w:w="100"/>
+              <w:bottom w:type="dxa" w:w="60"/>
+              <w:right w:type="dxa" w:w="100"/>
+            </w:tcMar>
+          </w:tcPr>
+          <w:p>
+            <w:pPr>
+              <w:spacing w:after="0" w:line="252"/>
+              <w:jc w:val="left"/>
+            </w:pPr>
+            <w:r>
+              <w:rPr>
+                <w:sz w:val="20"/>
+                <w:szCs w:val="20"/>
+              </w:rPr>
+              <w:t xml:space="preserve">Начальный снимок данных для первого запуска без интернета</w:t>
+            </w:r>
+          </w:p>
+        </w:tc>
+        <w:tc>
+          <w:tcPr>
+            <w:tcW w:type="dxa" w:w="1310"/>
+            <w:tcBorders>
+              <w:top w:val="single" w:color="A6A6A6" w:sz="4"/>
+              <w:left w:val="single" w:color="A6A6A6" w:sz="4"/>
+              <w:bottom w:val="single" w:color="A6A6A6" w:sz="4"/>
+              <w:right w:val="single" w:color="A6A6A6" w:sz="4"/>
+            </w:tcBorders>
+            <w:tcMar>
+              <w:top w:type="dxa" w:w="60"/>
+              <w:left w:type="dxa" w:w="100"/>
+              <w:bottom w:type="dxa" w:w="60"/>
+              <w:right w:type="dxa" w:w="100"/>
+            </w:tcMar>
+          </w:tcPr>
+          <w:p>
+            <w:pPr>
+              <w:spacing w:after="0" w:line="252"/>
+              <w:jc w:val="left"/>
+            </w:pPr>
+            <w:r>
+              <w:rPr>
+                <w:sz w:val="20"/>
+                <w:szCs w:val="20"/>
+              </w:rPr>
+              <w:t xml:space="preserve">Средний</w:t>
+            </w:r>
+          </w:p>
+        </w:tc>
+        <w:tc>
+          <w:tcPr>
+            <w:tcW w:type="dxa" w:w="1871"/>
+            <w:tcBorders>
+              <w:top w:val="single" w:color="A6A6A6" w:sz="4"/>
+              <w:left w:val="single" w:color="A6A6A6" w:sz="4"/>
+              <w:bottom w:val="single" w:color="A6A6A6" w:sz="4"/>
+              <w:right w:val="single" w:color="A6A6A6" w:sz="4"/>
+            </w:tcBorders>
+            <w:tcMar>
+              <w:top w:type="dxa" w:w="60"/>
+              <w:left w:type="dxa" w:w="100"/>
+              <w:bottom w:type="dxa" w:w="60"/>
+              <w:right w:type="dxa" w:w="100"/>
+            </w:tcMar>
+          </w:tcPr>
+          <w:p>
+            <w:pPr>
+              <w:spacing w:after="0" w:line="252"/>
+              <w:jc w:val="left"/>
+            </w:pPr>
+            <w:r>
+              <w:rPr>
+                <w:sz w:val="20"/>
+                <w:szCs w:val="20"/>
+              </w:rPr>
+              <w:t xml:space="preserve">Реализовано</w:t>
+            </w:r>
+          </w:p>
+        </w:tc>
+      </w:tr>
+      <w:tr>
+        <w:trPr>
+          <w:cantSplit/>
+        </w:trPr>
+        <w:tc>
+          <w:tcPr>
+            <w:tcW w:type="dxa" w:w="1029"/>
             <w:tcBorders>
               <w:top w:val="single" w:color="A6A6A6" w:sz="4"/>
               <w:left w:val="single" w:color="A6A6A6" w:sz="4"/>
@@ -2967,37 +3669,37 @@
         </w:tc>
         <w:tc>
           <w:tcPr>
-            <w:tcW w:type="dxa" w:w="5555"/>
-            <w:tcBorders>
-              <w:top w:val="single" w:color="A6A6A6" w:sz="4"/>
-              <w:left w:val="single" w:color="A6A6A6" w:sz="4"/>
-              <w:bottom w:val="single" w:color="A6A6A6" w:sz="4"/>
-              <w:right w:val="single" w:color="A6A6A6" w:sz="4"/>
-            </w:tcBorders>
-            <w:tcMar>
-              <w:top w:type="dxa" w:w="60"/>
-              <w:left w:type="dxa" w:w="100"/>
-              <w:bottom w:type="dxa" w:w="60"/>
-              <w:right w:type="dxa" w:w="100"/>
-            </w:tcMar>
-          </w:tcPr>
-          <w:p>
-            <w:pPr>
-              <w:spacing w:after="0" w:line="252"/>
-              <w:jc w:val="left"/>
-            </w:pPr>
-            <w:r>
-              <w:rPr>
-                <w:sz w:val="20"/>
-                <w:szCs w:val="20"/>
-              </w:rPr>
-              <w:t xml:space="preserve">Сборка исполняемого файла Windows (.exe)</w:t>
-            </w:r>
-          </w:p>
-        </w:tc>
-        <w:tc>
-          <w:tcPr>
-            <w:tcW w:type="dxa" w:w="1200"/>
+            <w:tcW w:type="dxa" w:w="5145"/>
+            <w:tcBorders>
+              <w:top w:val="single" w:color="A6A6A6" w:sz="4"/>
+              <w:left w:val="single" w:color="A6A6A6" w:sz="4"/>
+              <w:bottom w:val="single" w:color="A6A6A6" w:sz="4"/>
+              <w:right w:val="single" w:color="A6A6A6" w:sz="4"/>
+            </w:tcBorders>
+            <w:tcMar>
+              <w:top w:type="dxa" w:w="60"/>
+              <w:left w:type="dxa" w:w="100"/>
+              <w:bottom w:type="dxa" w:w="60"/>
+              <w:right w:type="dxa" w:w="100"/>
+            </w:tcMar>
+          </w:tcPr>
+          <w:p>
+            <w:pPr>
+              <w:spacing w:after="0" w:line="252"/>
+              <w:jc w:val="left"/>
+            </w:pPr>
+            <w:r>
+              <w:rPr>
+                <w:sz w:val="20"/>
+                <w:szCs w:val="20"/>
+              </w:rPr>
+              <w:t xml:space="preserve">Сборки Windows (.exe), macOS (.app), Android (.apk) и iPhone</w:t>
+            </w:r>
+          </w:p>
+        </w:tc>
+        <w:tc>
+          <w:tcPr>
+            <w:tcW w:type="dxa" w:w="1310"/>
             <w:tcBorders>
               <w:top w:val="single" w:color="A6A6A6" w:sz="4"/>
               <w:left w:val="single" w:color="A6A6A6" w:sz="4"/>
@@ -3027,31 +3729,1281 @@
         </w:tc>
         <w:tc>
           <w:tcPr>
-            <w:tcW w:type="dxa" w:w="1700"/>
-            <w:tcBorders>
-              <w:top w:val="single" w:color="A6A6A6" w:sz="4"/>
-              <w:left w:val="single" w:color="A6A6A6" w:sz="4"/>
-              <w:bottom w:val="single" w:color="A6A6A6" w:sz="4"/>
-              <w:right w:val="single" w:color="A6A6A6" w:sz="4"/>
-            </w:tcBorders>
-            <w:tcMar>
-              <w:top w:type="dxa" w:w="60"/>
-              <w:left w:type="dxa" w:w="100"/>
-              <w:bottom w:type="dxa" w:w="60"/>
-              <w:right w:type="dxa" w:w="100"/>
-            </w:tcMar>
-          </w:tcPr>
-          <w:p>
-            <w:pPr>
-              <w:spacing w:after="0" w:line="252"/>
-              <w:jc w:val="left"/>
-            </w:pPr>
-            <w:r>
-              <w:rPr>
-                <w:sz w:val="20"/>
-                <w:szCs w:val="20"/>
-              </w:rPr>
-              <w:t xml:space="preserve">Скрипт и инструкция готовы; проверка сборки предстоит</w:t>
+            <w:tcW w:type="dxa" w:w="1871"/>
+            <w:tcBorders>
+              <w:top w:val="single" w:color="A6A6A6" w:sz="4"/>
+              <w:left w:val="single" w:color="A6A6A6" w:sz="4"/>
+              <w:bottom w:val="single" w:color="A6A6A6" w:sz="4"/>
+              <w:right w:val="single" w:color="A6A6A6" w:sz="4"/>
+            </w:tcBorders>
+            <w:tcMar>
+              <w:top w:type="dxa" w:w="60"/>
+              <w:left w:type="dxa" w:w="100"/>
+              <w:bottom w:type="dxa" w:w="60"/>
+              <w:right w:type="dxa" w:w="100"/>
+            </w:tcMar>
+          </w:tcPr>
+          <w:p>
+            <w:pPr>
+              <w:spacing w:after="0" w:line="252"/>
+              <w:jc w:val="left"/>
+            </w:pPr>
+            <w:r>
+              <w:rPr>
+                <w:sz w:val="20"/>
+                <w:szCs w:val="20"/>
+              </w:rPr>
+              <w:t xml:space="preserve">Реализовано; запуск каждой сборки проверяется в GitHub Actions</w:t>
+            </w:r>
+          </w:p>
+        </w:tc>
+      </w:tr>
+      <w:tr>
+        <w:trPr>
+          <w:cantSplit/>
+        </w:trPr>
+        <w:tc>
+          <w:tcPr>
+            <w:tcW w:type="dxa" w:w="1029"/>
+            <w:tcBorders>
+              <w:top w:val="single" w:color="A6A6A6" w:sz="4"/>
+              <w:left w:val="single" w:color="A6A6A6" w:sz="4"/>
+              <w:bottom w:val="single" w:color="A6A6A6" w:sz="4"/>
+              <w:right w:val="single" w:color="A6A6A6" w:sz="4"/>
+            </w:tcBorders>
+            <w:tcMar>
+              <w:top w:type="dxa" w:w="60"/>
+              <w:left w:type="dxa" w:w="100"/>
+              <w:bottom w:type="dxa" w:w="60"/>
+              <w:right w:type="dxa" w:w="100"/>
+            </w:tcMar>
+          </w:tcPr>
+          <w:p>
+            <w:pPr>
+              <w:spacing w:after="0" w:line="252"/>
+              <w:jc w:val="left"/>
+            </w:pPr>
+            <w:r>
+              <w:rPr>
+                <w:sz w:val="20"/>
+                <w:szCs w:val="20"/>
+              </w:rPr>
+              <w:t xml:space="preserve">FR-17</w:t>
+            </w:r>
+          </w:p>
+        </w:tc>
+        <w:tc>
+          <w:tcPr>
+            <w:tcW w:type="dxa" w:w="5145"/>
+            <w:tcBorders>
+              <w:top w:val="single" w:color="A6A6A6" w:sz="4"/>
+              <w:left w:val="single" w:color="A6A6A6" w:sz="4"/>
+              <w:bottom w:val="single" w:color="A6A6A6" w:sz="4"/>
+              <w:right w:val="single" w:color="A6A6A6" w:sz="4"/>
+            </w:tcBorders>
+            <w:tcMar>
+              <w:top w:type="dxa" w:w="60"/>
+              <w:left w:type="dxa" w:w="100"/>
+              <w:bottom w:type="dxa" w:w="60"/>
+              <w:right w:type="dxa" w:w="100"/>
+            </w:tcMar>
+          </w:tcPr>
+          <w:p>
+            <w:pPr>
+              <w:spacing w:after="0" w:line="252"/>
+              <w:jc w:val="left"/>
+            </w:pPr>
+            <w:r>
+              <w:rPr>
+                <w:sz w:val="20"/>
+                <w:szCs w:val="20"/>
+              </w:rPr>
+              <w:t xml:space="preserve">Список пилотов с поиском и фильтром; фото, флаги, логотипы команд</w:t>
+            </w:r>
+          </w:p>
+        </w:tc>
+        <w:tc>
+          <w:tcPr>
+            <w:tcW w:type="dxa" w:w="1310"/>
+            <w:tcBorders>
+              <w:top w:val="single" w:color="A6A6A6" w:sz="4"/>
+              <w:left w:val="single" w:color="A6A6A6" w:sz="4"/>
+              <w:bottom w:val="single" w:color="A6A6A6" w:sz="4"/>
+              <w:right w:val="single" w:color="A6A6A6" w:sz="4"/>
+            </w:tcBorders>
+            <w:tcMar>
+              <w:top w:type="dxa" w:w="60"/>
+              <w:left w:type="dxa" w:w="100"/>
+              <w:bottom w:type="dxa" w:w="60"/>
+              <w:right w:type="dxa" w:w="100"/>
+            </w:tcMar>
+          </w:tcPr>
+          <w:p>
+            <w:pPr>
+              <w:spacing w:after="0" w:line="252"/>
+              <w:jc w:val="left"/>
+            </w:pPr>
+            <w:r>
+              <w:rPr>
+                <w:sz w:val="20"/>
+                <w:szCs w:val="20"/>
+              </w:rPr>
+              <w:t xml:space="preserve">Средний</w:t>
+            </w:r>
+          </w:p>
+        </w:tc>
+        <w:tc>
+          <w:tcPr>
+            <w:tcW w:type="dxa" w:w="1871"/>
+            <w:tcBorders>
+              <w:top w:val="single" w:color="A6A6A6" w:sz="4"/>
+              <w:left w:val="single" w:color="A6A6A6" w:sz="4"/>
+              <w:bottom w:val="single" w:color="A6A6A6" w:sz="4"/>
+              <w:right w:val="single" w:color="A6A6A6" w:sz="4"/>
+            </w:tcBorders>
+            <w:tcMar>
+              <w:top w:type="dxa" w:w="60"/>
+              <w:left w:type="dxa" w:w="100"/>
+              <w:bottom w:type="dxa" w:w="60"/>
+              <w:right w:type="dxa" w:w="100"/>
+            </w:tcMar>
+          </w:tcPr>
+          <w:p>
+            <w:pPr>
+              <w:spacing w:after="0" w:line="252"/>
+              <w:jc w:val="left"/>
+            </w:pPr>
+            <w:r>
+              <w:rPr>
+                <w:sz w:val="20"/>
+                <w:szCs w:val="20"/>
+              </w:rPr>
+              <w:t xml:space="preserve">Реализовано</w:t>
+            </w:r>
+          </w:p>
+        </w:tc>
+      </w:tr>
+      <w:tr>
+        <w:trPr>
+          <w:cantSplit/>
+        </w:trPr>
+        <w:tc>
+          <w:tcPr>
+            <w:tcW w:type="dxa" w:w="1029"/>
+            <w:tcBorders>
+              <w:top w:val="single" w:color="A6A6A6" w:sz="4"/>
+              <w:left w:val="single" w:color="A6A6A6" w:sz="4"/>
+              <w:bottom w:val="single" w:color="A6A6A6" w:sz="4"/>
+              <w:right w:val="single" w:color="A6A6A6" w:sz="4"/>
+            </w:tcBorders>
+            <w:tcMar>
+              <w:top w:type="dxa" w:w="60"/>
+              <w:left w:type="dxa" w:w="100"/>
+              <w:bottom w:type="dxa" w:w="60"/>
+              <w:right w:type="dxa" w:w="100"/>
+            </w:tcMar>
+          </w:tcPr>
+          <w:p>
+            <w:pPr>
+              <w:spacing w:after="0" w:line="252"/>
+              <w:jc w:val="left"/>
+            </w:pPr>
+            <w:r>
+              <w:rPr>
+                <w:sz w:val="20"/>
+                <w:szCs w:val="20"/>
+              </w:rPr>
+              <w:t xml:space="preserve">FR-18</w:t>
+            </w:r>
+          </w:p>
+        </w:tc>
+        <w:tc>
+          <w:tcPr>
+            <w:tcW w:type="dxa" w:w="5145"/>
+            <w:tcBorders>
+              <w:top w:val="single" w:color="A6A6A6" w:sz="4"/>
+              <w:left w:val="single" w:color="A6A6A6" w:sz="4"/>
+              <w:bottom w:val="single" w:color="A6A6A6" w:sz="4"/>
+              <w:right w:val="single" w:color="A6A6A6" w:sz="4"/>
+            </w:tcBorders>
+            <w:tcMar>
+              <w:top w:type="dxa" w:w="60"/>
+              <w:left w:type="dxa" w:w="100"/>
+              <w:bottom w:type="dxa" w:w="60"/>
+              <w:right w:type="dxa" w:w="100"/>
+            </w:tcMar>
+          </w:tcPr>
+          <w:p>
+            <w:pPr>
+              <w:spacing w:after="0" w:line="252"/>
+              <w:jc w:val="left"/>
+            </w:pPr>
+            <w:r>
+              <w:rPr>
+                <w:sz w:val="20"/>
+                <w:szCs w:val="20"/>
+              </w:rPr>
+              <w:t xml:space="preserve">Live Timing: таблица, отрывы, шины, секторы, флаги, погода, трасса с пилотами</w:t>
+            </w:r>
+          </w:p>
+        </w:tc>
+        <w:tc>
+          <w:tcPr>
+            <w:tcW w:type="dxa" w:w="1310"/>
+            <w:tcBorders>
+              <w:top w:val="single" w:color="A6A6A6" w:sz="4"/>
+              <w:left w:val="single" w:color="A6A6A6" w:sz="4"/>
+              <w:bottom w:val="single" w:color="A6A6A6" w:sz="4"/>
+              <w:right w:val="single" w:color="A6A6A6" w:sz="4"/>
+            </w:tcBorders>
+            <w:tcMar>
+              <w:top w:type="dxa" w:w="60"/>
+              <w:left w:type="dxa" w:w="100"/>
+              <w:bottom w:type="dxa" w:w="60"/>
+              <w:right w:type="dxa" w:w="100"/>
+            </w:tcMar>
+          </w:tcPr>
+          <w:p>
+            <w:pPr>
+              <w:spacing w:after="0" w:line="252"/>
+              <w:jc w:val="left"/>
+            </w:pPr>
+            <w:r>
+              <w:rPr>
+                <w:sz w:val="20"/>
+                <w:szCs w:val="20"/>
+              </w:rPr>
+              <w:t xml:space="preserve">Высокий</w:t>
+            </w:r>
+          </w:p>
+        </w:tc>
+        <w:tc>
+          <w:tcPr>
+            <w:tcW w:type="dxa" w:w="1871"/>
+            <w:tcBorders>
+              <w:top w:val="single" w:color="A6A6A6" w:sz="4"/>
+              <w:left w:val="single" w:color="A6A6A6" w:sz="4"/>
+              <w:bottom w:val="single" w:color="A6A6A6" w:sz="4"/>
+              <w:right w:val="single" w:color="A6A6A6" w:sz="4"/>
+            </w:tcBorders>
+            <w:tcMar>
+              <w:top w:type="dxa" w:w="60"/>
+              <w:left w:type="dxa" w:w="100"/>
+              <w:bottom w:type="dxa" w:w="60"/>
+              <w:right w:type="dxa" w:w="100"/>
+            </w:tcMar>
+          </w:tcPr>
+          <w:p>
+            <w:pPr>
+              <w:spacing w:after="0" w:line="252"/>
+              <w:jc w:val="left"/>
+            </w:pPr>
+            <w:r>
+              <w:rPr>
+                <w:sz w:val="20"/>
+                <w:szCs w:val="20"/>
+              </w:rPr>
+              <w:t xml:space="preserve">Реализовано</w:t>
+            </w:r>
+          </w:p>
+        </w:tc>
+      </w:tr>
+      <w:tr>
+        <w:trPr>
+          <w:cantSplit/>
+        </w:trPr>
+        <w:tc>
+          <w:tcPr>
+            <w:tcW w:type="dxa" w:w="1029"/>
+            <w:tcBorders>
+              <w:top w:val="single" w:color="A6A6A6" w:sz="4"/>
+              <w:left w:val="single" w:color="A6A6A6" w:sz="4"/>
+              <w:bottom w:val="single" w:color="A6A6A6" w:sz="4"/>
+              <w:right w:val="single" w:color="A6A6A6" w:sz="4"/>
+            </w:tcBorders>
+            <w:tcMar>
+              <w:top w:type="dxa" w:w="60"/>
+              <w:left w:type="dxa" w:w="100"/>
+              <w:bottom w:type="dxa" w:w="60"/>
+              <w:right w:type="dxa" w:w="100"/>
+            </w:tcMar>
+          </w:tcPr>
+          <w:p>
+            <w:pPr>
+              <w:spacing w:after="0" w:line="252"/>
+              <w:jc w:val="left"/>
+            </w:pPr>
+            <w:r>
+              <w:rPr>
+                <w:sz w:val="20"/>
+                <w:szCs w:val="20"/>
+              </w:rPr>
+              <w:t xml:space="preserve">FR-19</w:t>
+            </w:r>
+          </w:p>
+        </w:tc>
+        <w:tc>
+          <w:tcPr>
+            <w:tcW w:type="dxa" w:w="5145"/>
+            <w:tcBorders>
+              <w:top w:val="single" w:color="A6A6A6" w:sz="4"/>
+              <w:left w:val="single" w:color="A6A6A6" w:sz="4"/>
+              <w:bottom w:val="single" w:color="A6A6A6" w:sz="4"/>
+              <w:right w:val="single" w:color="A6A6A6" w:sz="4"/>
+            </w:tcBorders>
+            <w:tcMar>
+              <w:top w:type="dxa" w:w="60"/>
+              <w:left w:type="dxa" w:w="100"/>
+              <w:bottom w:type="dxa" w:w="60"/>
+              <w:right w:type="dxa" w:w="100"/>
+            </w:tcMar>
+          </w:tcPr>
+          <w:p>
+            <w:pPr>
+              <w:spacing w:after="0" w:line="252"/>
+              <w:jc w:val="left"/>
+            </w:pPr>
+            <w:r>
+              <w:rPr>
+                <w:sz w:val="20"/>
+                <w:szCs w:val="20"/>
+              </w:rPr>
+              <w:t xml:space="preserve">Радио команд с расшифровкой и переводом на русский на устройстве</w:t>
+            </w:r>
+          </w:p>
+        </w:tc>
+        <w:tc>
+          <w:tcPr>
+            <w:tcW w:type="dxa" w:w="1310"/>
+            <w:tcBorders>
+              <w:top w:val="single" w:color="A6A6A6" w:sz="4"/>
+              <w:left w:val="single" w:color="A6A6A6" w:sz="4"/>
+              <w:bottom w:val="single" w:color="A6A6A6" w:sz="4"/>
+              <w:right w:val="single" w:color="A6A6A6" w:sz="4"/>
+            </w:tcBorders>
+            <w:tcMar>
+              <w:top w:type="dxa" w:w="60"/>
+              <w:left w:type="dxa" w:w="100"/>
+              <w:bottom w:type="dxa" w:w="60"/>
+              <w:right w:type="dxa" w:w="100"/>
+            </w:tcMar>
+          </w:tcPr>
+          <w:p>
+            <w:pPr>
+              <w:spacing w:after="0" w:line="252"/>
+              <w:jc w:val="left"/>
+            </w:pPr>
+            <w:r>
+              <w:rPr>
+                <w:sz w:val="20"/>
+                <w:szCs w:val="20"/>
+              </w:rPr>
+              <w:t xml:space="preserve">Низкий</w:t>
+            </w:r>
+          </w:p>
+        </w:tc>
+        <w:tc>
+          <w:tcPr>
+            <w:tcW w:type="dxa" w:w="1871"/>
+            <w:tcBorders>
+              <w:top w:val="single" w:color="A6A6A6" w:sz="4"/>
+              <w:left w:val="single" w:color="A6A6A6" w:sz="4"/>
+              <w:bottom w:val="single" w:color="A6A6A6" w:sz="4"/>
+              <w:right w:val="single" w:color="A6A6A6" w:sz="4"/>
+            </w:tcBorders>
+            <w:tcMar>
+              <w:top w:type="dxa" w:w="60"/>
+              <w:left w:type="dxa" w:w="100"/>
+              <w:bottom w:type="dxa" w:w="60"/>
+              <w:right w:type="dxa" w:w="100"/>
+            </w:tcMar>
+          </w:tcPr>
+          <w:p>
+            <w:pPr>
+              <w:spacing w:after="0" w:line="252"/>
+              <w:jc w:val="left"/>
+            </w:pPr>
+            <w:r>
+              <w:rPr>
+                <w:sz w:val="20"/>
+                <w:szCs w:val="20"/>
+              </w:rPr>
+              <w:t xml:space="preserve">Реализовано на компьютере; на телефоне — без перевода</w:t>
+            </w:r>
+          </w:p>
+        </w:tc>
+      </w:tr>
+      <w:tr>
+        <w:trPr>
+          <w:cantSplit/>
+        </w:trPr>
+        <w:tc>
+          <w:tcPr>
+            <w:tcW w:type="dxa" w:w="1029"/>
+            <w:tcBorders>
+              <w:top w:val="single" w:color="A6A6A6" w:sz="4"/>
+              <w:left w:val="single" w:color="A6A6A6" w:sz="4"/>
+              <w:bottom w:val="single" w:color="A6A6A6" w:sz="4"/>
+              <w:right w:val="single" w:color="A6A6A6" w:sz="4"/>
+            </w:tcBorders>
+            <w:tcMar>
+              <w:top w:type="dxa" w:w="60"/>
+              <w:left w:type="dxa" w:w="100"/>
+              <w:bottom w:type="dxa" w:w="60"/>
+              <w:right w:type="dxa" w:w="100"/>
+            </w:tcMar>
+          </w:tcPr>
+          <w:p>
+            <w:pPr>
+              <w:spacing w:after="0" w:line="252"/>
+              <w:jc w:val="left"/>
+            </w:pPr>
+            <w:r>
+              <w:rPr>
+                <w:sz w:val="20"/>
+                <w:szCs w:val="20"/>
+              </w:rPr>
+              <w:t xml:space="preserve">FR-20</w:t>
+            </w:r>
+          </w:p>
+        </w:tc>
+        <w:tc>
+          <w:tcPr>
+            <w:tcW w:type="dxa" w:w="5145"/>
+            <w:tcBorders>
+              <w:top w:val="single" w:color="A6A6A6" w:sz="4"/>
+              <w:left w:val="single" w:color="A6A6A6" w:sz="4"/>
+              <w:bottom w:val="single" w:color="A6A6A6" w:sz="4"/>
+              <w:right w:val="single" w:color="A6A6A6" w:sz="4"/>
+            </w:tcBorders>
+            <w:tcMar>
+              <w:top w:type="dxa" w:w="60"/>
+              <w:left w:type="dxa" w:w="100"/>
+              <w:bottom w:type="dxa" w:w="60"/>
+              <w:right w:type="dxa" w:w="100"/>
+            </w:tcMar>
+          </w:tcPr>
+          <w:p>
+            <w:pPr>
+              <w:spacing w:after="0" w:line="252"/>
+              <w:jc w:val="left"/>
+            </w:pPr>
+            <w:r>
+              <w:rPr>
+                <w:sz w:val="20"/>
+                <w:szCs w:val="20"/>
+              </w:rPr>
+              <w:t xml:space="preserve">Разбор гонки: позиции и темп по кругам, стратегия шин, отставание в квалификации</w:t>
+            </w:r>
+          </w:p>
+        </w:tc>
+        <w:tc>
+          <w:tcPr>
+            <w:tcW w:type="dxa" w:w="1310"/>
+            <w:tcBorders>
+              <w:top w:val="single" w:color="A6A6A6" w:sz="4"/>
+              <w:left w:val="single" w:color="A6A6A6" w:sz="4"/>
+              <w:bottom w:val="single" w:color="A6A6A6" w:sz="4"/>
+              <w:right w:val="single" w:color="A6A6A6" w:sz="4"/>
+            </w:tcBorders>
+            <w:tcMar>
+              <w:top w:type="dxa" w:w="60"/>
+              <w:left w:type="dxa" w:w="100"/>
+              <w:bottom w:type="dxa" w:w="60"/>
+              <w:right w:type="dxa" w:w="100"/>
+            </w:tcMar>
+          </w:tcPr>
+          <w:p>
+            <w:pPr>
+              <w:spacing w:after="0" w:line="252"/>
+              <w:jc w:val="left"/>
+            </w:pPr>
+            <w:r>
+              <w:rPr>
+                <w:sz w:val="20"/>
+                <w:szCs w:val="20"/>
+              </w:rPr>
+              <w:t xml:space="preserve">Средний</w:t>
+            </w:r>
+          </w:p>
+        </w:tc>
+        <w:tc>
+          <w:tcPr>
+            <w:tcW w:type="dxa" w:w="1871"/>
+            <w:tcBorders>
+              <w:top w:val="single" w:color="A6A6A6" w:sz="4"/>
+              <w:left w:val="single" w:color="A6A6A6" w:sz="4"/>
+              <w:bottom w:val="single" w:color="A6A6A6" w:sz="4"/>
+              <w:right w:val="single" w:color="A6A6A6" w:sz="4"/>
+            </w:tcBorders>
+            <w:tcMar>
+              <w:top w:type="dxa" w:w="60"/>
+              <w:left w:type="dxa" w:w="100"/>
+              <w:bottom w:type="dxa" w:w="60"/>
+              <w:right w:type="dxa" w:w="100"/>
+            </w:tcMar>
+          </w:tcPr>
+          <w:p>
+            <w:pPr>
+              <w:spacing w:after="0" w:line="252"/>
+              <w:jc w:val="left"/>
+            </w:pPr>
+            <w:r>
+              <w:rPr>
+                <w:sz w:val="20"/>
+                <w:szCs w:val="20"/>
+              </w:rPr>
+              <w:t xml:space="preserve">Реализовано</w:t>
+            </w:r>
+          </w:p>
+        </w:tc>
+      </w:tr>
+      <w:tr>
+        <w:trPr>
+          <w:cantSplit/>
+        </w:trPr>
+        <w:tc>
+          <w:tcPr>
+            <w:tcW w:type="dxa" w:w="1029"/>
+            <w:tcBorders>
+              <w:top w:val="single" w:color="A6A6A6" w:sz="4"/>
+              <w:left w:val="single" w:color="A6A6A6" w:sz="4"/>
+              <w:bottom w:val="single" w:color="A6A6A6" w:sz="4"/>
+              <w:right w:val="single" w:color="A6A6A6" w:sz="4"/>
+            </w:tcBorders>
+            <w:tcMar>
+              <w:top w:type="dxa" w:w="60"/>
+              <w:left w:type="dxa" w:w="100"/>
+              <w:bottom w:type="dxa" w:w="60"/>
+              <w:right w:type="dxa" w:w="100"/>
+            </w:tcMar>
+          </w:tcPr>
+          <w:p>
+            <w:pPr>
+              <w:spacing w:after="0" w:line="252"/>
+              <w:jc w:val="left"/>
+            </w:pPr>
+            <w:r>
+              <w:rPr>
+                <w:sz w:val="20"/>
+                <w:szCs w:val="20"/>
+              </w:rPr>
+              <w:t xml:space="preserve">FR-21</w:t>
+            </w:r>
+          </w:p>
+        </w:tc>
+        <w:tc>
+          <w:tcPr>
+            <w:tcW w:type="dxa" w:w="5145"/>
+            <w:tcBorders>
+              <w:top w:val="single" w:color="A6A6A6" w:sz="4"/>
+              <w:left w:val="single" w:color="A6A6A6" w:sz="4"/>
+              <w:bottom w:val="single" w:color="A6A6A6" w:sz="4"/>
+              <w:right w:val="single" w:color="A6A6A6" w:sz="4"/>
+            </w:tcBorders>
+            <w:tcMar>
+              <w:top w:type="dxa" w:w="60"/>
+              <w:left w:type="dxa" w:w="100"/>
+              <w:bottom w:type="dxa" w:w="60"/>
+              <w:right w:type="dxa" w:w="100"/>
+            </w:tcMar>
+          </w:tcPr>
+          <w:p>
+            <w:pPr>
+              <w:spacing w:after="0" w:line="252"/>
+              <w:jc w:val="left"/>
+            </w:pPr>
+            <w:r>
+              <w:rPr>
+                <w:sz w:val="20"/>
+                <w:szCs w:val="20"/>
+              </w:rPr>
+              <w:t xml:space="preserve">История сезонов с 1950 года, чемпионы и рекорды</w:t>
+            </w:r>
+          </w:p>
+        </w:tc>
+        <w:tc>
+          <w:tcPr>
+            <w:tcW w:type="dxa" w:w="1310"/>
+            <w:tcBorders>
+              <w:top w:val="single" w:color="A6A6A6" w:sz="4"/>
+              <w:left w:val="single" w:color="A6A6A6" w:sz="4"/>
+              <w:bottom w:val="single" w:color="A6A6A6" w:sz="4"/>
+              <w:right w:val="single" w:color="A6A6A6" w:sz="4"/>
+            </w:tcBorders>
+            <w:tcMar>
+              <w:top w:type="dxa" w:w="60"/>
+              <w:left w:type="dxa" w:w="100"/>
+              <w:bottom w:type="dxa" w:w="60"/>
+              <w:right w:type="dxa" w:w="100"/>
+            </w:tcMar>
+          </w:tcPr>
+          <w:p>
+            <w:pPr>
+              <w:spacing w:after="0" w:line="252"/>
+              <w:jc w:val="left"/>
+            </w:pPr>
+            <w:r>
+              <w:rPr>
+                <w:sz w:val="20"/>
+                <w:szCs w:val="20"/>
+              </w:rPr>
+              <w:t xml:space="preserve">Средний</w:t>
+            </w:r>
+          </w:p>
+        </w:tc>
+        <w:tc>
+          <w:tcPr>
+            <w:tcW w:type="dxa" w:w="1871"/>
+            <w:tcBorders>
+              <w:top w:val="single" w:color="A6A6A6" w:sz="4"/>
+              <w:left w:val="single" w:color="A6A6A6" w:sz="4"/>
+              <w:bottom w:val="single" w:color="A6A6A6" w:sz="4"/>
+              <w:right w:val="single" w:color="A6A6A6" w:sz="4"/>
+            </w:tcBorders>
+            <w:tcMar>
+              <w:top w:type="dxa" w:w="60"/>
+              <w:left w:type="dxa" w:w="100"/>
+              <w:bottom w:type="dxa" w:w="60"/>
+              <w:right w:type="dxa" w:w="100"/>
+            </w:tcMar>
+          </w:tcPr>
+          <w:p>
+            <w:pPr>
+              <w:spacing w:after="0" w:line="252"/>
+              <w:jc w:val="left"/>
+            </w:pPr>
+            <w:r>
+              <w:rPr>
+                <w:sz w:val="20"/>
+                <w:szCs w:val="20"/>
+              </w:rPr>
+              <w:t xml:space="preserve">Реализовано</w:t>
+            </w:r>
+          </w:p>
+        </w:tc>
+      </w:tr>
+      <w:tr>
+        <w:trPr>
+          <w:cantSplit/>
+        </w:trPr>
+        <w:tc>
+          <w:tcPr>
+            <w:tcW w:type="dxa" w:w="1029"/>
+            <w:tcBorders>
+              <w:top w:val="single" w:color="A6A6A6" w:sz="4"/>
+              <w:left w:val="single" w:color="A6A6A6" w:sz="4"/>
+              <w:bottom w:val="single" w:color="A6A6A6" w:sz="4"/>
+              <w:right w:val="single" w:color="A6A6A6" w:sz="4"/>
+            </w:tcBorders>
+            <w:tcMar>
+              <w:top w:type="dxa" w:w="60"/>
+              <w:left w:type="dxa" w:w="100"/>
+              <w:bottom w:type="dxa" w:w="60"/>
+              <w:right w:type="dxa" w:w="100"/>
+            </w:tcMar>
+          </w:tcPr>
+          <w:p>
+            <w:pPr>
+              <w:spacing w:after="0" w:line="252"/>
+              <w:jc w:val="left"/>
+            </w:pPr>
+            <w:r>
+              <w:rPr>
+                <w:sz w:val="20"/>
+                <w:szCs w:val="20"/>
+              </w:rPr>
+              <w:t xml:space="preserve">FR-22</w:t>
+            </w:r>
+          </w:p>
+        </w:tc>
+        <w:tc>
+          <w:tcPr>
+            <w:tcW w:type="dxa" w:w="5145"/>
+            <w:tcBorders>
+              <w:top w:val="single" w:color="A6A6A6" w:sz="4"/>
+              <w:left w:val="single" w:color="A6A6A6" w:sz="4"/>
+              <w:bottom w:val="single" w:color="A6A6A6" w:sz="4"/>
+              <w:right w:val="single" w:color="A6A6A6" w:sz="4"/>
+            </w:tcBorders>
+            <w:tcMar>
+              <w:top w:type="dxa" w:w="60"/>
+              <w:left w:type="dxa" w:w="100"/>
+              <w:bottom w:type="dxa" w:w="60"/>
+              <w:right w:type="dxa" w:w="100"/>
+            </w:tcMar>
+          </w:tcPr>
+          <w:p>
+            <w:pPr>
+              <w:spacing w:after="0" w:line="252"/>
+              <w:jc w:val="left"/>
+            </w:pPr>
+            <w:r>
+              <w:rPr>
+                <w:sz w:val="20"/>
+                <w:szCs w:val="20"/>
+              </w:rPr>
+              <w:t xml:space="preserve">Борьба за титул: кто ещё может стать чемпионом</w:t>
+            </w:r>
+          </w:p>
+        </w:tc>
+        <w:tc>
+          <w:tcPr>
+            <w:tcW w:type="dxa" w:w="1310"/>
+            <w:tcBorders>
+              <w:top w:val="single" w:color="A6A6A6" w:sz="4"/>
+              <w:left w:val="single" w:color="A6A6A6" w:sz="4"/>
+              <w:bottom w:val="single" w:color="A6A6A6" w:sz="4"/>
+              <w:right w:val="single" w:color="A6A6A6" w:sz="4"/>
+            </w:tcBorders>
+            <w:tcMar>
+              <w:top w:type="dxa" w:w="60"/>
+              <w:left w:type="dxa" w:w="100"/>
+              <w:bottom w:type="dxa" w:w="60"/>
+              <w:right w:type="dxa" w:w="100"/>
+            </w:tcMar>
+          </w:tcPr>
+          <w:p>
+            <w:pPr>
+              <w:spacing w:after="0" w:line="252"/>
+              <w:jc w:val="left"/>
+            </w:pPr>
+            <w:r>
+              <w:rPr>
+                <w:sz w:val="20"/>
+                <w:szCs w:val="20"/>
+              </w:rPr>
+              <w:t xml:space="preserve">Средний</w:t>
+            </w:r>
+          </w:p>
+        </w:tc>
+        <w:tc>
+          <w:tcPr>
+            <w:tcW w:type="dxa" w:w="1871"/>
+            <w:tcBorders>
+              <w:top w:val="single" w:color="A6A6A6" w:sz="4"/>
+              <w:left w:val="single" w:color="A6A6A6" w:sz="4"/>
+              <w:bottom w:val="single" w:color="A6A6A6" w:sz="4"/>
+              <w:right w:val="single" w:color="A6A6A6" w:sz="4"/>
+            </w:tcBorders>
+            <w:tcMar>
+              <w:top w:type="dxa" w:w="60"/>
+              <w:left w:type="dxa" w:w="100"/>
+              <w:bottom w:type="dxa" w:w="60"/>
+              <w:right w:type="dxa" w:w="100"/>
+            </w:tcMar>
+          </w:tcPr>
+          <w:p>
+            <w:pPr>
+              <w:spacing w:after="0" w:line="252"/>
+              <w:jc w:val="left"/>
+            </w:pPr>
+            <w:r>
+              <w:rPr>
+                <w:sz w:val="20"/>
+                <w:szCs w:val="20"/>
+              </w:rPr>
+              <w:t xml:space="preserve">Реализовано</w:t>
+            </w:r>
+          </w:p>
+        </w:tc>
+      </w:tr>
+      <w:tr>
+        <w:trPr>
+          <w:cantSplit/>
+        </w:trPr>
+        <w:tc>
+          <w:tcPr>
+            <w:tcW w:type="dxa" w:w="1029"/>
+            <w:tcBorders>
+              <w:top w:val="single" w:color="A6A6A6" w:sz="4"/>
+              <w:left w:val="single" w:color="A6A6A6" w:sz="4"/>
+              <w:bottom w:val="single" w:color="A6A6A6" w:sz="4"/>
+              <w:right w:val="single" w:color="A6A6A6" w:sz="4"/>
+            </w:tcBorders>
+            <w:tcMar>
+              <w:top w:type="dxa" w:w="60"/>
+              <w:left w:type="dxa" w:w="100"/>
+              <w:bottom w:type="dxa" w:w="60"/>
+              <w:right w:type="dxa" w:w="100"/>
+            </w:tcMar>
+          </w:tcPr>
+          <w:p>
+            <w:pPr>
+              <w:spacing w:after="0" w:line="252"/>
+              <w:jc w:val="left"/>
+            </w:pPr>
+            <w:r>
+              <w:rPr>
+                <w:sz w:val="20"/>
+                <w:szCs w:val="20"/>
+              </w:rPr>
+              <w:t xml:space="preserve">FR-23</w:t>
+            </w:r>
+          </w:p>
+        </w:tc>
+        <w:tc>
+          <w:tcPr>
+            <w:tcW w:type="dxa" w:w="5145"/>
+            <w:tcBorders>
+              <w:top w:val="single" w:color="A6A6A6" w:sz="4"/>
+              <w:left w:val="single" w:color="A6A6A6" w:sz="4"/>
+              <w:bottom w:val="single" w:color="A6A6A6" w:sz="4"/>
+              <w:right w:val="single" w:color="A6A6A6" w:sz="4"/>
+            </w:tcBorders>
+            <w:tcMar>
+              <w:top w:type="dxa" w:w="60"/>
+              <w:left w:type="dxa" w:w="100"/>
+              <w:bottom w:type="dxa" w:w="60"/>
+              <w:right w:type="dxa" w:w="100"/>
+            </w:tcMar>
+          </w:tcPr>
+          <w:p>
+            <w:pPr>
+              <w:spacing w:after="0" w:line="252"/>
+              <w:jc w:val="left"/>
+            </w:pPr>
+            <w:r>
+              <w:rPr>
+                <w:sz w:val="20"/>
+                <w:szCs w:val="20"/>
+              </w:rPr>
+              <w:t xml:space="preserve">Прогнозы на поул и подиум с подсчётом очков</w:t>
+            </w:r>
+          </w:p>
+        </w:tc>
+        <w:tc>
+          <w:tcPr>
+            <w:tcW w:type="dxa" w:w="1310"/>
+            <w:tcBorders>
+              <w:top w:val="single" w:color="A6A6A6" w:sz="4"/>
+              <w:left w:val="single" w:color="A6A6A6" w:sz="4"/>
+              <w:bottom w:val="single" w:color="A6A6A6" w:sz="4"/>
+              <w:right w:val="single" w:color="A6A6A6" w:sz="4"/>
+            </w:tcBorders>
+            <w:tcMar>
+              <w:top w:type="dxa" w:w="60"/>
+              <w:left w:type="dxa" w:w="100"/>
+              <w:bottom w:type="dxa" w:w="60"/>
+              <w:right w:type="dxa" w:w="100"/>
+            </w:tcMar>
+          </w:tcPr>
+          <w:p>
+            <w:pPr>
+              <w:spacing w:after="0" w:line="252"/>
+              <w:jc w:val="left"/>
+            </w:pPr>
+            <w:r>
+              <w:rPr>
+                <w:sz w:val="20"/>
+                <w:szCs w:val="20"/>
+              </w:rPr>
+              <w:t xml:space="preserve">Низкий</w:t>
+            </w:r>
+          </w:p>
+        </w:tc>
+        <w:tc>
+          <w:tcPr>
+            <w:tcW w:type="dxa" w:w="1871"/>
+            <w:tcBorders>
+              <w:top w:val="single" w:color="A6A6A6" w:sz="4"/>
+              <w:left w:val="single" w:color="A6A6A6" w:sz="4"/>
+              <w:bottom w:val="single" w:color="A6A6A6" w:sz="4"/>
+              <w:right w:val="single" w:color="A6A6A6" w:sz="4"/>
+            </w:tcBorders>
+            <w:tcMar>
+              <w:top w:type="dxa" w:w="60"/>
+              <w:left w:type="dxa" w:w="100"/>
+              <w:bottom w:type="dxa" w:w="60"/>
+              <w:right w:type="dxa" w:w="100"/>
+            </w:tcMar>
+          </w:tcPr>
+          <w:p>
+            <w:pPr>
+              <w:spacing w:after="0" w:line="252"/>
+              <w:jc w:val="left"/>
+            </w:pPr>
+            <w:r>
+              <w:rPr>
+                <w:sz w:val="20"/>
+                <w:szCs w:val="20"/>
+              </w:rPr>
+              <w:t xml:space="preserve">Реализовано</w:t>
+            </w:r>
+          </w:p>
+        </w:tc>
+      </w:tr>
+      <w:tr>
+        <w:trPr>
+          <w:cantSplit/>
+        </w:trPr>
+        <w:tc>
+          <w:tcPr>
+            <w:tcW w:type="dxa" w:w="1029"/>
+            <w:tcBorders>
+              <w:top w:val="single" w:color="A6A6A6" w:sz="4"/>
+              <w:left w:val="single" w:color="A6A6A6" w:sz="4"/>
+              <w:bottom w:val="single" w:color="A6A6A6" w:sz="4"/>
+              <w:right w:val="single" w:color="A6A6A6" w:sz="4"/>
+            </w:tcBorders>
+            <w:tcMar>
+              <w:top w:type="dxa" w:w="60"/>
+              <w:left w:type="dxa" w:w="100"/>
+              <w:bottom w:type="dxa" w:w="60"/>
+              <w:right w:type="dxa" w:w="100"/>
+            </w:tcMar>
+          </w:tcPr>
+          <w:p>
+            <w:pPr>
+              <w:spacing w:after="0" w:line="252"/>
+              <w:jc w:val="left"/>
+            </w:pPr>
+            <w:r>
+              <w:rPr>
+                <w:sz w:val="20"/>
+                <w:szCs w:val="20"/>
+              </w:rPr>
+              <w:t xml:space="preserve">FR-24</w:t>
+            </w:r>
+          </w:p>
+        </w:tc>
+        <w:tc>
+          <w:tcPr>
+            <w:tcW w:type="dxa" w:w="5145"/>
+            <w:tcBorders>
+              <w:top w:val="single" w:color="A6A6A6" w:sz="4"/>
+              <w:left w:val="single" w:color="A6A6A6" w:sz="4"/>
+              <w:bottom w:val="single" w:color="A6A6A6" w:sz="4"/>
+              <w:right w:val="single" w:color="A6A6A6" w:sz="4"/>
+            </w:tcBorders>
+            <w:tcMar>
+              <w:top w:type="dxa" w:w="60"/>
+              <w:left w:type="dxa" w:w="100"/>
+              <w:bottom w:type="dxa" w:w="60"/>
+              <w:right w:type="dxa" w:w="100"/>
+            </w:tcMar>
+          </w:tcPr>
+          <w:p>
+            <w:pPr>
+              <w:spacing w:after="0" w:line="252"/>
+              <w:jc w:val="left"/>
+            </w:pPr>
+            <w:r>
+              <w:rPr>
+                <w:sz w:val="20"/>
+                <w:szCs w:val="20"/>
+              </w:rPr>
+              <w:t xml:space="preserve">Тепловая карта результатов сезона</w:t>
+            </w:r>
+          </w:p>
+        </w:tc>
+        <w:tc>
+          <w:tcPr>
+            <w:tcW w:type="dxa" w:w="1310"/>
+            <w:tcBorders>
+              <w:top w:val="single" w:color="A6A6A6" w:sz="4"/>
+              <w:left w:val="single" w:color="A6A6A6" w:sz="4"/>
+              <w:bottom w:val="single" w:color="A6A6A6" w:sz="4"/>
+              <w:right w:val="single" w:color="A6A6A6" w:sz="4"/>
+            </w:tcBorders>
+            <w:tcMar>
+              <w:top w:type="dxa" w:w="60"/>
+              <w:left w:type="dxa" w:w="100"/>
+              <w:bottom w:type="dxa" w:w="60"/>
+              <w:right w:type="dxa" w:w="100"/>
+            </w:tcMar>
+          </w:tcPr>
+          <w:p>
+            <w:pPr>
+              <w:spacing w:after="0" w:line="252"/>
+              <w:jc w:val="left"/>
+            </w:pPr>
+            <w:r>
+              <w:rPr>
+                <w:sz w:val="20"/>
+                <w:szCs w:val="20"/>
+              </w:rPr>
+              <w:t xml:space="preserve">Низкий</w:t>
+            </w:r>
+          </w:p>
+        </w:tc>
+        <w:tc>
+          <w:tcPr>
+            <w:tcW w:type="dxa" w:w="1871"/>
+            <w:tcBorders>
+              <w:top w:val="single" w:color="A6A6A6" w:sz="4"/>
+              <w:left w:val="single" w:color="A6A6A6" w:sz="4"/>
+              <w:bottom w:val="single" w:color="A6A6A6" w:sz="4"/>
+              <w:right w:val="single" w:color="A6A6A6" w:sz="4"/>
+            </w:tcBorders>
+            <w:tcMar>
+              <w:top w:type="dxa" w:w="60"/>
+              <w:left w:type="dxa" w:w="100"/>
+              <w:bottom w:type="dxa" w:w="60"/>
+              <w:right w:type="dxa" w:w="100"/>
+            </w:tcMar>
+          </w:tcPr>
+          <w:p>
+            <w:pPr>
+              <w:spacing w:after="0" w:line="252"/>
+              <w:jc w:val="left"/>
+            </w:pPr>
+            <w:r>
+              <w:rPr>
+                <w:sz w:val="20"/>
+                <w:szCs w:val="20"/>
+              </w:rPr>
+              <w:t xml:space="preserve">Реализовано</w:t>
+            </w:r>
+          </w:p>
+        </w:tc>
+      </w:tr>
+      <w:tr>
+        <w:trPr>
+          <w:cantSplit/>
+        </w:trPr>
+        <w:tc>
+          <w:tcPr>
+            <w:tcW w:type="dxa" w:w="1029"/>
+            <w:tcBorders>
+              <w:top w:val="single" w:color="A6A6A6" w:sz="4"/>
+              <w:left w:val="single" w:color="A6A6A6" w:sz="4"/>
+              <w:bottom w:val="single" w:color="A6A6A6" w:sz="4"/>
+              <w:right w:val="single" w:color="A6A6A6" w:sz="4"/>
+            </w:tcBorders>
+            <w:tcMar>
+              <w:top w:type="dxa" w:w="60"/>
+              <w:left w:type="dxa" w:w="100"/>
+              <w:bottom w:type="dxa" w:w="60"/>
+              <w:right w:type="dxa" w:w="100"/>
+            </w:tcMar>
+          </w:tcPr>
+          <w:p>
+            <w:pPr>
+              <w:spacing w:after="0" w:line="252"/>
+              <w:jc w:val="left"/>
+            </w:pPr>
+            <w:r>
+              <w:rPr>
+                <w:sz w:val="20"/>
+                <w:szCs w:val="20"/>
+              </w:rPr>
+              <w:t xml:space="preserve">FR-25</w:t>
+            </w:r>
+          </w:p>
+        </w:tc>
+        <w:tc>
+          <w:tcPr>
+            <w:tcW w:type="dxa" w:w="5145"/>
+            <w:tcBorders>
+              <w:top w:val="single" w:color="A6A6A6" w:sz="4"/>
+              <w:left w:val="single" w:color="A6A6A6" w:sz="4"/>
+              <w:bottom w:val="single" w:color="A6A6A6" w:sz="4"/>
+              <w:right w:val="single" w:color="A6A6A6" w:sz="4"/>
+            </w:tcBorders>
+            <w:tcMar>
+              <w:top w:type="dxa" w:w="60"/>
+              <w:left w:type="dxa" w:w="100"/>
+              <w:bottom w:type="dxa" w:w="60"/>
+              <w:right w:type="dxa" w:w="100"/>
+            </w:tcMar>
+          </w:tcPr>
+          <w:p>
+            <w:pPr>
+              <w:spacing w:after="0" w:line="252"/>
+              <w:jc w:val="left"/>
+            </w:pPr>
+            <w:r>
+              <w:rPr>
+                <w:sz w:val="20"/>
+                <w:szCs w:val="20"/>
+              </w:rPr>
+              <w:t xml:space="preserve">Напоминания о сессиях и результаты любимых пилотов; виджет Android; мини-виджет на компьютере</w:t>
+            </w:r>
+          </w:p>
+        </w:tc>
+        <w:tc>
+          <w:tcPr>
+            <w:tcW w:type="dxa" w:w="1310"/>
+            <w:tcBorders>
+              <w:top w:val="single" w:color="A6A6A6" w:sz="4"/>
+              <w:left w:val="single" w:color="A6A6A6" w:sz="4"/>
+              <w:bottom w:val="single" w:color="A6A6A6" w:sz="4"/>
+              <w:right w:val="single" w:color="A6A6A6" w:sz="4"/>
+            </w:tcBorders>
+            <w:tcMar>
+              <w:top w:type="dxa" w:w="60"/>
+              <w:left w:type="dxa" w:w="100"/>
+              <w:bottom w:type="dxa" w:w="60"/>
+              <w:right w:type="dxa" w:w="100"/>
+            </w:tcMar>
+          </w:tcPr>
+          <w:p>
+            <w:pPr>
+              <w:spacing w:after="0" w:line="252"/>
+              <w:jc w:val="left"/>
+            </w:pPr>
+            <w:r>
+              <w:rPr>
+                <w:sz w:val="20"/>
+                <w:szCs w:val="20"/>
+              </w:rPr>
+              <w:t xml:space="preserve">Средний</w:t>
+            </w:r>
+          </w:p>
+        </w:tc>
+        <w:tc>
+          <w:tcPr>
+            <w:tcW w:type="dxa" w:w="1871"/>
+            <w:tcBorders>
+              <w:top w:val="single" w:color="A6A6A6" w:sz="4"/>
+              <w:left w:val="single" w:color="A6A6A6" w:sz="4"/>
+              <w:bottom w:val="single" w:color="A6A6A6" w:sz="4"/>
+              <w:right w:val="single" w:color="A6A6A6" w:sz="4"/>
+            </w:tcBorders>
+            <w:tcMar>
+              <w:top w:type="dxa" w:w="60"/>
+              <w:left w:type="dxa" w:w="100"/>
+              <w:bottom w:type="dxa" w:w="60"/>
+              <w:right w:type="dxa" w:w="100"/>
+            </w:tcMar>
+          </w:tcPr>
+          <w:p>
+            <w:pPr>
+              <w:spacing w:after="0" w:line="252"/>
+              <w:jc w:val="left"/>
+            </w:pPr>
+            <w:r>
+              <w:rPr>
+                <w:sz w:val="20"/>
+                <w:szCs w:val="20"/>
+              </w:rPr>
+              <w:t xml:space="preserve">Реализовано; на iPhone напоминания показываются внутри приложения</w:t>
+            </w:r>
+          </w:p>
+        </w:tc>
+      </w:tr>
+      <w:tr>
+        <w:trPr>
+          <w:cantSplit/>
+        </w:trPr>
+        <w:tc>
+          <w:tcPr>
+            <w:tcW w:type="dxa" w:w="1029"/>
+            <w:tcBorders>
+              <w:top w:val="single" w:color="A6A6A6" w:sz="4"/>
+              <w:left w:val="single" w:color="A6A6A6" w:sz="4"/>
+              <w:bottom w:val="single" w:color="A6A6A6" w:sz="4"/>
+              <w:right w:val="single" w:color="A6A6A6" w:sz="4"/>
+            </w:tcBorders>
+            <w:tcMar>
+              <w:top w:type="dxa" w:w="60"/>
+              <w:left w:type="dxa" w:w="100"/>
+              <w:bottom w:type="dxa" w:w="60"/>
+              <w:right w:type="dxa" w:w="100"/>
+            </w:tcMar>
+          </w:tcPr>
+          <w:p>
+            <w:pPr>
+              <w:spacing w:after="0" w:line="252"/>
+              <w:jc w:val="left"/>
+            </w:pPr>
+            <w:r>
+              <w:rPr>
+                <w:sz w:val="20"/>
+                <w:szCs w:val="20"/>
+              </w:rPr>
+              <w:t xml:space="preserve">FR-26</w:t>
+            </w:r>
+          </w:p>
+        </w:tc>
+        <w:tc>
+          <w:tcPr>
+            <w:tcW w:type="dxa" w:w="5145"/>
+            <w:tcBorders>
+              <w:top w:val="single" w:color="A6A6A6" w:sz="4"/>
+              <w:left w:val="single" w:color="A6A6A6" w:sz="4"/>
+              <w:bottom w:val="single" w:color="A6A6A6" w:sz="4"/>
+              <w:right w:val="single" w:color="A6A6A6" w:sz="4"/>
+            </w:tcBorders>
+            <w:tcMar>
+              <w:top w:type="dxa" w:w="60"/>
+              <w:left w:type="dxa" w:w="100"/>
+              <w:bottom w:type="dxa" w:w="60"/>
+              <w:right w:type="dxa" w:w="100"/>
+            </w:tcMar>
+          </w:tcPr>
+          <w:p>
+            <w:pPr>
+              <w:spacing w:after="0" w:line="252"/>
+              <w:jc w:val="left"/>
+            </w:pPr>
+            <w:r>
+              <w:rPr>
+                <w:sz w:val="20"/>
+                <w:szCs w:val="20"/>
+              </w:rPr>
+              <w:t xml:space="preserve">Настраиваемая главная со стартовыми огнями; первый запуск в три шага</w:t>
+            </w:r>
+          </w:p>
+        </w:tc>
+        <w:tc>
+          <w:tcPr>
+            <w:tcW w:type="dxa" w:w="1310"/>
+            <w:tcBorders>
+              <w:top w:val="single" w:color="A6A6A6" w:sz="4"/>
+              <w:left w:val="single" w:color="A6A6A6" w:sz="4"/>
+              <w:bottom w:val="single" w:color="A6A6A6" w:sz="4"/>
+              <w:right w:val="single" w:color="A6A6A6" w:sz="4"/>
+            </w:tcBorders>
+            <w:tcMar>
+              <w:top w:type="dxa" w:w="60"/>
+              <w:left w:type="dxa" w:w="100"/>
+              <w:bottom w:type="dxa" w:w="60"/>
+              <w:right w:type="dxa" w:w="100"/>
+            </w:tcMar>
+          </w:tcPr>
+          <w:p>
+            <w:pPr>
+              <w:spacing w:after="0" w:line="252"/>
+              <w:jc w:val="left"/>
+            </w:pPr>
+            <w:r>
+              <w:rPr>
+                <w:sz w:val="20"/>
+                <w:szCs w:val="20"/>
+              </w:rPr>
+              <w:t xml:space="preserve">Средний</w:t>
+            </w:r>
+          </w:p>
+        </w:tc>
+        <w:tc>
+          <w:tcPr>
+            <w:tcW w:type="dxa" w:w="1871"/>
+            <w:tcBorders>
+              <w:top w:val="single" w:color="A6A6A6" w:sz="4"/>
+              <w:left w:val="single" w:color="A6A6A6" w:sz="4"/>
+              <w:bottom w:val="single" w:color="A6A6A6" w:sz="4"/>
+              <w:right w:val="single" w:color="A6A6A6" w:sz="4"/>
+            </w:tcBorders>
+            <w:tcMar>
+              <w:top w:type="dxa" w:w="60"/>
+              <w:left w:type="dxa" w:w="100"/>
+              <w:bottom w:type="dxa" w:w="60"/>
+              <w:right w:type="dxa" w:w="100"/>
+            </w:tcMar>
+          </w:tcPr>
+          <w:p>
+            <w:pPr>
+              <w:spacing w:after="0" w:line="252"/>
+              <w:jc w:val="left"/>
+            </w:pPr>
+            <w:r>
+              <w:rPr>
+                <w:sz w:val="20"/>
+                <w:szCs w:val="20"/>
+              </w:rPr>
+              <w:t xml:space="preserve">Реализовано</w:t>
             </w:r>
           </w:p>
         </w:tc>
@@ -3059,25 +5011,21 @@
     </w:tbl>
     <w:p>
       <w:pPr>
-        <w:spacing w:after="120"/>
-      </w:pPr>
+        <w:pStyle w:val="Heading1"/>
+        <w:keepNext/>
+      </w:pPr>
+      <w:r>
+        <w:rPr/>
+        <w:t xml:space="preserve">3. Функциональные требования</w:t>
+      </w:r>
     </w:p>
     <w:p>
       <w:pPr>
-        <w:pStyle w:val="Heading1"/>
-        <w:keepNext/>
-      </w:pPr>
-      <w:r>
-        <w:t xml:space="preserve">3. Функциональные требования</w:t>
-      </w:r>
-    </w:p>
-    <w:p>
-      <w:pPr>
-        <w:keepNext/>
         <w:spacing w:after="120" w:before="0" w:line="300"/>
         <w:jc w:val="both"/>
       </w:pPr>
       <w:r>
+        <w:rPr/>
         <w:t xml:space="preserve">Система должна обеспечивать следующие функции:</w:t>
       </w:r>
     </w:p>
@@ -3086,13 +5034,14 @@
         <w:pStyle w:val="ListParagraph"/>
         <w:numPr>
           <w:ilvl w:val="0"/>
-          <w:numId w:val="3"/>
+          <w:numId w:val="5"/>
         </w:numPr>
         <w:spacing w:after="60" w:line="300"/>
         <w:jc w:val="both"/>
       </w:pPr>
       <w:r>
-        <w:t xml:space="preserve">Загрузка данных чемпионата пилотов, Кубка конструкторов, результатов Леклера и календаря текущего сезона через HTTPS-запросы к Jolpica API.</w:t>
+        <w:rPr/>
+        <w:t xml:space="preserve">Загрузка зачёта пилотов, Кубка конструкторов, результатов гонок, квалификаций и спринтов всех пилотов и календаря текущего сезона через HTTPS-запросы к Jolpica API.</w:t>
       </w:r>
     </w:p>
     <w:p>
@@ -3100,13 +5049,14 @@
         <w:pStyle w:val="ListParagraph"/>
         <w:numPr>
           <w:ilvl w:val="0"/>
-          <w:numId w:val="3"/>
+          <w:numId w:val="5"/>
         </w:numPr>
         <w:spacing w:after="60" w:line="300"/>
         <w:jc w:val="both"/>
       </w:pPr>
       <w:r>
-        <w:t xml:space="preserve">Сохранение полученных данных в локальной базе данных и чтение экранов только из неё: переключение экранов не должно зависеть от сети.</w:t>
+        <w:rPr/>
+        <w:t xml:space="preserve">Сохранение полученных данных в локальной базе и чтение экранов только из неё: переключение экранов не должно зависеть от сети.</w:t>
       </w:r>
     </w:p>
     <w:p>
@@ -3114,13 +5064,14 @@
         <w:pStyle w:val="ListParagraph"/>
         <w:numPr>
           <w:ilvl w:val="0"/>
-          <w:numId w:val="3"/>
+          <w:numId w:val="5"/>
         </w:numPr>
         <w:spacing w:after="60" w:line="300"/>
         <w:jc w:val="both"/>
       </w:pPr>
       <w:r>
-        <w:t xml:space="preserve">Выделение статистики пилота с идентификатором leclerc; расчёт его отрыва от соседей по зачёту.</w:t>
+        <w:rPr/>
+        <w:t xml:space="preserve">Построение страницы любого пилота: фото, номер, флаг, команда, позиция, очки, победы, подиумы, поулы, лучший финиш, сходы, среднее изменение позиции со старта, график очков и список результатов.</w:t>
       </w:r>
     </w:p>
     <w:p>
@@ -3128,13 +5079,14 @@
         <w:pStyle w:val="ListParagraph"/>
         <w:numPr>
           <w:ilvl w:val="0"/>
-          <w:numId w:val="3"/>
+          <w:numId w:val="5"/>
         </w:numPr>
         <w:spacing w:after="60" w:line="300"/>
         <w:jc w:val="both"/>
       </w:pPr>
       <w:r>
-        <w:t xml:space="preserve">Отображение карточек с показателями: позиция, очки, победы.</w:t>
+        <w:rPr/>
+        <w:t xml:space="preserve">Построение полного списка пилотов с цветом команды и отставанием от лидера; поиск по имени без учёта диакритики и фильтр по команде.</w:t>
       </w:r>
     </w:p>
     <w:p>
@@ -3142,13 +5094,14 @@
         <w:pStyle w:val="ListParagraph"/>
         <w:numPr>
           <w:ilvl w:val="0"/>
-          <w:numId w:val="3"/>
+          <w:numId w:val="5"/>
         </w:numPr>
         <w:spacing w:after="60" w:line="300"/>
         <w:jc w:val="both"/>
       </w:pPr>
       <w:r>
-        <w:t xml:space="preserve">Построение полного списка пилотов с визуальным выделением Леклера, цветом команды и отставанием от лидера.</w:t>
+        <w:rPr/>
+        <w:t xml:space="preserve">Отображение Кубка конструкторов и страницы команды; тепловой карты сезона по местам в гонках и квалификациях.</w:t>
       </w:r>
     </w:p>
     <w:p>
@@ -3156,13 +5109,14 @@
         <w:pStyle w:val="ListParagraph"/>
         <w:numPr>
           <w:ilvl w:val="0"/>
-          <w:numId w:val="3"/>
+          <w:numId w:val="5"/>
         </w:numPr>
         <w:spacing w:after="60" w:line="300"/>
         <w:jc w:val="both"/>
       </w:pPr>
       <w:r>
-        <w:t xml:space="preserve">Отображение Кубка конструкторов с долей очков относительно лидера.</w:t>
+        <w:rPr/>
+        <w:t xml:space="preserve">Определение состояния каждого этапа календаря (прошёл, идёт, предстоит), вывод ближайшей гонки со стартовыми огнями, обратным отсчётом и расписанием сессий в часовом поясе устройства.</w:t>
       </w:r>
     </w:p>
     <w:p>
@@ -3170,13 +5124,14 @@
         <w:pStyle w:val="ListParagraph"/>
         <w:numPr>
           <w:ilvl w:val="0"/>
-          <w:numId w:val="3"/>
+          <w:numId w:val="5"/>
         </w:numPr>
         <w:spacing w:after="60" w:line="300"/>
         <w:jc w:val="both"/>
       </w:pPr>
       <w:r>
-        <w:t xml:space="preserve">Определение состояния каждого этапа календаря (прошёл, идёт, предстоит), вывод ближайшей гонки с обратным отсчётом и расписанием сессий в часовом поясе устройства.</w:t>
+        <w:rPr/>
+        <w:t xml:space="preserve">Сравнение 2–4 пилотов по показателям сезона, личным встречам и набору очков по ходу сезона.</w:t>
       </w:r>
     </w:p>
     <w:p>
@@ -3184,13 +5139,14 @@
         <w:pStyle w:val="ListParagraph"/>
         <w:numPr>
           <w:ilvl w:val="0"/>
-          <w:numId w:val="3"/>
+          <w:numId w:val="5"/>
         </w:numPr>
         <w:spacing w:after="60" w:line="300"/>
         <w:jc w:val="both"/>
       </w:pPr>
       <w:r>
-        <w:t xml:space="preserve">Расчёт сводных показателей Леклера (подиумы, лучший финиш, сходы, среднее изменение позиции со старта) и построение графика очков по гонкам.</w:t>
+        <w:rPr/>
+        <w:t xml:space="preserve">Получение живых данных идущей сессии из потока F1 live timing (запасной источник — OpenF1) и обновление таблицы на месте не реже раза в 5 секунд.</w:t>
       </w:r>
     </w:p>
     <w:p>
@@ -3198,13 +5154,14 @@
         <w:pStyle w:val="ListParagraph"/>
         <w:numPr>
           <w:ilvl w:val="0"/>
-          <w:numId w:val="3"/>
+          <w:numId w:val="5"/>
         </w:numPr>
         <w:spacing w:after="60" w:line="300"/>
         <w:jc w:val="both"/>
       </w:pPr>
       <w:r>
-        <w:t xml:space="preserve">Сравнение Леклера с выбранным пилотом по позиции, очкам и победам.</w:t>
+        <w:rPr/>
+        <w:t xml:space="preserve">Разбор прошедшей гонки: позиции и темп по кругам, стратегия шин, отставание в квалификации, радио команд с расшифровкой и переводом.</w:t>
       </w:r>
     </w:p>
     <w:p>
@@ -3212,13 +5169,14 @@
         <w:pStyle w:val="ListParagraph"/>
         <w:numPr>
           <w:ilvl w:val="0"/>
-          <w:numId w:val="3"/>
+          <w:numId w:val="5"/>
         </w:numPr>
         <w:spacing w:after="60" w:line="300"/>
         <w:jc w:val="both"/>
       </w:pPr>
       <w:r>
-        <w:t xml:space="preserve">Добавление и удаление пилотов из избранного; сохранение избранного и настроек между запусками.</w:t>
+        <w:rPr/>
+        <w:t xml:space="preserve">Загрузка и хранение истории сезонов с 1950 года; расчёт борьбы за титул; приём и подсчёт прогнозов.</w:t>
       </w:r>
     </w:p>
     <w:p>
@@ -3226,13 +5184,14 @@
         <w:pStyle w:val="ListParagraph"/>
         <w:numPr>
           <w:ilvl w:val="0"/>
-          <w:numId w:val="3"/>
+          <w:numId w:val="5"/>
         </w:numPr>
         <w:spacing w:after="60" w:line="300"/>
         <w:jc w:val="both"/>
       </w:pPr>
       <w:r>
-        <w:t xml:space="preserve">Переключение экранов через нижнюю навигационную панель (пять разделов) и вложенные экраны раздела «Ещё».</w:t>
+        <w:rPr/>
+        <w:t xml:space="preserve">Добавление и удаление пилотов из избранного; сохранение избранного, прогнозов и настроек между запусками.</w:t>
       </w:r>
     </w:p>
     <w:p>
@@ -3240,13 +5199,14 @@
         <w:pStyle w:val="ListParagraph"/>
         <w:numPr>
           <w:ilvl w:val="0"/>
-          <w:numId w:val="3"/>
+          <w:numId w:val="5"/>
         </w:numPr>
         <w:spacing w:after="60" w:line="300"/>
         <w:jc w:val="both"/>
       </w:pPr>
       <w:r>
-        <w:t xml:space="preserve">Фоновое обновление данных с настраиваемым интервалом, повтором после сбоев и перерисовкой экрана только при изменении данных.</w:t>
+        <w:rPr/>
+        <w:t xml:space="preserve">Переключение экранов через нижнюю панель (пять разделов), вложенные экраны с возвратом «назад».</w:t>
       </w:r>
     </w:p>
     <w:p>
@@ -3254,13 +5214,14 @@
         <w:pStyle w:val="ListParagraph"/>
         <w:numPr>
           <w:ilvl w:val="0"/>
-          <w:numId w:val="3"/>
+          <w:numId w:val="5"/>
         </w:numPr>
         <w:spacing w:after="60" w:line="300"/>
         <w:jc w:val="both"/>
       </w:pPr>
       <w:r>
-        <w:t xml:space="preserve">Отображение состояния данных («Онлайн», «Из кэша», «Нет данных»), понятного сообщения об ошибке сети и возможности повторить загрузку вручную.</w:t>
+        <w:rPr/>
+        <w:t xml:space="preserve">Фоновое обновление данных с настраиваемым интервалом, повтором после сбоев и перерисовкой экрана только при изменении данных.</w:t>
       </w:r>
     </w:p>
     <w:p>
@@ -3268,169 +5229,14 @@
         <w:pStyle w:val="ListParagraph"/>
         <w:numPr>
           <w:ilvl w:val="0"/>
-          <w:numId w:val="3"/>
+          <w:numId w:val="5"/>
         </w:numPr>
         <w:spacing w:after="60" w:line="300"/>
         <w:jc w:val="both"/>
       </w:pPr>
       <w:r>
-        <w:t xml:space="preserve">Импорт начального снимка данных в пустую базу при первом запуске.</w:t>
-      </w:r>
-    </w:p>
-    <w:p>
-      <w:pPr>
-        <w:pStyle w:val="Heading1"/>
-        <w:keepNext/>
-      </w:pPr>
-      <w:r>
-        <w:t xml:space="preserve">4. Нефункциональные требования</w:t>
-      </w:r>
-    </w:p>
-    <w:p>
-      <w:pPr>
-        <w:spacing w:after="120" w:before="0" w:line="300"/>
-        <w:jc w:val="both"/>
-      </w:pPr>
-      <w:r>
-        <w:rPr>
-          <w:b/>
-          <w:bCs/>
-        </w:rPr>
-        <w:t xml:space="preserve">Производительность. </w:t>
-      </w:r>
-      <w:r>
-        <w:t xml:space="preserve">Первый экран не ждёт сети — он строится из локальной базы. Сетевые операции выполняются только в фоновых потоках. Каждая попытка запроса ограничена: 3,05 с на соединение и 8 с на ожидание ответа. Интерфейс должен оставаться отзывчивым при любом состоянии сети.</w:t>
-      </w:r>
-    </w:p>
-    <w:p>
-      <w:pPr>
-        <w:spacing w:after="120" w:before="0" w:line="300"/>
-        <w:jc w:val="both"/>
-      </w:pPr>
-      <w:r>
-        <w:rPr>
-          <w:b/>
-          <w:bCs/>
-        </w:rPr>
-        <w:t xml:space="preserve">Совместимость. </w:t>
-      </w:r>
-      <w:r>
-        <w:t xml:space="preserve">Приложение должно работать на Windows 10/11 (сборка .exe) и в современных браузерах (веб-режим Flet). Желательна сборка под Android. Среда разработки: Python 3.11+, Flet 0.86+.</w:t>
-      </w:r>
-    </w:p>
-    <w:p>
-      <w:pPr>
-        <w:spacing w:after="120" w:before="0" w:line="300"/>
-        <w:jc w:val="both"/>
-      </w:pPr>
-      <w:r>
-        <w:rPr>
-          <w:b/>
-          <w:bCs/>
-        </w:rPr>
-        <w:t xml:space="preserve">Удобство использования. </w:t>
-      </w:r>
-      <w:r>
-        <w:t xml:space="preserve">Интерфейс на русском языке, тёмная тема, цвета Ferrari. Навигация интуитивно понятна (пять основных разделов). Состояние данных (свежие, сохранённые, отсутствуют) всегда видно пользователю.</w:t>
-      </w:r>
-    </w:p>
-    <w:p>
-      <w:pPr>
-        <w:spacing w:after="120" w:before="0" w:line="300"/>
-        <w:jc w:val="both"/>
-      </w:pPr>
-      <w:r>
-        <w:rPr>
-          <w:b/>
-          <w:bCs/>
-        </w:rPr>
-        <w:t xml:space="preserve">Надёжность. </w:t>
-      </w:r>
-      <w:r>
-        <w:t xml:space="preserve">При ошибке API или неожиданном формате ответа приложение не должно аварийно завершаться; пользователь получает понятное сообщение, а ранее сохранённые данные остаются доступными. Ошибка построения одного экрана не должна нарушать работу остальных.</w:t>
-      </w:r>
-    </w:p>
-    <w:p>
-      <w:pPr>
-        <w:spacing w:after="120" w:before="0" w:line="300"/>
-        <w:jc w:val="both"/>
-      </w:pPr>
-      <w:r>
-        <w:rPr>
-          <w:b/>
-          <w:bCs/>
-        </w:rPr>
-        <w:t xml:space="preserve">Достоверность данных. </w:t>
-      </w:r>
-      <w:r>
-        <w:t xml:space="preserve">В приложении не должно быть встроенных вымышленных данных. Пользователь видит либо данные API, либо их сохранённую копию с датой обновления, либо пустое состояние.</w:t>
-      </w:r>
-    </w:p>
-    <w:p>
-      <w:pPr>
-        <w:spacing w:after="120" w:before="0" w:line="300"/>
-        <w:jc w:val="both"/>
-      </w:pPr>
-      <w:r>
-        <w:rPr>
-          <w:b/>
-          <w:bCs/>
-        </w:rPr>
-        <w:t xml:space="preserve">Соблюдение ограничений API. </w:t>
-      </w:r>
-      <w:r>
-        <w:t xml:space="preserve">Запросы выполняются не чаще одного раза в 0,3 с; при интервале обновления 5 минут приложение делает порядка 36–40 запросов в час; календарь запрашивается не чаще одного раза в 6 часов.</w:t>
-      </w:r>
-    </w:p>
-    <w:p>
-      <w:pPr>
-        <w:spacing w:after="120" w:before="0" w:line="300"/>
-        <w:jc w:val="both"/>
-      </w:pPr>
-      <w:r>
-        <w:rPr>
-          <w:b/>
-          <w:bCs/>
-        </w:rPr>
-        <w:t xml:space="preserve">Сопровождаемость. </w:t>
-      </w:r>
-      <w:r>
-        <w:t xml:space="preserve">Код разделён на слои (интерфейс, фасад данных, база данных, сетевой клиент); работа приложения протоколируется в файл журнала; функциональность покрыта автоматическими тестами.</w:t>
-      </w:r>
-    </w:p>
-    <w:p>
-      <w:pPr>
-        <w:spacing w:after="120" w:before="0" w:line="300"/>
-        <w:jc w:val="both"/>
-      </w:pPr>
-      <w:r>
-        <w:rPr>
-          <w:b/>
-          <w:bCs/>
-        </w:rPr>
-        <w:t xml:space="preserve">Ограничения. </w:t>
-      </w:r>
-      <w:r>
-        <w:t xml:space="preserve">Срок разработки — 1,5 месяца. Используется открытый API без ключа доступа. Данные зависят от актуальности источника Jolpica.</w:t>
-      </w:r>
-    </w:p>
-    <w:p>
-      <w:pPr>
-        <w:pStyle w:val="Heading1"/>
-        <w:keepNext/>
-      </w:pPr>
-      <w:r>
-        <w:t xml:space="preserve">5. Проблемы анализа требований</w:t>
-      </w:r>
-    </w:p>
-    <w:p>
-      <w:pPr>
-        <w:keepNext/>
-        <w:spacing w:after="120" w:before="0" w:line="300"/>
-        <w:jc w:val="both"/>
-      </w:pPr>
-      <w:r>
-        <w:t xml:space="preserve">В процессе анализа выявлены следующие проблемы и риски:</w:t>
+        <w:rPr/>
+        <w:t xml:space="preserve">Отображение состояния данных («Онлайн», «Из кэша», «Нет данных»), понятного сообщения об ошибке сети и возможности повторить загрузку вручную.</w:t>
       </w:r>
     </w:p>
     <w:p>
@@ -3438,20 +5244,188 @@
         <w:pStyle w:val="ListParagraph"/>
         <w:numPr>
           <w:ilvl w:val="0"/>
-          <w:numId w:val="4"/>
+          <w:numId w:val="5"/>
         </w:numPr>
         <w:spacing w:after="60" w:line="300"/>
         <w:jc w:val="both"/>
       </w:pPr>
       <w:r>
+        <w:rPr/>
+        <w:t xml:space="preserve">Напоминания о сессиях, виджет Android, мини-виджет на компьютере; импорт начального снимка данных в пустую базу при первом запуске.</w:t>
+      </w:r>
+    </w:p>
+    <w:p>
+      <w:pPr>
+        <w:pStyle w:val="Heading1"/>
+        <w:keepNext/>
+      </w:pPr>
+      <w:r>
+        <w:rPr/>
+        <w:t xml:space="preserve">4. Нефункциональные требования</w:t>
+      </w:r>
+    </w:p>
+    <w:p>
+      <w:pPr>
+        <w:spacing w:after="120" w:before="0" w:line="300"/>
+        <w:jc w:val="both"/>
+      </w:pPr>
+      <w:r>
         <w:rPr>
           <w:b/>
-          <w:bCs/>
         </w:rPr>
-        <w:t xml:space="preserve">Нестабильность внешнего API.</w:t>
-      </w:r>
-      <w:r>
-        <w:t xml:space="preserve"> Jolpica — сторонний сервис: возможны перебои, ограничения частоты запросов или изменение формата ответа. Мера: локальная копия данных в SQLite, короткие таймауты, повтор с нарастающей паузой, защита от неожиданного формата (ошибка фиксируется, сохранённые данные не затрагиваются).</w:t>
+        <w:t xml:space="preserve">Производительность.</w:t>
+      </w:r>
+      <w:r>
+        <w:rPr/>
+        <w:t xml:space="preserve"> Первый экран не ждёт сети — он строится из локальной базы. Сетевые операции выполняются только в фоновых потоках, а перерисовка из них идёт через цикл событий Flet. Каждая попытка запроса к Jolpica ограничена: 3,05 с на соединение и 8 с на ожидание ответа. Таблица Live Timing обновляется на месте, без перестройки экрана.</w:t>
+      </w:r>
+    </w:p>
+    <w:p>
+      <w:pPr>
+        <w:spacing w:after="120" w:before="0" w:line="300"/>
+        <w:jc w:val="both"/>
+      </w:pPr>
+      <w:r>
+        <w:rPr>
+          <w:b/>
+        </w:rPr>
+        <w:t xml:space="preserve">Совместимость.</w:t>
+      </w:r>
+      <w:r>
+        <w:rPr/>
+        <w:t xml:space="preserve"> Windows 10/11, macOS, Android и iPhone из одного кода; Python 3.11, Flet 1.0.5. Интерфейс работает при ширине экрана от 360 px, в том числе с крупным шрифтом.</w:t>
+      </w:r>
+    </w:p>
+    <w:p>
+      <w:pPr>
+        <w:spacing w:after="120" w:before="0" w:line="300"/>
+        <w:jc w:val="both"/>
+      </w:pPr>
+      <w:r>
+        <w:rPr>
+          <w:b/>
+        </w:rPr>
+        <w:t xml:space="preserve">Удобство использования и доступность.</w:t>
+      </w:r>
+      <w:r>
+        <w:rPr/>
+        <w:t xml:space="preserve"> Интерфейс на русском языке, четыре темы, три размера шрифта, «Меньше движения»; контраст текста не ниже 4,5:1 во всех темах; зоны нажатия не меньше 48 dp; подписи для экранного диктора. Состояние данных всегда видно пользователю.</w:t>
+      </w:r>
+    </w:p>
+    <w:p>
+      <w:pPr>
+        <w:spacing w:after="120" w:before="0" w:line="300"/>
+        <w:jc w:val="both"/>
+      </w:pPr>
+      <w:r>
+        <w:rPr>
+          <w:b/>
+        </w:rPr>
+        <w:t xml:space="preserve">Надёжность.</w:t>
+      </w:r>
+      <w:r>
+        <w:rPr/>
+        <w:t xml:space="preserve"> Ни сетевая ошибка, ни неожиданный формат ответа, ни повреждённая база, ни ошибка в обработчике нажатия не приводят к аварийному завершению; ранее сохранённые данные остаются доступными, а ошибка одного экрана не нарушает работу остальных.</w:t>
+      </w:r>
+    </w:p>
+    <w:p>
+      <w:pPr>
+        <w:spacing w:after="120" w:before="0" w:line="300"/>
+        <w:jc w:val="both"/>
+      </w:pPr>
+      <w:r>
+        <w:rPr>
+          <w:b/>
+        </w:rPr>
+        <w:t xml:space="preserve">Достоверность данных.</w:t>
+      </w:r>
+      <w:r>
+        <w:rPr/>
+        <w:t xml:space="preserve"> В приложении нет встроенных вымышленных данных. Пользователь видит либо данные источника, либо их сохранённую копию с датой обновления, либо пустое состояние.</w:t>
+      </w:r>
+    </w:p>
+    <w:p>
+      <w:pPr>
+        <w:spacing w:after="120" w:before="0" w:line="300"/>
+        <w:jc w:val="both"/>
+      </w:pPr>
+      <w:r>
+        <w:rPr>
+          <w:b/>
+        </w:rPr>
+        <w:t xml:space="preserve">Соблюдение ограничений источников.</w:t>
+      </w:r>
+      <w:r>
+        <w:rPr/>
+        <w:t xml:space="preserve"> Запросы к Jolpica — не чаще одного раза в 0,3 с, между страницами длинных выгрузок — 0,35 с, при ответе 429 — повтор через 3, 8 и 15 с; результаты сезона перезапрашиваются только после нового этапа или раз в 6 часов, календарь — не чаще раза в 6 часов. Live Timing опрашивается только пока открыт его экран или блок на главной.</w:t>
+      </w:r>
+    </w:p>
+    <w:p>
+      <w:pPr>
+        <w:spacing w:after="120" w:before="0" w:line="300"/>
+        <w:jc w:val="both"/>
+      </w:pPr>
+      <w:r>
+        <w:rPr>
+          <w:b/>
+        </w:rPr>
+        <w:t xml:space="preserve">Только бесплатное.</w:t>
+      </w:r>
+      <w:r>
+        <w:rPr/>
+        <w:t xml:space="preserve"> Источники данных и инструменты бесплатны и не требуют ключей; перевод радио выполняется офлайн-моделями на устройстве.</w:t>
+      </w:r>
+    </w:p>
+    <w:p>
+      <w:pPr>
+        <w:spacing w:after="120" w:before="0" w:line="300"/>
+        <w:jc w:val="both"/>
+      </w:pPr>
+      <w:r>
+        <w:rPr>
+          <w:b/>
+        </w:rPr>
+        <w:t xml:space="preserve">Сопровождаемость.</w:t>
+      </w:r>
+      <w:r>
+        <w:rPr/>
+        <w:t xml:space="preserve"> Код разделён на слои (интерфейс, дизайн-система, фасад данных, база данных, сетевые клиенты); работа протоколируется в журнал; 148 автоматических тестов и линтер ruff; сборки и проверки запуска всех платформ выполняются в GitHub Actions.</w:t>
+      </w:r>
+    </w:p>
+    <w:p>
+      <w:pPr>
+        <w:spacing w:after="120" w:before="0" w:line="300"/>
+        <w:jc w:val="both"/>
+      </w:pPr>
+      <w:r>
+        <w:rPr>
+          <w:b/>
+        </w:rPr>
+        <w:t xml:space="preserve">Ограничения.</w:t>
+      </w:r>
+      <w:r>
+        <w:rPr/>
+        <w:t xml:space="preserve"> Срок разработки — 1,5 месяца. Данные зависят от доступности и актуальности бесплатных источников.</w:t>
+      </w:r>
+    </w:p>
+    <w:p>
+      <w:pPr>
+        <w:pStyle w:val="Heading1"/>
+        <w:keepNext/>
+      </w:pPr>
+      <w:r>
+        <w:rPr/>
+        <w:t xml:space="preserve">5. Проблемы анализа требований</w:t>
+      </w:r>
+    </w:p>
+    <w:p>
+      <w:pPr>
+        <w:spacing w:after="120" w:before="0" w:line="300"/>
+        <w:jc w:val="both"/>
+      </w:pPr>
+      <w:r>
+        <w:rPr/>
+        <w:t xml:space="preserve">В процессе анализа выявлены следующие проблемы и риски:</w:t>
       </w:r>
     </w:p>
     <w:p>
@@ -3459,7 +5433,7 @@
         <w:pStyle w:val="ListParagraph"/>
         <w:numPr>
           <w:ilvl w:val="0"/>
-          <w:numId w:val="4"/>
+          <w:numId w:val="6"/>
         </w:numPr>
         <w:spacing w:after="60" w:line="300"/>
         <w:jc w:val="both"/>
@@ -3467,12 +5441,12 @@
       <w:r>
         <w:rPr>
           <w:b/>
-          <w:bCs/>
         </w:rPr>
-        <w:t xml:space="preserve">Ограниченный срок.</w:t>
-      </w:r>
-      <w:r>
-        <w:t xml:space="preserve"> 1,5 месяца не позволяют реализовать все желаемые функции в полном объёме. Мера: приоритизация — сначала ядро (статистика и чемпионат), затем расширенные функции; к 20 октября реализованы все запланированные.</w:t>
+        <w:t xml:space="preserve">Нестабильность внешних источников.</w:t>
+      </w:r>
+      <w:r>
+        <w:rPr/>
+        <w:t xml:space="preserve"> Jolpica, поток F1 и OpenF1 — сторонние сервисы: возможны перебои, ограничения частоты запросов, закрытие доступа и изменение формата. Мера: локальная копия в SQLite, короткие таймауты, повтор с нарастающей паузой, запасной источник для Live Timing, разбор ответов, устойчивый к неожиданному формату (проверен фаззингом).</w:t>
       </w:r>
     </w:p>
     <w:p>
@@ -3480,7 +5454,7 @@
         <w:pStyle w:val="ListParagraph"/>
         <w:numPr>
           <w:ilvl w:val="0"/>
-          <w:numId w:val="4"/>
+          <w:numId w:val="6"/>
         </w:numPr>
         <w:spacing w:after="60" w:line="300"/>
         <w:jc w:val="both"/>
@@ -3488,12 +5462,12 @@
       <w:r>
         <w:rPr>
           <w:b/>
-          <w:bCs/>
         </w:rPr>
-        <w:t xml:space="preserve">Сборка под мобильные устройства.</w:t>
-      </w:r>
-      <w:r>
-        <w:t xml:space="preserve"> Упаковка Flet-приложения в APK требует дополнительных инструментов и может быть сложной на Windows. Мера: основной целевой платформой зафиксирован Windows (.exe), Android — опционально.</w:t>
+        <w:t xml:space="preserve">Ограниченный срок.</w:t>
+      </w:r>
+      <w:r>
+        <w:rPr/>
+        <w:t xml:space="preserve"> 1,5 месяца не позволяют реализовать все желаемые функции. Мера: приоритизация — сначала ядро (чемпионат, календарь, пилоты), затем Live Timing и мобильные платформы, затем дополнительные разделы; к 29 октября реализованы все запланированные.</w:t>
       </w:r>
     </w:p>
     <w:p>
@@ -3501,7 +5475,7 @@
         <w:pStyle w:val="ListParagraph"/>
         <w:numPr>
           <w:ilvl w:val="0"/>
-          <w:numId w:val="4"/>
+          <w:numId w:val="6"/>
         </w:numPr>
         <w:spacing w:after="60" w:line="300"/>
         <w:jc w:val="both"/>
@@ -3509,12 +5483,12 @@
       <w:r>
         <w:rPr>
           <w:b/>
-          <w:bCs/>
         </w:rPr>
-        <w:t xml:space="preserve">Изменения API фреймворка Flet.</w:t>
-      </w:r>
-      <w:r>
-        <w:t xml:space="preserve"> В версиях 0.85–0.86 изменён синтаксис Padding, BorderRadius, Alignment, Dropdown и других элементов. Мера: использование актуальной документации и проверка на целевой версии Flet.</w:t>
+        <w:t xml:space="preserve">Сборка под мобильные устройства.</w:t>
+      </w:r>
+      <w:r>
+        <w:rPr/>
+        <w:t xml:space="preserve"> Сборка для Android и iPhone требует Flutter, Android SDK и Xcode, а iPhone-сборка — компьютера Mac. Мера: сборки выполняются в GitHub Actions на бесплатных машинах Windows, macOS и Linux; запуск проверяется на эмуляторе Android и симуляторе iPhone.</w:t>
       </w:r>
     </w:p>
     <w:p>
@@ -3522,7 +5496,7 @@
         <w:pStyle w:val="ListParagraph"/>
         <w:numPr>
           <w:ilvl w:val="0"/>
-          <w:numId w:val="4"/>
+          <w:numId w:val="6"/>
         </w:numPr>
         <w:spacing w:after="60" w:line="300"/>
         <w:jc w:val="both"/>
@@ -3530,12 +5504,12 @@
       <w:r>
         <w:rPr>
           <w:b/>
-          <w:bCs/>
         </w:rPr>
-        <w:t xml:space="preserve">Ограниченная проверяемость интерфейса.</w:t>
-      </w:r>
-      <w:r>
-        <w:t xml:space="preserve"> Автоматические тесты интерфейса выполняются на заглушке Flet и проверяют логику, но не внешний вид и совместимость с конкретной версией фреймворка. Мера: ручная проверка всех экранов на целевой платформе (см. SRS, раздел 7).</w:t>
+        <w:t xml:space="preserve">Изменения API фреймворка Flet.</w:t>
+      </w:r>
+      <w:r>
+        <w:rPr/>
+        <w:t xml:space="preserve"> Flet 1.0 сильно отличается от версий 0.x, а заглушка Flet в тестах не замечает ошибок в именах параметров. Мера: актуальная документация Flet 1.0 и тест, строящий все экраны настоящим Flet.</w:t>
       </w:r>
     </w:p>
     <w:p>
@@ -3543,7 +5517,7 @@
         <w:pStyle w:val="ListParagraph"/>
         <w:numPr>
           <w:ilvl w:val="0"/>
-          <w:numId w:val="4"/>
+          <w:numId w:val="6"/>
         </w:numPr>
         <w:spacing w:after="60" w:line="300"/>
         <w:jc w:val="both"/>
@@ -3551,12 +5525,12 @@
       <w:r>
         <w:rPr>
           <w:b/>
-          <w:bCs/>
         </w:rPr>
-        <w:t xml:space="preserve">Задержка данных источника.</w:t>
-      </w:r>
-      <w:r>
-        <w:t xml:space="preserve"> Jolpica может обновляться с задержкой после гонки, поэтому значения могут отличаться от официальных на короткое время. Мера: приложение показывает время последнего обновления; это ограничение отмечено в SRS.</w:t>
+        <w:t xml:space="preserve">Закрытие OpenF1 во время сессии.</w:t>
+      </w:r>
+      <w:r>
+        <w:rPr/>
+        <w:t xml:space="preserve"> Бесплатный доступ к OpenF1 на время сессии закрыт. Мера: официальный поток F1 live timing как основной источник живых данных.</w:t>
       </w:r>
     </w:p>
     <w:p>
@@ -3564,7 +5538,7 @@
         <w:pStyle w:val="ListParagraph"/>
         <w:numPr>
           <w:ilvl w:val="0"/>
-          <w:numId w:val="4"/>
+          <w:numId w:val="6"/>
         </w:numPr>
         <w:spacing w:after="60" w:line="300"/>
         <w:jc w:val="both"/>
@@ -3572,12 +5546,12 @@
       <w:r>
         <w:rPr>
           <w:b/>
-          <w:bCs/>
         </w:rPr>
-        <w:t xml:space="preserve">Разные источники очков.</w:t>
-      </w:r>
-      <w:r>
-        <w:t xml:space="preserve"> Очки в разделе результатов гонок учитывают только воскресные гонки, а чемпионат — ещё и спринты, поэтому их суммы могут не совпадать. Мера: пояснение в интерфейсе (график «Очки в гонках»).</w:t>
+        <w:t xml:space="preserve">Ресурсы телефона.</w:t>
+      </w:r>
+      <w:r>
+        <w:rPr/>
+        <w:t xml:space="preserve"> Модели расшифровки и перевода радио слишком тяжелы для телефона, а постоянный опрос Live Timing расходует батарею. Мера: перевод — только на компьютере; в фоне приложение не опрашивает Live Timing и не перерисовывает экран.</w:t>
       </w:r>
     </w:p>
     <w:p>
@@ -3585,7 +5559,7 @@
         <w:pStyle w:val="ListParagraph"/>
         <w:numPr>
           <w:ilvl w:val="0"/>
-          <w:numId w:val="4"/>
+          <w:numId w:val="6"/>
         </w:numPr>
         <w:spacing w:after="60" w:line="300"/>
         <w:jc w:val="both"/>
@@ -3593,12 +5567,33 @@
       <w:r>
         <w:rPr>
           <w:b/>
-          <w:bCs/>
         </w:rPr>
-        <w:t xml:space="preserve">Не проверенная сборка .exe.</w:t>
-      </w:r>
-      <w:r>
-        <w:t xml:space="preserve"> Команды упаковки Flet зависят от версии и окружения. Мера: подготовлены скрипт и инструкция; проверка на Windows 10/11 включена в приёмочные испытания.</w:t>
+        <w:t xml:space="preserve">Задержка данных источника.</w:t>
+      </w:r>
+      <w:r>
+        <w:rPr/>
+        <w:t xml:space="preserve"> Jolpica может обновляться с задержкой после гонки. Мера: приложение показывает время последнего обновления и повторяет запрос результатов через 30 минут, если они отстают от зачёта.</w:t>
+      </w:r>
+    </w:p>
+    <w:p>
+      <w:pPr>
+        <w:pStyle w:val="ListParagraph"/>
+        <w:numPr>
+          <w:ilvl w:val="0"/>
+          <w:numId w:val="6"/>
+        </w:numPr>
+        <w:spacing w:after="60" w:line="300"/>
+        <w:jc w:val="both"/>
+      </w:pPr>
+      <w:r>
+        <w:rPr>
+          <w:b/>
+        </w:rPr>
+        <w:t xml:space="preserve">Неверные данные из сети.</w:t>
+      </w:r>
+      <w:r>
+        <w:rPr/>
+        <w:t xml:space="preserve"> Страница входа в Wi-Fi может прийти вместо картинки, а файл базы может повредиться. Мера: проверка формата картинок перед сохранением в кэш, проверка целостности базы при запуске.</w:t>
       </w:r>
     </w:p>
     <w:sectPr>
@@ -4164,6 +6159,18 @@
     </w:lvlOverride>
   </w:num>
   <w:num w:numId="4">
+    <w:abstractNumId w:val="4"/>
+    <w:lvlOverride w:ilvl="0">
+      <w:startOverride w:val="1"/>
+    </w:lvlOverride>
+  </w:num>
+  <w:num w:numId="5">
+    <w:abstractNumId w:val="3"/>
+    <w:lvlOverride w:ilvl="0">
+      <w:startOverride w:val="1"/>
+    </w:lvlOverride>
+  </w:num>
+  <w:num w:numId="6">
     <w:abstractNumId w:val="4"/>
     <w:lvlOverride w:ilvl="0">
       <w:startOverride w:val="1"/>
